--- a/data-science/data/processed/GASTRA_Dados_Processados.docx
+++ b/data-science/data/processed/GASTRA_Dados_Processados.docx
@@ -1,10 +1,10 @@
 
 <file path=word/document.xml><?xml version="1.0" encoding="utf-8"?>
-<w:document xmlns:wpc="http://schemas.microsoft.com/office/word/2010/wordprocessingCanvas" xmlns:mc="http://schemas.openxmlformats.org/markup-compatibility/2006" xmlns:o="urn:schemas-microsoft-com:office:office" xmlns:r="http://schemas.openxmlformats.org/officeDocument/2006/relationships" xmlns:m="http://schemas.openxmlformats.org/officeDocument/2006/math" xmlns:v="urn:schemas-microsoft-com:vml" xmlns:wp14="http://schemas.microsoft.com/office/word/2010/wordprocessingDrawing" xmlns:wp="http://schemas.openxmlformats.org/drawingml/2006/wordprocessingDrawing" xmlns:w10="urn:schemas-microsoft-com:office:word" xmlns:w="http://schemas.openxmlformats.org/wordprocessingml/2006/main" xmlns:w14="http://schemas.microsoft.com/office/word/2010/wordml" xmlns:w15="http://schemas.microsoft.com/office/word/2012/wordml" xmlns:wpg="http://schemas.microsoft.com/office/word/2010/wordprocessingGroup" xmlns:wpi="http://schemas.microsoft.com/office/word/2010/wordprocessingInk" xmlns:wne="http://schemas.microsoft.com/office/word/2006/wordml" xmlns:wps="http://schemas.microsoft.com/office/word/2010/wordprocessingShape" xmlns:cx="http://schemas.microsoft.com/office/drawing/2014/chartex" xmlns:cx1="http://schemas.microsoft.com/office/drawing/2015/9/8/chartex" xmlns:cx2="http://schemas.microsoft.com/office/drawing/2015/10/21/chartex" xmlns:cx3="http://schemas.microsoft.com/office/drawing/2016/5/9/chartex" xmlns:cx4="http://schemas.microsoft.com/office/drawing/2016/5/10/chartex" xmlns:cx5="http://schemas.microsoft.com/office/drawing/2016/5/11/chartex" xmlns:cx6="http://schemas.microsoft.com/office/drawing/2016/5/12/chartex" xmlns:cx7="http://schemas.microsoft.com/office/drawing/2016/5/13/chartex" xmlns:cx8="http://schemas.microsoft.com/office/drawing/2016/5/14/chartex" xmlns:aink="http://schemas.microsoft.com/office/drawing/2016/ink" xmlns:am3d="http://schemas.microsoft.com/office/drawing/2017/model3d" xmlns:w16cex="http://schemas.microsoft.com/office/word/2018/wordml/cex" xmlns:w16cid="http://schemas.microsoft.com/office/word/2016/wordml/cid" xmlns:w16="http://schemas.microsoft.com/office/word/2018/wordml" xmlns:w16sdtdh="http://schemas.microsoft.com/office/word/2020/wordml/sdtdatahash" xmlns:w16se="http://schemas.microsoft.com/office/word/2015/wordml/symex" mc:Ignorable="w14 w15 wp14">
+<w:document xmlns:wpc="http://schemas.microsoft.com/office/word/2010/wordprocessingCanvas" xmlns:cx="http://schemas.microsoft.com/office/drawing/2014/chartex" xmlns:cx1="http://schemas.microsoft.com/office/drawing/2015/9/8/chartex" xmlns:cx2="http://schemas.microsoft.com/office/drawing/2015/10/21/chartex" xmlns:cx3="http://schemas.microsoft.com/office/drawing/2016/5/9/chartex" xmlns:cx4="http://schemas.microsoft.com/office/drawing/2016/5/10/chartex" xmlns:cx5="http://schemas.microsoft.com/office/drawing/2016/5/11/chartex" xmlns:cx6="http://schemas.microsoft.com/office/drawing/2016/5/12/chartex" xmlns:cx7="http://schemas.microsoft.com/office/drawing/2016/5/13/chartex" xmlns:cx8="http://schemas.microsoft.com/office/drawing/2016/5/14/chartex" xmlns:mc="http://schemas.openxmlformats.org/markup-compatibility/2006" xmlns:aink="http://schemas.microsoft.com/office/drawing/2016/ink" xmlns:am3d="http://schemas.microsoft.com/office/drawing/2017/model3d" xmlns:o="urn:schemas-microsoft-com:office:office" xmlns:oel="http://schemas.microsoft.com/office/2019/extlst" xmlns:r="http://schemas.openxmlformats.org/officeDocument/2006/relationships" xmlns:m="http://schemas.openxmlformats.org/officeDocument/2006/math" xmlns:v="urn:schemas-microsoft-com:vml" xmlns:wp14="http://schemas.microsoft.com/office/word/2010/wordprocessingDrawing" xmlns:wp="http://schemas.openxmlformats.org/drawingml/2006/wordprocessingDrawing" xmlns:w10="urn:schemas-microsoft-com:office:word" xmlns:w="http://schemas.openxmlformats.org/wordprocessingml/2006/main" xmlns:w14="http://schemas.microsoft.com/office/word/2010/wordml" xmlns:w15="http://schemas.microsoft.com/office/word/2012/wordml" xmlns:w16cex="http://schemas.microsoft.com/office/word/2018/wordml/cex" xmlns:w16cid="http://schemas.microsoft.com/office/word/2016/wordml/cid" xmlns:w16="http://schemas.microsoft.com/office/word/2018/wordml" xmlns:w16du="http://schemas.microsoft.com/office/word/2023/wordml/word16du" xmlns:w16sdtdh="http://schemas.microsoft.com/office/word/2020/wordml/sdtdatahash" xmlns:w16sdtfl="http://schemas.microsoft.com/office/word/2024/wordml/sdtformatlock" xmlns:w16se="http://schemas.microsoft.com/office/word/2015/wordml/symex" xmlns:wpg="http://schemas.microsoft.com/office/word/2010/wordprocessingGroup" xmlns:wpi="http://schemas.microsoft.com/office/word/2010/wordprocessingInk" xmlns:wne="http://schemas.microsoft.com/office/word/2006/wordml" xmlns:wps="http://schemas.microsoft.com/office/word/2010/wordprocessingShape" mc:Ignorable="w14 w15 w16se w16cid w16 w16cex w16sdtdh w16sdtfl w16du wp14">
   <w:body>
     <w:p>
       <w:pPr>
-        <w:spacing w:after="120" w:before="800"/>
+        <w:spacing w:before="800" w:after="120"/>
         <w:jc w:val="center"/>
       </w:pPr>
       <w:r>
@@ -15,7 +15,7 @@
           <w:sz w:val="56"/>
           <w:szCs w:val="56"/>
         </w:rPr>
-        <w:t xml:space="preserve">GASTRA</w:t>
+        <w:t>GASTRA</w:t>
       </w:r>
     </w:p>
     <w:p>
@@ -31,7 +31,7 @@
           <w:sz w:val="32"/>
           <w:szCs w:val="32"/>
         </w:rPr>
-        <w:t xml:space="preserve">Dados Processados — Questionários e Entrevista</w:t>
+        <w:t>Dados Processados — Questionários e Entrevista</w:t>
       </w:r>
     </w:p>
     <w:p>
@@ -39,16 +39,6 @@
         <w:spacing w:after="600"/>
         <w:jc w:val="center"/>
       </w:pPr>
-      <w:r>
-        <w:rPr>
-          <w:i/>
-          <w:iCs/>
-          <w:color w:val="595959"/>
-          <w:sz w:val="22"/>
-          <w:szCs w:val="22"/>
-        </w:rPr>
-        <w:t xml:space="preserve">Achados anonimizados e agregados do levantamento de requisitos</w:t>
-      </w:r>
     </w:p>
     <w:p>
       <w:pPr>
@@ -56,11 +46,7 @@
         <w:jc w:val="center"/>
       </w:pPr>
       <w:r>
-        <w:rPr>
-          <w:sz w:val="22"/>
-          <w:szCs w:val="22"/>
-        </w:rPr>
-        <w:t xml:space="preserve">TG — FATEC Araraquara</w:t>
+        <w:t>TG — FATEC Araraquara</w:t>
       </w:r>
     </w:p>
     <w:p>
@@ -69,11 +55,31 @@
         <w:jc w:val="center"/>
       </w:pPr>
       <w:r>
-        <w:rPr>
-          <w:sz w:val="22"/>
-          <w:szCs w:val="22"/>
-        </w:rPr>
-        <w:t xml:space="preserve">Autores: Daniel Velluto Bento e Pedro Luis Otrente de Campos</w:t>
+        <w:t xml:space="preserve">Autores: Daniel </w:t>
+      </w:r>
+      <w:proofErr w:type="spellStart"/>
+      <w:r>
+        <w:t>Velluto</w:t>
+      </w:r>
+      <w:proofErr w:type="spellEnd"/>
+      <w:r>
+        <w:t xml:space="preserve"> Bento e Pedro </w:t>
+      </w:r>
+      <w:proofErr w:type="spellStart"/>
+      <w:r>
+        <w:t>Luis</w:t>
+      </w:r>
+      <w:proofErr w:type="spellEnd"/>
+      <w:r>
+        <w:t xml:space="preserve"> </w:t>
+      </w:r>
+      <w:proofErr w:type="spellStart"/>
+      <w:r>
+        <w:t>Otrente</w:t>
+      </w:r>
+      <w:proofErr w:type="spellEnd"/>
+      <w:r>
+        <w:t xml:space="preserve"> de Campos</w:t>
       </w:r>
     </w:p>
     <w:p>
@@ -82,11 +88,7 @@
         <w:jc w:val="center"/>
       </w:pPr>
       <w:r>
-        <w:rPr>
-          <w:sz w:val="22"/>
-          <w:szCs w:val="22"/>
-        </w:rPr>
-        <w:t xml:space="preserve">Orientador: Prof. Me. Leonardo José de Lima Ferrucci</w:t>
+        <w:t>Orientador: Prof. Me. Leonardo José de Lima Ferrucci</w:t>
       </w:r>
     </w:p>
     <w:p>
@@ -100,61 +102,37 @@
           <w:sz w:val="20"/>
           <w:szCs w:val="20"/>
         </w:rPr>
-        <w:t xml:space="preserve">Versão: 23/08/2026 — dados agregados dos questionários (Jotform) e da entrevista qualitativa</w:t>
-      </w:r>
-    </w:p>
-    <w:p>
-      <w:r>
-        <w:br w:type="page"/>
-      </w:r>
-    </w:p>
-    <w:p>
-      <w:pPr>
-        <w:pStyle w:val="Heading1"/>
-        <w:spacing w:after="160" w:before="320"/>
-      </w:pPr>
-      <w:r>
-        <w:t xml:space="preserve">1. Sobre este documento</w:t>
-      </w:r>
-    </w:p>
-    <w:p>
-      <w:pPr>
-        <w:spacing w:after="160"/>
-      </w:pPr>
-      <w:r>
-        <w:t xml:space="preserve">Este documento reúne os dados já processados e interpretados dos dois questionários aplicados via Jotform (garçom, n=2; cliente, n=13) e da entrevista qualitativa semiestruturada realizada com um garçom do restaurante colaborador. Ele é o material que se cita no TG como evidência empírica dos requisitos, e é o único artefato de dados de questionário/entrevista versionado no repositório — as respostas brutas nunca são commitadas (ver GASTRA_STATUS.md, seção 8, e CONTRIBUTING.md, seção 6).</w:t>
-      </w:r>
-    </w:p>
-    <w:p>
-      <w:pPr>
-        <w:spacing w:after="160"/>
-      </w:pPr>
-      <w:r>
-        <w:t xml:space="preserve">Regra de tratamento aplicada consistentemente neste documento: dados do questionário de cliente (n=13) são apresentados de forma agregada, com gráficos, por serem uma amostra grande o suficiente para não reidentificar respostas individuais. Dados do questionário de garçom (n=2) são apresentados apenas como síntese narrativa, sem gráfico ou tabela estruturada por resposta — com apenas duas respostas, qualquer recorte estruturado praticamente expõe a resposta individual. A entrevista segue a mesma lógica: síntese por bloco temático, sem transcrição literal.</w:t>
-      </w:r>
-    </w:p>
-    <w:p>
-      <w:pPr>
-        <w:spacing w:after="200"/>
-      </w:pPr>
+        <w:t>Versão: 2</w:t>
+      </w:r>
       <w:r>
         <w:rPr>
-          <w:i/>
-          <w:iCs/>
           <w:color w:val="595959"/>
           <w:sz w:val="20"/>
           <w:szCs w:val="20"/>
         </w:rPr>
-        <w:t xml:space="preserve">Nenhuma citação literal de resposta individual (questionário ou entrevista) aparece neste documento — apenas padrão agregado ou parafraseado, seguindo a mesma regra já aplicada na seção 6 do GASTRA_STATUS.md.</w:t>
-      </w:r>
-    </w:p>
-    <w:p>
-      <w:pPr>
-        <w:pStyle w:val="Heading1"/>
-        <w:spacing w:after="160" w:before="320"/>
-      </w:pPr>
-      <w:r>
-        <w:t xml:space="preserve">2. Questionário — Cliente (n=13)</w:t>
+        <w:t>7</w:t>
+      </w:r>
+      <w:r>
+        <w:rPr>
+          <w:color w:val="595959"/>
+          <w:sz w:val="20"/>
+          <w:szCs w:val="20"/>
+        </w:rPr>
+        <w:t>/08/2026</w:t>
+      </w:r>
+    </w:p>
+    <w:p>
+      <w:r>
+        <w:br w:type="page"/>
+      </w:r>
+    </w:p>
+    <w:p>
+      <w:pPr>
+        <w:pStyle w:val="Ttulo1"/>
+      </w:pPr>
+      <w:r>
+        <w:lastRenderedPageBreak/>
+        <w:t>1. Sobre este documento</w:t>
       </w:r>
     </w:p>
     <w:p>
@@ -162,16 +140,15 @@
         <w:spacing w:after="160"/>
       </w:pPr>
       <w:r>
-        <w:t xml:space="preserve">Coleta encerrada em 17/08/2026, formulário anônimo por desenho (sem nome, e-mail ou CPF). Perfil da amostra: 92% dos respondentes têm entre 18 e 24 anos, e 54% frequenta restaurantes fora de fast-food apenas raramente — a amostra é pequena e concentrada numa faixa etária, então os números abaixo são indicativos, não estatisticamente representativos (ver seção 5, Limitações).</w:t>
-      </w:r>
-    </w:p>
-    <w:p>
-      <w:pPr>
-        <w:pStyle w:val="Heading2"/>
-        <w:spacing w:after="120" w:before="240"/>
-      </w:pPr>
-      <w:r>
-        <w:t xml:space="preserve">2.1 Dificuldade em identificar flags dietéticas</w:t>
+        <w:t xml:space="preserve">Este documento reúne os dados já processados e interpretados dos dois questionários aplicados via </w:t>
+      </w:r>
+      <w:proofErr w:type="spellStart"/>
+      <w:r>
+        <w:t>Jotform</w:t>
+      </w:r>
+      <w:proofErr w:type="spellEnd"/>
+      <w:r>
+        <w:t xml:space="preserve"> (garçom, n=2; cliente, n=13) e da entrevista qualitativa semiestruturada realizada com um garçom do restaurante colaborador.</w:t>
       </w:r>
     </w:p>
     <w:p>
@@ -179,20 +156,74 @@
         <w:spacing w:after="160"/>
       </w:pPr>
       <w:r>
-        <w:t xml:space="preserve">77% dos clientes relatam algum grau de dificuldade em identificar no cardápio se um prato é vegano, vegetariano, sem glúten ou sem lactose (46% "às vezes", 31% "frequentemente"); apenas 23% nunca tiveram esse problema.</w:t>
-      </w:r>
-    </w:p>
-    <w:p>
-      <w:pPr>
-        <w:spacing w:after="60" w:before="120"/>
+        <w:t xml:space="preserve">Regra de tratamento aplicada consistentemente neste documento: dados do questionário de cliente (n=13) são apresentados de forma agregada, com gráficos, por serem uma amostra grande o suficiente para não </w:t>
+      </w:r>
+      <w:proofErr w:type="spellStart"/>
+      <w:r>
+        <w:t>reidentificar</w:t>
+      </w:r>
+      <w:proofErr w:type="spellEnd"/>
+      <w:r>
+        <w:t xml:space="preserve"> respostas individuais. Dados do questionário de garçom (n=2) são apresentados apenas como síntese narrativa, sem gráfico ou tabela estruturada por resposta — com apenas duas respostas, qualquer recorte estruturado praticamente expõe a resposta individual. A entrevista segue a mesma lógica: síntese por bloco temático, sem transcrição literal.</w:t>
+      </w:r>
+    </w:p>
+    <w:p>
+      <w:pPr>
+        <w:pStyle w:val="Ttulo1"/>
+      </w:pPr>
+      <w:r>
+        <w:t>2. Questionário — Cliente (n=13)</w:t>
+      </w:r>
+    </w:p>
+    <w:p>
+      <w:pPr>
+        <w:spacing w:after="160"/>
+      </w:pPr>
+      <w:r>
+        <w:t xml:space="preserve">Coleta encerrada em 17/08/2026, formulário anônimo por desenho (sem nome, e-mail ou CPF). Perfil da amostra: 92% dos respondentes têm entre 18 e 24 anos, e </w:t>
+      </w:r>
+      <w:proofErr w:type="gramStart"/>
+      <w:r>
+        <w:t>54% frequenta</w:t>
+      </w:r>
+      <w:proofErr w:type="gramEnd"/>
+      <w:r>
+        <w:t xml:space="preserve"> restaurantes fora de fast-food apenas raramente — a amostra é pequena e concentrada numa faixa etária, então os números abaixo são indicativos, não estatisticamente representativos</w:t>
+      </w:r>
+      <w:r>
+        <w:t>.</w:t>
+      </w:r>
+    </w:p>
+    <w:p>
+      <w:pPr>
+        <w:pStyle w:val="Ttulo2"/>
+      </w:pPr>
+      <w:r>
+        <w:t>2.1 Dificuldade em identificar flags dietéticas</w:t>
+      </w:r>
+    </w:p>
+    <w:p>
+      <w:pPr>
+        <w:spacing w:after="160"/>
+      </w:pPr>
+      <w:r>
+        <w:t>77% dos clientes relatam algum grau de dificuldade em identificar no cardápio se um prato é vegano, vegetariano, sem glúten ou sem lactose (46% "às vezes", 31% "frequentemente"); apenas 23% nunca tiveram esse problema.</w:t>
+      </w:r>
+    </w:p>
+    <w:p>
+      <w:pPr>
+        <w:spacing w:before="120" w:after="60"/>
         <w:jc w:val="center"/>
       </w:pPr>
       <w:r>
+        <w:rPr>
+          <w:noProof/>
+        </w:rPr>
         <w:drawing>
-          <wp:inline distT="0" distB="0" distL="0" distR="0">
+          <wp:inline distT="0" distB="0" distL="0" distR="0" wp14:anchorId="00A1E0CE" wp14:editId="00A1E0CF">
             <wp:extent cx="4572000" cy="2409825"/>
-            <wp:effectExtent t="0" r="0" b="0" l="0"/>
-            <wp:docPr id="1" name="" descr="" title=""/>
+            <wp:effectExtent l="0" t="0" r="0" b="0"/>
+            <wp:docPr id="1" name="Imagem 1"/>
             <wp:cNvGraphicFramePr>
               <a:graphicFrameLocks xmlns:a="http://schemas.openxmlformats.org/drawingml/2006/main" noChangeAspect="1"/>
             </wp:cNvGraphicFramePr>
@@ -200,13 +231,13 @@
               <a:graphicData uri="http://schemas.openxmlformats.org/drawingml/2006/picture">
                 <pic:pic xmlns:pic="http://schemas.openxmlformats.org/drawingml/2006/picture">
                   <pic:nvPicPr>
-                    <pic:cNvPr id="0" name="" descr=""/>
+                    <pic:cNvPr id="0" name=""/>
                     <pic:cNvPicPr>
                       <a:picLocks noChangeAspect="1" noChangeArrowheads="1"/>
                     </pic:cNvPicPr>
                   </pic:nvPicPr>
                   <pic:blipFill>
-                    <a:blip r:embed="rId9" cstate="none"/>
+                    <a:blip r:embed="rId7"/>
                     <a:srcRect/>
                     <a:stretch>
                       <a:fillRect/>
@@ -241,16 +272,15 @@
           <w:sz w:val="18"/>
           <w:szCs w:val="18"/>
         </w:rPr>
-        <w:t xml:space="preserve">Figura 1 — Dificuldade em identificar flags dietéticas no cardápio (n=13)</w:t>
-      </w:r>
-    </w:p>
-    <w:p>
-      <w:pPr>
-        <w:pStyle w:val="Heading2"/>
-        <w:spacing w:after="120" w:before="240"/>
-      </w:pPr>
-      <w:r>
-        <w:t xml:space="preserve">2.2 Interesse em sugestões automáticas de combinações</w:t>
+        <w:t>Figura 1 — Dificuldade em identificar flags dietéticas no cardápio (n=13)</w:t>
+      </w:r>
+    </w:p>
+    <w:p>
+      <w:pPr>
+        <w:pStyle w:val="Ttulo2"/>
+      </w:pPr>
+      <w:r>
+        <w:t>2.2 Interesse em sugestões automáticas de combinações</w:t>
       </w:r>
     </w:p>
     <w:p>
@@ -258,20 +288,24 @@
         <w:spacing w:after="160"/>
       </w:pPr>
       <w:r>
-        <w:t xml:space="preserve">Interesse alto e concentrado: média de 4,31/5, com 62% das respostas na nota máxima. Esse é um dos achados mais fortes a favor de RF09 (recomendação de pratos por clusterização/regras de associação).</w:t>
-      </w:r>
-    </w:p>
-    <w:p>
-      <w:pPr>
-        <w:spacing w:after="60" w:before="120"/>
+        <w:t>Interesse alto e concentrado: média de 4,31/5, com 62% das respostas na nota máxima. Esse é um dos achados mais fortes a favor de RF09 (recomendação de pratos por clusterização/regras de associação).</w:t>
+      </w:r>
+    </w:p>
+    <w:p>
+      <w:pPr>
+        <w:spacing w:before="120" w:after="60"/>
         <w:jc w:val="center"/>
       </w:pPr>
       <w:r>
+        <w:rPr>
+          <w:noProof/>
+        </w:rPr>
+        <w:lastRenderedPageBreak/>
         <w:drawing>
-          <wp:inline distT="0" distB="0" distL="0" distR="0">
+          <wp:inline distT="0" distB="0" distL="0" distR="0" wp14:anchorId="00A1E0D0" wp14:editId="00A1E0D1">
             <wp:extent cx="4572000" cy="2409825"/>
-            <wp:effectExtent t="0" r="0" b="0" l="0"/>
-            <wp:docPr id="1" name="" descr="" title=""/>
+            <wp:effectExtent l="0" t="0" r="0" b="0"/>
+            <wp:docPr id="872068464" name="Imagem 872068464"/>
             <wp:cNvGraphicFramePr>
               <a:graphicFrameLocks xmlns:a="http://schemas.openxmlformats.org/drawingml/2006/main" noChangeAspect="1"/>
             </wp:cNvGraphicFramePr>
@@ -279,13 +313,13 @@
               <a:graphicData uri="http://schemas.openxmlformats.org/drawingml/2006/picture">
                 <pic:pic xmlns:pic="http://schemas.openxmlformats.org/drawingml/2006/picture">
                   <pic:nvPicPr>
-                    <pic:cNvPr id="0" name="" descr=""/>
+                    <pic:cNvPr id="0" name=""/>
                     <pic:cNvPicPr>
                       <a:picLocks noChangeAspect="1" noChangeArrowheads="1"/>
                     </pic:cNvPicPr>
                   </pic:nvPicPr>
                   <pic:blipFill>
-                    <a:blip r:embed="rId10" cstate="none"/>
+                    <a:blip r:embed="rId8"/>
                     <a:srcRect/>
                     <a:stretch>
                       <a:fillRect/>
@@ -320,16 +354,15 @@
           <w:sz w:val="18"/>
           <w:szCs w:val="18"/>
         </w:rPr>
-        <w:t xml:space="preserve">Figura 2 — Interesse em sugestões de combinações de pratos (n=13)</w:t>
-      </w:r>
-    </w:p>
-    <w:p>
-      <w:pPr>
-        <w:pStyle w:val="Heading2"/>
-        <w:spacing w:after="120" w:before="240"/>
-      </w:pPr>
-      <w:r>
-        <w:t xml:space="preserve">2.3 Taxa de serviço (10%)</w:t>
+        <w:t>Figura 2 — Interesse em sugestões de combinações de pratos (n=13)</w:t>
+      </w:r>
+    </w:p>
+    <w:p>
+      <w:pPr>
+        <w:pStyle w:val="Ttulo2"/>
+      </w:pPr>
+      <w:r>
+        <w:t>2.3 Taxa de serviço (10%)</w:t>
       </w:r>
     </w:p>
     <w:p>
@@ -337,20 +370,23 @@
         <w:spacing w:after="160"/>
       </w:pPr>
       <w:r>
-        <w:t xml:space="preserve">54% sempre reparam no valor da taxa de serviço na conta, mas a resistência ativa é baixa: 62% nunca pediram para retirá-la, e apenas 23% já pediram ao menos uma vez.</w:t>
-      </w:r>
-    </w:p>
-    <w:p>
-      <w:pPr>
-        <w:spacing w:after="60" w:before="120"/>
+        <w:t>54% sempre reparam no valor da taxa de serviço na conta, mas a resistência ativa é baixa: 62% nunca pediram para retirá-la, e apenas 23% já pediram ao menos uma vez.</w:t>
+      </w:r>
+    </w:p>
+    <w:p>
+      <w:pPr>
+        <w:spacing w:before="120" w:after="60"/>
         <w:jc w:val="center"/>
       </w:pPr>
       <w:r>
+        <w:rPr>
+          <w:noProof/>
+        </w:rPr>
         <w:drawing>
-          <wp:inline distT="0" distB="0" distL="0" distR="0">
+          <wp:inline distT="0" distB="0" distL="0" distR="0" wp14:anchorId="00A1E0D2" wp14:editId="00A1E0D3">
             <wp:extent cx="4572000" cy="2409825"/>
-            <wp:effectExtent t="0" r="0" b="0" l="0"/>
-            <wp:docPr id="1" name="" descr="" title=""/>
+            <wp:effectExtent l="0" t="0" r="0" b="0"/>
+            <wp:docPr id="1312554510" name="Imagem 1312554510"/>
             <wp:cNvGraphicFramePr>
               <a:graphicFrameLocks xmlns:a="http://schemas.openxmlformats.org/drawingml/2006/main" noChangeAspect="1"/>
             </wp:cNvGraphicFramePr>
@@ -358,13 +394,13 @@
               <a:graphicData uri="http://schemas.openxmlformats.org/drawingml/2006/picture">
                 <pic:pic xmlns:pic="http://schemas.openxmlformats.org/drawingml/2006/picture">
                   <pic:nvPicPr>
-                    <pic:cNvPr id="0" name="" descr=""/>
+                    <pic:cNvPr id="0" name=""/>
                     <pic:cNvPicPr>
                       <a:picLocks noChangeAspect="1" noChangeArrowheads="1"/>
                     </pic:cNvPicPr>
                   </pic:nvPicPr>
                   <pic:blipFill>
-                    <a:blip r:embed="rId11" cstate="none"/>
+                    <a:blip r:embed="rId9"/>
                     <a:srcRect/>
                     <a:stretch>
                       <a:fillRect/>
@@ -399,16 +435,15 @@
           <w:sz w:val="18"/>
           <w:szCs w:val="18"/>
         </w:rPr>
-        <w:t xml:space="preserve">Figura 3 — Percepção da taxa de serviço de 10% (n=13)</w:t>
-      </w:r>
-    </w:p>
-    <w:p>
-      <w:pPr>
-        <w:pStyle w:val="Heading2"/>
-        <w:spacing w:after="120" w:before="240"/>
-      </w:pPr>
-      <w:r>
-        <w:t xml:space="preserve">2.4 Personalização e recomendação — impacto na experiência</w:t>
+        <w:t>Figura 3 — Percepção da taxa de serviço de 10% (n=13)</w:t>
+      </w:r>
+    </w:p>
+    <w:p>
+      <w:pPr>
+        <w:pStyle w:val="Ttulo2"/>
+      </w:pPr>
+      <w:r>
+        <w:t>2.4 Personalização e recomendação — impacto na experiência</w:t>
       </w:r>
     </w:p>
     <w:p>
@@ -416,20 +451,24 @@
         <w:spacing w:after="160"/>
       </w:pPr>
       <w:r>
-        <w:t xml:space="preserve">Média de 9,46/10 para "quanto uma experiência mais ágil e personalizada faria você recomendar o restaurante para outras pessoas" — o achado de maior magnitude de todo o questionário, e o número mais forte para abrir a justificativa de negócio (Business Model Canvas, Sprint 2).</w:t>
-      </w:r>
-    </w:p>
-    <w:p>
-      <w:pPr>
-        <w:spacing w:after="60" w:before="120"/>
+        <w:t>Média de 9,46/10 para "quanto uma experiência mais ágil e personalizada faria você recomendar o restaurante para outras pessoas" — o achado de maior magnitude de todo o questionário, e o número mais forte para abrir a justificativa de negócio (Business Model Canvas, Sprint 2).</w:t>
+      </w:r>
+    </w:p>
+    <w:p>
+      <w:pPr>
+        <w:spacing w:before="120" w:after="60"/>
         <w:jc w:val="center"/>
       </w:pPr>
       <w:r>
+        <w:rPr>
+          <w:noProof/>
+        </w:rPr>
+        <w:lastRenderedPageBreak/>
         <w:drawing>
-          <wp:inline distT="0" distB="0" distL="0" distR="0">
+          <wp:inline distT="0" distB="0" distL="0" distR="0" wp14:anchorId="00A1E0D4" wp14:editId="00A1E0D5">
             <wp:extent cx="4572000" cy="2409825"/>
-            <wp:effectExtent t="0" r="0" b="0" l="0"/>
-            <wp:docPr id="1" name="" descr="" title=""/>
+            <wp:effectExtent l="0" t="0" r="0" b="0"/>
+            <wp:docPr id="1450961905" name="Imagem 1450961905"/>
             <wp:cNvGraphicFramePr>
               <a:graphicFrameLocks xmlns:a="http://schemas.openxmlformats.org/drawingml/2006/main" noChangeAspect="1"/>
             </wp:cNvGraphicFramePr>
@@ -437,13 +476,13 @@
               <a:graphicData uri="http://schemas.openxmlformats.org/drawingml/2006/picture">
                 <pic:pic xmlns:pic="http://schemas.openxmlformats.org/drawingml/2006/picture">
                   <pic:nvPicPr>
-                    <pic:cNvPr id="0" name="" descr=""/>
+                    <pic:cNvPr id="0" name=""/>
                     <pic:cNvPicPr>
                       <a:picLocks noChangeAspect="1" noChangeArrowheads="1"/>
                     </pic:cNvPicPr>
                   </pic:nvPicPr>
                   <pic:blipFill>
-                    <a:blip r:embed="rId12" cstate="none"/>
+                    <a:blip r:embed="rId10"/>
                     <a:srcRect/>
                     <a:stretch>
                       <a:fillRect/>
@@ -478,16 +517,15 @@
           <w:sz w:val="18"/>
           <w:szCs w:val="18"/>
         </w:rPr>
-        <w:t xml:space="preserve">Figura 4 — Impacto da personalização na recomendação do restaurante (n=13)</w:t>
-      </w:r>
-    </w:p>
-    <w:p>
-      <w:pPr>
-        <w:pStyle w:val="Heading2"/>
-        <w:spacing w:after="120" w:before="240"/>
-      </w:pPr>
-      <w:r>
-        <w:t xml:space="preserve">2.5 Conforto com histórico de pedidos sem nome/CPF (LGPD)</w:t>
+        <w:t>Figura 4 — Impacto da personalização na recomendação do restaurante (n=13)</w:t>
+      </w:r>
+    </w:p>
+    <w:p>
+      <w:pPr>
+        <w:pStyle w:val="Ttulo2"/>
+      </w:pPr>
+      <w:r>
+        <w:t>2.5 Conforto com histórico de pedidos sem nome/CPF (LGPD)</w:t>
       </w:r>
     </w:p>
     <w:p>
@@ -495,20 +533,23 @@
         <w:spacing w:after="160"/>
       </w:pPr>
       <w:r>
-        <w:t xml:space="preserve">84% dos clientes se dizem confortáveis com o restaurante guardar um histórico de pedidos sem nome ou CPF para recomendar pratos no futuro — mas quase metade (46%) condiciona esse conforto a poder apagar esse histórico quando quiser; 15% só aceitariam mediante aviso prévio.</w:t>
-      </w:r>
-    </w:p>
-    <w:p>
-      <w:pPr>
-        <w:spacing w:after="60" w:before="120"/>
+        <w:t>84% dos clientes se dizem confortáveis com o restaurante guardar um histórico de pedidos sem nome ou CPF para recomendar pratos no futuro — mas quase metade (46%) condiciona esse conforto a poder apagar esse histórico quando quiser; 15% só aceitariam mediante aviso prévio.</w:t>
+      </w:r>
+    </w:p>
+    <w:p>
+      <w:pPr>
+        <w:spacing w:before="120" w:after="60"/>
         <w:jc w:val="center"/>
       </w:pPr>
       <w:r>
+        <w:rPr>
+          <w:noProof/>
+        </w:rPr>
         <w:drawing>
-          <wp:inline distT="0" distB="0" distL="0" distR="0">
+          <wp:inline distT="0" distB="0" distL="0" distR="0" wp14:anchorId="00A1E0D6" wp14:editId="00A1E0D7">
             <wp:extent cx="4572000" cy="2409825"/>
-            <wp:effectExtent t="0" r="0" b="0" l="0"/>
-            <wp:docPr id="1" name="" descr="" title=""/>
+            <wp:effectExtent l="0" t="0" r="0" b="0"/>
+            <wp:docPr id="338971668" name="Imagem 338971668"/>
             <wp:cNvGraphicFramePr>
               <a:graphicFrameLocks xmlns:a="http://schemas.openxmlformats.org/drawingml/2006/main" noChangeAspect="1"/>
             </wp:cNvGraphicFramePr>
@@ -516,13 +557,13 @@
               <a:graphicData uri="http://schemas.openxmlformats.org/drawingml/2006/picture">
                 <pic:pic xmlns:pic="http://schemas.openxmlformats.org/drawingml/2006/picture">
                   <pic:nvPicPr>
-                    <pic:cNvPr id="0" name="" descr=""/>
+                    <pic:cNvPr id="0" name=""/>
                     <pic:cNvPicPr>
                       <a:picLocks noChangeAspect="1" noChangeArrowheads="1"/>
                     </pic:cNvPicPr>
                   </pic:nvPicPr>
                   <pic:blipFill>
-                    <a:blip r:embed="rId13" cstate="none"/>
+                    <a:blip r:embed="rId11"/>
                     <a:srcRect/>
                     <a:stretch>
                       <a:fillRect/>
@@ -557,36 +598,20 @@
           <w:sz w:val="18"/>
           <w:szCs w:val="18"/>
         </w:rPr>
-        <w:t xml:space="preserve">Figura 5 — Conforto com histórico de pedidos anonimizado (n=13)</w:t>
-      </w:r>
-    </w:p>
-    <w:p>
-      <w:pPr>
-        <w:spacing w:after="200"/>
-      </w:pPr>
-      <w:r>
-        <w:rPr>
-          <w:i/>
-          <w:iCs/>
-          <w:color w:val="595959"/>
-          <w:sz w:val="20"/>
-          <w:szCs w:val="20"/>
-        </w:rPr>
-        <w:t xml:space="preserve">Leitura para o TG (conecta com a decisão de RF12/RN04/RN05 — issue #53): esse achado mostra que a preocupação do cliente é legítima, mas a decisão de design adotada pelo GASTRA (nunca vincular pedidos a um identificador persistente do cliente entre visitas — apenas à mesa/comanda da sessão ativa) resolve essa preocupação de forma estrutural: não existindo histórico pessoal persistente, o pedido de exclusão citado por 46% dos respondentes deixa de ser necessário como funcionalidade, porque não há o que excluir depois que a comanda fecha e os dados são agregados. Isso é minimização de dados por desenho (privacy by design), não uma omissão de requisito.</w:t>
-      </w:r>
-    </w:p>
-    <w:p>
-      <w:pPr>
-        <w:pStyle w:val="Heading2"/>
-        <w:spacing w:after="120" w:before="240"/>
-      </w:pPr>
-      <w:r>
-        <w:t xml:space="preserve">2.6 Outros achados relevantes</w:t>
-      </w:r>
-    </w:p>
-    <w:p>
-      <w:pPr>
-        <w:pStyle w:val="ListParagraph"/>
+        <w:t>Figura 5 — Conforto com histórico de pedidos anonimizado (n=13)</w:t>
+      </w:r>
+    </w:p>
+    <w:p>
+      <w:pPr>
+        <w:pStyle w:val="Ttulo2"/>
+      </w:pPr>
+      <w:r>
+        <w:t>2.6 Outros achados relevantes</w:t>
+      </w:r>
+    </w:p>
+    <w:p>
+      <w:pPr>
+        <w:pStyle w:val="PargrafodaLista"/>
         <w:numPr>
           <w:ilvl w:val="0"/>
           <w:numId w:val="1"/>
@@ -594,12 +619,12 @@
         <w:spacing w:after="80"/>
       </w:pPr>
       <w:r>
-        <w:t xml:space="preserve">O que mais incomoda no atendimento: demora para o pedido chegar (40%) e dificuldade de decidir o que pedir (33%) — este segundo acha ponto reforça RF09.</w:t>
-      </w:r>
-    </w:p>
-    <w:p>
-      <w:pPr>
-        <w:pStyle w:val="ListParagraph"/>
+        <w:t>O que mais incomoda no atendimento: demora para o pedido chegar (40%) e dificuldade de decidir o que pedir (33%) — este segundo acha ponto reforça RF09.</w:t>
+      </w:r>
+    </w:p>
+    <w:p>
+      <w:pPr>
+        <w:pStyle w:val="PargrafodaLista"/>
         <w:numPr>
           <w:ilvl w:val="0"/>
           <w:numId w:val="1"/>
@@ -607,12 +632,12 @@
         <w:spacing w:after="80"/>
       </w:pPr>
       <w:r>
-        <w:t xml:space="preserve">Como o cliente informa restrição alimentar: 38% sempre informam por conta própria, 31% só quando perguntado, 31% geralmente não informam — reforça que o sistema não pode depender só da comunicação espontânea do cliente.</w:t>
-      </w:r>
-    </w:p>
-    <w:p>
-      <w:pPr>
-        <w:pStyle w:val="ListParagraph"/>
+        <w:t>Como o cliente informa restrição alimentar: 38% sempre informam por conta própria, 31% só quando perguntado, 31% geralmente não informam — reforça que o sistema não pode depender só da comunicação espontânea do cliente.</w:t>
+      </w:r>
+    </w:p>
+    <w:p>
+      <w:pPr>
+        <w:pStyle w:val="PargrafodaLista"/>
         <w:numPr>
           <w:ilvl w:val="0"/>
           <w:numId w:val="1"/>
@@ -620,12 +645,12 @@
         <w:spacing w:after="80"/>
       </w:pPr>
       <w:r>
-        <w:t xml:space="preserve">Conhecimento sobre LGPD: 38% dizem saber bem, 38% já ouviram falar sem detalhes, 23% nunca ouviram falar — sinaliza que comunicação clara sobre coleta de dados (não só a prática de minimização) tem valor percebido.</w:t>
-      </w:r>
-    </w:p>
-    <w:p>
-      <w:pPr>
-        <w:pStyle w:val="ListParagraph"/>
+        <w:t>Conhecimento sobre LGPD: 38% dizem saber bem, 38% já ouviram falar sem detalhes, 23% nunca ouviram falar — sinaliza que comunicação clara sobre coleta de dados (não só a prática de minimização) tem valor percebido.</w:t>
+      </w:r>
+    </w:p>
+    <w:p>
+      <w:pPr>
+        <w:pStyle w:val="PargrafodaLista"/>
         <w:numPr>
           <w:ilvl w:val="0"/>
           <w:numId w:val="1"/>
@@ -633,31 +658,16 @@
         <w:spacing w:after="80"/>
       </w:pPr>
       <w:r>
-        <w:t xml:space="preserve">Preferência de estilo de atendimento: dividido quase igualmente entre "mais discrição" (38%) e "atendimento mais próximo, com conversa e sugestões" (38%) — não há um padrão dominante, o que sugere que qualquer automação de sugestão (RF09) deve continuar sendo oferecida pelo garçom como apoio opcional, não como script fixo.</w:t>
-      </w:r>
-    </w:p>
-    <w:p>
-      <w:pPr>
-        <w:pStyle w:val="Heading1"/>
-        <w:spacing w:after="160" w:before="320"/>
-      </w:pPr>
-      <w:r>
-        <w:t xml:space="preserve">3. Questionário — Garçom/Atendente (n=2)</w:t>
-      </w:r>
-    </w:p>
-    <w:p>
-      <w:pPr>
-        <w:spacing w:after="200"/>
-      </w:pPr>
-      <w:r>
-        <w:rPr>
-          <w:i/>
-          <w:iCs/>
-          <w:color w:val="595959"/>
-          <w:sz w:val="20"/>
-          <w:szCs w:val="20"/>
-        </w:rPr>
-        <w:t xml:space="preserve">Por regra de tratamento de dados (GASTRA_STATUS.md, seção 8), a amostra de garçom (n=2) não é estruturada como dataset nem apresentada em gráfico — qualquer agregação de 2 respostas praticamente reidentifica a resposta individual. O que segue é síntese narrativa.</w:t>
+        <w:t>Preferência de estilo de atendimento: dividido quase igualmente entre "mais discrição" (38%) e "atendimento mais próximo, com conversa e sugestões" (38%) — não há um padrão dominante, o que sugere que qualquer automação de sugestão (RF09) deve continuar sendo oferecida pelo garçom como apoio opcional, não como script fixo.</w:t>
+      </w:r>
+    </w:p>
+    <w:p>
+      <w:pPr>
+        <w:pStyle w:val="Ttulo1"/>
+      </w:pPr>
+      <w:r>
+        <w:lastRenderedPageBreak/>
+        <w:t>3. Questionário — Garçom/Atendente (n=2)</w:t>
       </w:r>
     </w:p>
     <w:p>
@@ -665,7 +675,23 @@
         <w:spacing w:after="160"/>
       </w:pPr>
       <w:r>
-        <w:t xml:space="preserve">Os dois respondentes trabalham em restaurante à la carte, recebem comissão sobre vendas, e registram pedidos hoje em sistema/comanda eletrônica já existente — nenhum dos dois trabalha de forma manual/em papel. Ambos usam tecnologia (celular/tablet) frequentemente no atendimento, e ambos relatam perceber diferença de movimento/faturamento entre praças de forma bem perceptível, baseada especialmente no tipo de cliente que costuma sentar em cada área e, secundariamente, no horário do dia e na localização da praça.</w:t>
+        <w:t xml:space="preserve">Os dois respondentes trabalham em restaurante à </w:t>
+      </w:r>
+      <w:proofErr w:type="spellStart"/>
+      <w:r>
+        <w:t>la</w:t>
+      </w:r>
+      <w:proofErr w:type="spellEnd"/>
+      <w:r>
+        <w:t xml:space="preserve"> carte, recebem comissão sobre vendas, e registram pedidos hoje em sistema/comanda eletrônica já existente — nenhum dos dois trabalha de forma manual/em papel. Ambos usam tecnologia (celular/tablet) frequentemente no atendimento, e ambos relatam perceber diferença de movimento/faturamento entre praças de forma bem perceptível, baseada especialmente no tipo de cliente que costuma </w:t>
+      </w:r>
+      <w:proofErr w:type="gramStart"/>
+      <w:r>
+        <w:t>sentar</w:t>
+      </w:r>
+      <w:proofErr w:type="gramEnd"/>
+      <w:r>
+        <w:t xml:space="preserve"> em cada área e, secundariamente, no horário do dia e na localização da praça.</w:t>
       </w:r>
     </w:p>
     <w:p>
@@ -673,7 +699,7 @@
         <w:spacing w:after="160"/>
       </w:pPr>
       <w:r>
-        <w:t xml:space="preserve">Quanto à rotação de praças por dados de faturamento (em vez de escala fixa ou hierarquia informal), os dois concordam que seria mais justa (nota 4 de 5 para ambos) — esse é o achado mais consistente e mais citável para justificar RN03, por ter unanimidade apesar do n pequeno.</w:t>
+        <w:t>Quanto à rotação de praças por dados de faturamento (em vez de escala fixa ou hierarquia informal), os dois concordam que seria mais justa (nota 4 de 5 para ambos) — esse é o achado mais consistente e mais citável para justificar RN03, por ter unanimidade apesar do n pequeno.</w:t>
       </w:r>
     </w:p>
     <w:p>
@@ -681,7 +707,10 @@
         <w:spacing w:after="160"/>
       </w:pPr>
       <w:r>
-        <w:t xml:space="preserve">As respostas divergem bastante em pontos ligados à adoção de tecnologia de recomendação: um respondente vê pouca utilidade em sugestões automáticas e pouca necessidade de informação extra sobre os pratos, enquanto o outro vê alta utilidade e aponta sinais concretos que ajudariam numa sugestão mais assertiva (número de pessoas na mesa, horário do pedido, menção a ocasião especial, prato já pedido, e restrição informada voluntariamente pelo cliente) — esses sinais citados coincidem exatamente com os sinais não sensíveis já adotados no desenho de segmentação do GASTRA (RN05).</w:t>
+        <w:t>As respostas divergem bastante em pontos ligados à adoção de tecnologia de recomendação: um respondente vê pouca utilidade em sugestões automáticas e pouca necessidade de informação extra sobre os pratos, enquanto o outro vê alta utilidade e aponta sinais concretos que ajudariam numa sugestão mais assertiva (número de pessoas na mesa, horário do pedido, menção a ocasião especial, prato já pedido, e restrição informada voluntariamente pelo cliente) — esses sinais citados coincidem exatamente com os sinais nã</w:t>
+      </w:r>
+      <w:r>
+        <w:t>o sensíveis já adotados no desenho de segmentação do GASTRA (RN05).</w:t>
       </w:r>
     </w:p>
     <w:p>
@@ -689,16 +718,15 @@
         <w:spacing w:after="160"/>
       </w:pPr>
       <w:r>
-        <w:t xml:space="preserve">Sobre ranking e gamificação, ambos dizem que um ranking os motivaria (nenhum relato de desconforto), e ambos já tiveram alguma forma de reconhecimento de desempenho pela gerência hoje (um "frequentemente", outro "às vezes") — mas nenhum dos dois já participou de uma ação formal de gamificação (metas/rankings estruturados) antes, o que qualifica a força desse achado: a motivação declarada é genuína, mas não testada.</w:t>
-      </w:r>
-    </w:p>
-    <w:p>
-      <w:pPr>
-        <w:pStyle w:val="Heading1"/>
-        <w:spacing w:after="160" w:before="320"/>
-      </w:pPr>
-      <w:r>
-        <w:t xml:space="preserve">4. Entrevista qualitativa — Restaurante Colaborador</w:t>
+        <w:t>Sobre ranking e gamificação, ambos dizem que um ranking os motivaria (nenhum relato de desconforto), e ambos já tiveram alguma forma de reconhecimento de desempenho pela gerência hoje (um "frequentemente", outro "às vezes") — mas nenhum dos dois já participou de uma ação formal de gamificação (metas/rankings estruturados) antes, o que qualifica a força desse achado: a motivação declarada é genuína, mas não testada.</w:t>
+      </w:r>
+    </w:p>
+    <w:p>
+      <w:pPr>
+        <w:pStyle w:val="Ttulo1"/>
+      </w:pPr>
+      <w:r>
+        <w:t>4. Entrevista qualitativa — Restaurante Colaborador</w:t>
       </w:r>
     </w:p>
     <w:p>
@@ -706,16 +734,21 @@
         <w:spacing w:after="160"/>
       </w:pPr>
       <w:r>
-        <w:t xml:space="preserve">Entrevista semiestruturada realizada em 20/08/2026 com um garçom do restaurante colaborador, com consentimento informado e anonimização (ver roteiro em docs/requisitos/entrevistas/). A entrevista complementa o questionário fechado, trazendo o "porquê" por trás dos números. Síntese por bloco:</w:t>
-      </w:r>
-    </w:p>
-    <w:p>
-      <w:pPr>
-        <w:pStyle w:val="Heading2"/>
-        <w:spacing w:after="120" w:before="240"/>
-      </w:pPr>
-      <w:r>
-        <w:t xml:space="preserve">4.1 Fluxo operacional</w:t>
+        <w:t>Entrevista semiestruturada realizada em 20/08/2026 com um garçom do restaurante colaborador, com consentimento informado e anonimização</w:t>
+      </w:r>
+      <w:r>
+        <w:t xml:space="preserve">. </w:t>
+      </w:r>
+      <w:r>
+        <w:t>A entrevista complementa o questionário fechado, trazendo o "porquê" por trás dos números. Síntese por bloco:</w:t>
+      </w:r>
+    </w:p>
+    <w:p>
+      <w:pPr>
+        <w:pStyle w:val="Ttulo2"/>
+      </w:pPr>
+      <w:r>
+        <w:t>4.1 Fluxo operacional</w:t>
       </w:r>
     </w:p>
     <w:p>
@@ -723,16 +756,23 @@
         <w:spacing w:after="160"/>
       </w:pPr>
       <w:r>
-        <w:t xml:space="preserve">O atendimento segue um roteiro padrão (recepção, oferta de bebida, consulta ao cardápio via QR code ou físico incompleto, montagem do pedido pelo garçom). O sistema usado ("maquininha") trava com frequência, gerando retrabalho quando o garçom precisa confirmar se um lançamento realmente foi registrado — achado que embasa RNF01/RNF02 (metas de desempenho/usabilidade ainda com valor numérico em aberto).</w:t>
-      </w:r>
-    </w:p>
-    <w:p>
-      <w:pPr>
-        <w:pStyle w:val="Heading2"/>
-        <w:spacing w:after="120" w:before="240"/>
-      </w:pPr>
-      <w:r>
-        <w:t xml:space="preserve">4.2 Alocação de garçons e praças (RN03)</w:t>
+        <w:t xml:space="preserve">O atendimento segue um roteiro padrão (recepção, oferta de bebida, consulta ao cardápio via QR </w:t>
+      </w:r>
+      <w:proofErr w:type="spellStart"/>
+      <w:r>
+        <w:t>code</w:t>
+      </w:r>
+      <w:proofErr w:type="spellEnd"/>
+      <w:r>
+        <w:t xml:space="preserve"> ou físico incompleto, montagem do pedido pelo garçom). O sistema usado ("maquininha") trava com frequência, gerando retrabalho quando o garçom precisa confirmar se um lançamento realmente foi registrado — achado que embasa RNF01/RNF02 (metas de desempenho/usabilidade ainda com valor numérico em aberto).</w:t>
+      </w:r>
+    </w:p>
+    <w:p>
+      <w:pPr>
+        <w:pStyle w:val="Ttulo2"/>
+      </w:pPr>
+      <w:r>
+        <w:t>4.2 Alocação de garçons e praças (RN03)</w:t>
       </w:r>
     </w:p>
     <w:p>
@@ -740,16 +780,15 @@
         <w:spacing w:after="160"/>
       </w:pPr>
       <w:r>
-        <w:t xml:space="preserve">A distribuição hoje é hierárquica: o chefe de fila escolhe primeiro, o restante é sorteado ou decidido pelo metre. O entrevistado confirma diferença real de potencial de faturamento entre praças com exemplo concreto (praça mais frequentada por casais vs. praça de mesas grandes/familiares) e diz que confiaria integralmente numa sugestão automática de distribuição — achado central para justificar RN03.</w:t>
-      </w:r>
-    </w:p>
-    <w:p>
-      <w:pPr>
-        <w:pStyle w:val="Heading2"/>
-        <w:spacing w:after="120" w:before="240"/>
-      </w:pPr>
-      <w:r>
-        <w:t xml:space="preserve">4.3 Cardápio e restrição alimentar</w:t>
+        <w:t>A distribuição hoje é hierárquica: o chefe de fila escolhe primeiro, o restante é sorteado ou decidido pelo metre. O entrevistado confirma diferença real de potencial de faturamento entre praças com exemplo concreto (praça mais frequentada por casais vs. praça de mesas grandes/familiares) e diz que confiaria integralmente numa sugestão automática de distribuição — achado central para justificar RN03.</w:t>
+      </w:r>
+    </w:p>
+    <w:p>
+      <w:pPr>
+        <w:pStyle w:val="Ttulo2"/>
+      </w:pPr>
+      <w:r>
+        <w:t>4.3 Cardápio e restrição alimentar</w:t>
       </w:r>
     </w:p>
     <w:p>
@@ -757,16 +796,15 @@
         <w:spacing w:after="160"/>
       </w:pPr>
       <w:r>
-        <w:t xml:space="preserve">A dificuldade relatada pelos clientes não é falha de comunicação do garçom, é escassez real de opções no cardápio (poucos pratos vegano/vegetariano/sem glúten disponíveis) — o garçom já responde da melhor forma possível dentro de uma oferta limitada. Isso qualifica RF05 como solução para o sintoma (dificuldade de identificar), não para a causa raiz (variedade do cardápio), que está fora do escopo do GASTRA.</w:t>
-      </w:r>
-    </w:p>
-    <w:p>
-      <w:pPr>
-        <w:pStyle w:val="Heading2"/>
-        <w:spacing w:after="120" w:before="240"/>
-      </w:pPr>
-      <w:r>
-        <w:t xml:space="preserve">4.4 Ranking e gamificação</w:t>
+        <w:t>A dificuldade relatada pelos clientes não é falha de comunicação do garçom, é escassez real de opções no cardápio (poucos pratos vegano/vegetariano/sem glúten disponíveis) — o garçom já responde da melhor forma possível dentro de uma oferta limitada. Isso qualifica RF05 como solução para o sintoma (dificuldade de identificar), não para a causa raiz (variedade do cardápio), que está fora do escopo do GASTRA.</w:t>
+      </w:r>
+    </w:p>
+    <w:p>
+      <w:pPr>
+        <w:pStyle w:val="Ttulo2"/>
+      </w:pPr>
+      <w:r>
+        <w:t>4.4 Ranking e gamificação</w:t>
       </w:r>
     </w:p>
     <w:p>
@@ -774,16 +812,16 @@
         <w:spacing w:after="160"/>
       </w:pPr>
       <w:r>
-        <w:t xml:space="preserve">Já existe algo informal (gerente consulta um painel ocasionalmente), mas nunca houve meta ou ranking formal. O entrevistado sugeriu espontaneamente que o critério não deveria ser só venda — achado incorporado ao índice composto de RF11.</w:t>
-      </w:r>
-    </w:p>
-    <w:p>
-      <w:pPr>
-        <w:pStyle w:val="Heading2"/>
-        <w:spacing w:after="120" w:before="240"/>
-      </w:pPr>
-      <w:r>
-        <w:t xml:space="preserve">4.5 Composição de mesa e comanda</w:t>
+        <w:lastRenderedPageBreak/>
+        <w:t>Já existe algo informal (gerente consulta um painel ocasionalmente), mas nunca houve meta ou ranking formal. O entrevistado sugeriu espontaneamente que o critério não deveria ser só venda — achado incorporado ao índice composto de RF11.</w:t>
+      </w:r>
+    </w:p>
+    <w:p>
+      <w:pPr>
+        <w:pStyle w:val="Ttulo2"/>
+      </w:pPr>
+      <w:r>
+        <w:t>4.5 Composição de mesa e comanda</w:t>
       </w:r>
     </w:p>
     <w:p>
@@ -791,21 +829,20 @@
         <w:spacing w:after="160"/>
       </w:pPr>
       <w:r>
-        <w:t xml:space="preserve">O garçom confirma que, na prática, não há sinal confiável para inferir composição de mesa além do que já foi pedido (ex.: prato infantil pedido) — reforça a decisão híbrida de RF02/RN01 (sistema sugere, garçom confirma) em vez de inferência automática sozinha.</w:t>
-      </w:r>
-    </w:p>
-    <w:p>
-      <w:pPr>
-        <w:pStyle w:val="Heading2"/>
-        <w:spacing w:after="120" w:before="240"/>
-      </w:pPr>
-      <w:r>
-        <w:t xml:space="preserve">4.6 Achados espontâneos incorporados ao escopo</w:t>
-      </w:r>
-    </w:p>
-    <w:p>
-      <w:pPr>
-        <w:pStyle w:val="ListParagraph"/>
+        <w:t>O garçom confirma que, na prática, não há sinal confiável para inferir composição de mesa além do que já foi pedido (ex.: prato infantil pedido) — reforça a decisão híbrida de RF02/RN01 (sistema sugere, garçom confirma) em vez de inferência automática sozinha.</w:t>
+      </w:r>
+    </w:p>
+    <w:p>
+      <w:pPr>
+        <w:pStyle w:val="Ttulo2"/>
+      </w:pPr>
+      <w:r>
+        <w:t>4.6 Achados espontâneos incorporados ao escopo</w:t>
+      </w:r>
+    </w:p>
+    <w:p>
+      <w:pPr>
+        <w:pStyle w:val="PargrafodaLista"/>
         <w:numPr>
           <w:ilvl w:val="0"/>
           <w:numId w:val="1"/>
@@ -813,12 +850,12 @@
         <w:spacing w:after="80"/>
       </w:pPr>
       <w:r>
-        <w:t xml:space="preserve">Lista de pendências do garçom (itens não entregues, ex.: água) — motivou RF03/RN02.</w:t>
-      </w:r>
-    </w:p>
-    <w:p>
-      <w:pPr>
-        <w:pStyle w:val="ListParagraph"/>
+        <w:t>Lista de pendências do garçom (itens não entregues, ex.: água) — motivou RF03/RN02.</w:t>
+      </w:r>
+    </w:p>
+    <w:p>
+      <w:pPr>
+        <w:pStyle w:val="PargrafodaLista"/>
         <w:numPr>
           <w:ilvl w:val="0"/>
           <w:numId w:val="1"/>
@@ -826,12 +863,12 @@
         <w:spacing w:after="80"/>
       </w:pPr>
       <w:r>
-        <w:t xml:space="preserve">Consulta da comanda em tempo real pelo cliente, para reduzir disputas de conta — motivou RF13.</w:t>
-      </w:r>
-    </w:p>
-    <w:p>
-      <w:pPr>
-        <w:pStyle w:val="ListParagraph"/>
+        <w:t>Consulta da comanda em tempo real pelo cliente, para reduzir disputas de conta — motivou RF13.</w:t>
+      </w:r>
+    </w:p>
+    <w:p>
+      <w:pPr>
+        <w:pStyle w:val="PargrafodaLista"/>
         <w:numPr>
           <w:ilvl w:val="0"/>
           <w:numId w:val="1"/>
@@ -839,21 +876,20 @@
         <w:spacing w:after="80"/>
       </w:pPr>
       <w:r>
-        <w:t xml:space="preserve">Preferência por manter o cliente pagando na mesa via sistema de comanda física, para reduzir risco de saída sem pagamento — acompanhado pela dupla como contexto operacional, sem virar requisito formal novo neste ciclo.</w:t>
-      </w:r>
-    </w:p>
-    <w:p>
-      <w:pPr>
-        <w:pStyle w:val="Heading1"/>
-        <w:spacing w:after="160" w:before="320"/>
-      </w:pPr>
-      <w:r>
-        <w:t xml:space="preserve">5. Limitações da amostra</w:t>
-      </w:r>
-    </w:p>
-    <w:p>
-      <w:pPr>
-        <w:pStyle w:val="ListParagraph"/>
+        <w:t>Preferência por manter o cliente pagando na mesa via sistema de comanda física, para reduzir risco de saída sem pagamento — acompanhado pela dupla como contexto operacional, sem virar requisito formal novo neste ciclo.</w:t>
+      </w:r>
+    </w:p>
+    <w:p>
+      <w:pPr>
+        <w:pStyle w:val="Ttulo1"/>
+      </w:pPr>
+      <w:r>
+        <w:t>5. Limitações da amostra</w:t>
+      </w:r>
+    </w:p>
+    <w:p>
+      <w:pPr>
+        <w:pStyle w:val="PargrafodaLista"/>
         <w:numPr>
           <w:ilvl w:val="0"/>
           <w:numId w:val="1"/>
@@ -861,12 +897,12 @@
         <w:spacing w:after="80"/>
       </w:pPr>
       <w:r>
-        <w:t xml:space="preserve">Questionário de garçom: n=2, sem representatividade estatística. Tratado explicitamente como indicativo/qualitativo, nunca como percentual generalizável.</w:t>
-      </w:r>
-    </w:p>
-    <w:p>
-      <w:pPr>
-        <w:pStyle w:val="ListParagraph"/>
+        <w:t>Questionário de garçom: n=2, sem representatividade estatística. Tratado explicitamente como indicativo/qualitativo, nunca como percentual generalizável.</w:t>
+      </w:r>
+    </w:p>
+    <w:p>
+      <w:pPr>
+        <w:pStyle w:val="PargrafodaLista"/>
         <w:numPr>
           <w:ilvl w:val="0"/>
           <w:numId w:val="1"/>
@@ -874,12 +910,28 @@
         <w:spacing w:after="80"/>
       </w:pPr>
       <w:r>
-        <w:t xml:space="preserve">Questionário de cliente: n=13, com viés de faixa etária (92% entre 18–24 anos) — resultados não devem ser lidos como representativos do público geral de um restaurante à la carte.</w:t>
-      </w:r>
-    </w:p>
-    <w:p>
-      <w:pPr>
-        <w:pStyle w:val="ListParagraph"/>
+        <w:t>Questionário de cliente: n=13, com viés de faixa etária (92% entre 18</w:t>
+      </w:r>
+      <w:proofErr w:type="gramStart"/>
+      <w:r>
+        <w:t>–</w:t>
+      </w:r>
+      <w:proofErr w:type="gramEnd"/>
+      <w:r>
+        <w:t xml:space="preserve">24 anos) — resultados não devem ser lidos como representativos do público geral de um restaurante à </w:t>
+      </w:r>
+      <w:proofErr w:type="spellStart"/>
+      <w:r>
+        <w:t>la</w:t>
+      </w:r>
+      <w:proofErr w:type="spellEnd"/>
+      <w:r>
+        <w:t xml:space="preserve"> carte.</w:t>
+      </w:r>
+    </w:p>
+    <w:p>
+      <w:pPr>
+        <w:pStyle w:val="PargrafodaLista"/>
         <w:numPr>
           <w:ilvl w:val="0"/>
           <w:numId w:val="1"/>
@@ -887,12 +939,12 @@
         <w:spacing w:after="80"/>
       </w:pPr>
       <w:r>
-        <w:t xml:space="preserve">Entrevista: relato de uma única pessoa, sem gravação preservada (apagada após a transcrição, conforme consentimento) — serve como evidência qualitativa complementar, não substitui o crescimento da amostra fechada.</w:t>
-      </w:r>
-    </w:p>
-    <w:p>
-      <w:pPr>
-        <w:pStyle w:val="ListParagraph"/>
+        <w:t>Entrevista: relato de uma única pessoa, sem gravação preservada (apagada após a transcrição, conforme consentimento) — serve como evidência qualitativa complementar, não substitui o crescimento da amostra fechada.</w:t>
+      </w:r>
+    </w:p>
+    <w:p>
+      <w:pPr>
+        <w:pStyle w:val="PargrafodaLista"/>
         <w:numPr>
           <w:ilvl w:val="0"/>
           <w:numId w:val="1"/>
@@ -900,16 +952,15 @@
         <w:spacing w:after="80"/>
       </w:pPr>
       <w:r>
-        <w:t xml:space="preserve">Nenhuma inferência estatística (intervalo de confiança, teste de hipótese) é aplicável a nenhuma das duas amostras — todos os percentuais citados neste documento e no TG devem vir acompanhados do n correspondente.</w:t>
-      </w:r>
-    </w:p>
-    <w:p>
-      <w:pPr>
-        <w:pStyle w:val="Heading1"/>
-        <w:spacing w:after="160" w:before="320"/>
-      </w:pPr>
-      <w:r>
-        <w:t xml:space="preserve">6. Rastreabilidade</w:t>
+        <w:t>Nenhuma inferência estatística (intervalo de confiança, teste de hipótese) é aplicável a nenhuma das duas amostras — todos os percentuais citados neste documento e no TG devem vir acompanhados do n correspondente.</w:t>
+      </w:r>
+    </w:p>
+    <w:p>
+      <w:pPr>
+        <w:pStyle w:val="Ttulo1"/>
+      </w:pPr>
+      <w:r>
+        <w:t>6. Rastreabilidade</w:t>
       </w:r>
     </w:p>
     <w:p>
@@ -917,20 +968,25 @@
         <w:spacing w:after="160"/>
       </w:pPr>
       <w:r>
-        <w:t xml:space="preserve">Tabela de correspondência entre os principais achados deste documento e os RF/RN que eles sustentam — mesma lógica de rastreabilidade já usada na Matriz de Rastreabilidade e no Roteiro de Entrevista.</w:t>
+        <w:t>Tabela de correspondência entre os principais achados deste documento e os RF/RN que eles sustentam — mesma lógica de rastreabilidade já usada na Matriz de Rastreabilidade e no Roteiro de Entrevista.</w:t>
       </w:r>
     </w:p>
     <w:tbl>
       <w:tblPr>
-        <w:tblW w:type="dxa" w:w="9600"/>
+        <w:tblW w:w="9600" w:type="dxa"/>
         <w:tblBorders>
-          <w:top w:val="single" w:color="auto" w:sz="4"/>
-          <w:left w:val="single" w:color="auto" w:sz="4"/>
-          <w:bottom w:val="single" w:color="auto" w:sz="4"/>
-          <w:right w:val="single" w:color="auto" w:sz="4"/>
-          <w:insideH w:val="single" w:color="auto" w:sz="4"/>
-          <w:insideV w:val="single" w:color="auto" w:sz="4"/>
+          <w:top w:val="single" w:sz="4" w:space="0" w:color="auto"/>
+          <w:left w:val="single" w:sz="4" w:space="0" w:color="auto"/>
+          <w:bottom w:val="single" w:sz="4" w:space="0" w:color="auto"/>
+          <w:right w:val="single" w:sz="4" w:space="0" w:color="auto"/>
+          <w:insideH w:val="single" w:sz="4" w:space="0" w:color="auto"/>
+          <w:insideV w:val="single" w:sz="4" w:space="0" w:color="auto"/>
         </w:tblBorders>
+        <w:tblCellMar>
+          <w:left w:w="10" w:type="dxa"/>
+          <w:right w:w="10" w:type="dxa"/>
+        </w:tblCellMar>
+        <w:tblLook w:val="04A0" w:firstRow="1" w:lastRow="0" w:firstColumn="1" w:lastColumn="0" w:noHBand="0" w:noVBand="1"/>
       </w:tblPr>
       <w:tblGrid>
         <w:gridCol w:w="4800"/>
@@ -938,13 +994,19 @@
         <w:gridCol w:w="2200"/>
       </w:tblGrid>
       <w:tr>
+        <w:tblPrEx>
+          <w:tblCellMar>
+            <w:top w:w="0" w:type="dxa"/>
+            <w:bottom w:w="0" w:type="dxa"/>
+          </w:tblCellMar>
+        </w:tblPrEx>
         <w:trPr>
           <w:tblHeader/>
         </w:trPr>
         <w:tc>
           <w:tcPr>
-            <w:tcW w:type="dxa" w:w="4800"/>
-            <w:shd w:fill="1F3864" w:val="clear"/>
+            <w:tcW w:w="4800" w:type="dxa"/>
+            <w:shd w:val="clear" w:color="auto" w:fill="1F3864"/>
             <w:vAlign w:val="center"/>
           </w:tcPr>
           <w:p>
@@ -956,14 +1018,14 @@
                 <w:sz w:val="20"/>
                 <w:szCs w:val="20"/>
               </w:rPr>
-              <w:t xml:space="preserve">Achado</w:t>
+              <w:t>Achado</w:t>
             </w:r>
           </w:p>
         </w:tc>
         <w:tc>
           <w:tcPr>
-            <w:tcW w:type="dxa" w:w="2600"/>
-            <w:shd w:fill="1F3864" w:val="clear"/>
+            <w:tcW w:w="2600" w:type="dxa"/>
+            <w:shd w:val="clear" w:color="auto" w:fill="1F3864"/>
             <w:vAlign w:val="center"/>
           </w:tcPr>
           <w:p>
@@ -975,14 +1037,14 @@
                 <w:sz w:val="20"/>
                 <w:szCs w:val="20"/>
               </w:rPr>
-              <w:t xml:space="preserve">RF/RN relacionado</w:t>
+              <w:t>RF/RN relacionado</w:t>
             </w:r>
           </w:p>
         </w:tc>
         <w:tc>
           <w:tcPr>
-            <w:tcW w:type="dxa" w:w="2200"/>
-            <w:shd w:fill="1F3864" w:val="clear"/>
+            <w:tcW w:w="2200" w:type="dxa"/>
+            <w:shd w:val="clear" w:color="auto" w:fill="1F3864"/>
             <w:vAlign w:val="center"/>
           </w:tcPr>
           <w:p>
@@ -994,15 +1056,21 @@
                 <w:sz w:val="20"/>
                 <w:szCs w:val="20"/>
               </w:rPr>
-              <w:t xml:space="preserve">Fonte</w:t>
+              <w:t>Fonte</w:t>
             </w:r>
           </w:p>
         </w:tc>
       </w:tr>
       <w:tr>
+        <w:tblPrEx>
+          <w:tblCellMar>
+            <w:top w:w="0" w:type="dxa"/>
+            <w:bottom w:w="0" w:type="dxa"/>
+          </w:tblCellMar>
+        </w:tblPrEx>
         <w:tc>
           <w:tcPr>
-            <w:tcW w:type="dxa" w:w="4800"/>
+            <w:tcW w:w="4800" w:type="dxa"/>
             <w:vAlign w:val="center"/>
           </w:tcPr>
           <w:p>
@@ -1011,13 +1079,13 @@
                 <w:sz w:val="20"/>
                 <w:szCs w:val="20"/>
               </w:rPr>
-              <w:t xml:space="preserve">Dificuldade com flags dietéticas (77% cliente)</w:t>
+              <w:t>Dificuldade com flags dietéticas (77% cliente)</w:t>
             </w:r>
           </w:p>
         </w:tc>
         <w:tc>
           <w:tcPr>
-            <w:tcW w:type="dxa" w:w="2600"/>
+            <w:tcW w:w="2600" w:type="dxa"/>
             <w:vAlign w:val="center"/>
           </w:tcPr>
           <w:p>
@@ -1026,13 +1094,13 @@
                 <w:sz w:val="20"/>
                 <w:szCs w:val="20"/>
               </w:rPr>
-              <w:t xml:space="preserve">RF05, RF09</w:t>
+              <w:t>RF05, RF09</w:t>
             </w:r>
           </w:p>
         </w:tc>
         <w:tc>
           <w:tcPr>
-            <w:tcW w:type="dxa" w:w="2200"/>
+            <w:tcW w:w="2200" w:type="dxa"/>
             <w:vAlign w:val="center"/>
           </w:tcPr>
           <w:p>
@@ -1041,15 +1109,21 @@
                 <w:sz w:val="20"/>
                 <w:szCs w:val="20"/>
               </w:rPr>
-              <w:t xml:space="preserve">Questionário cliente</w:t>
+              <w:t>Questionário cliente</w:t>
             </w:r>
           </w:p>
         </w:tc>
       </w:tr>
       <w:tr>
+        <w:tblPrEx>
+          <w:tblCellMar>
+            <w:top w:w="0" w:type="dxa"/>
+            <w:bottom w:w="0" w:type="dxa"/>
+          </w:tblCellMar>
+        </w:tblPrEx>
         <w:tc>
           <w:tcPr>
-            <w:tcW w:type="dxa" w:w="4800"/>
+            <w:tcW w:w="4800" w:type="dxa"/>
             <w:vAlign w:val="center"/>
           </w:tcPr>
           <w:p>
@@ -1058,13 +1132,13 @@
                 <w:sz w:val="20"/>
                 <w:szCs w:val="20"/>
               </w:rPr>
-              <w:t xml:space="preserve">Interesse em sugestão de combinações (méd. 4,31/5)</w:t>
+              <w:t>Interesse em sugestão de combinações (méd. 4,31/5)</w:t>
             </w:r>
           </w:p>
         </w:tc>
         <w:tc>
           <w:tcPr>
-            <w:tcW w:type="dxa" w:w="2600"/>
+            <w:tcW w:w="2600" w:type="dxa"/>
             <w:vAlign w:val="center"/>
           </w:tcPr>
           <w:p>
@@ -1073,13 +1147,13 @@
                 <w:sz w:val="20"/>
                 <w:szCs w:val="20"/>
               </w:rPr>
-              <w:t xml:space="preserve">RF09</w:t>
+              <w:t>RF09</w:t>
             </w:r>
           </w:p>
         </w:tc>
         <w:tc>
           <w:tcPr>
-            <w:tcW w:type="dxa" w:w="2200"/>
+            <w:tcW w:w="2200" w:type="dxa"/>
             <w:vAlign w:val="center"/>
           </w:tcPr>
           <w:p>
@@ -1088,15 +1162,21 @@
                 <w:sz w:val="20"/>
                 <w:szCs w:val="20"/>
               </w:rPr>
-              <w:t xml:space="preserve">Questionário cliente</w:t>
+              <w:t>Questionário cliente</w:t>
             </w:r>
           </w:p>
         </w:tc>
       </w:tr>
       <w:tr>
+        <w:tblPrEx>
+          <w:tblCellMar>
+            <w:top w:w="0" w:type="dxa"/>
+            <w:bottom w:w="0" w:type="dxa"/>
+          </w:tblCellMar>
+        </w:tblPrEx>
         <w:tc>
           <w:tcPr>
-            <w:tcW w:type="dxa" w:w="4800"/>
+            <w:tcW w:w="4800" w:type="dxa"/>
             <w:vAlign w:val="center"/>
           </w:tcPr>
           <w:p>
@@ -1105,13 +1185,13 @@
                 <w:sz w:val="20"/>
                 <w:szCs w:val="20"/>
               </w:rPr>
-              <w:t xml:space="preserve">Rotação de praças por dado seria mais justa (100% garçom)</w:t>
+              <w:t>Rotação de praças por dado seria mais justa (100% garçom)</w:t>
             </w:r>
           </w:p>
         </w:tc>
         <w:tc>
           <w:tcPr>
-            <w:tcW w:type="dxa" w:w="2600"/>
+            <w:tcW w:w="2600" w:type="dxa"/>
             <w:vAlign w:val="center"/>
           </w:tcPr>
           <w:p>
@@ -1120,13 +1200,13 @@
                 <w:sz w:val="20"/>
                 <w:szCs w:val="20"/>
               </w:rPr>
-              <w:t xml:space="preserve">RN03, RF06–RF08</w:t>
+              <w:t>RN03, RF06–RF08</w:t>
             </w:r>
           </w:p>
         </w:tc>
         <w:tc>
           <w:tcPr>
-            <w:tcW w:type="dxa" w:w="2200"/>
+            <w:tcW w:w="2200" w:type="dxa"/>
             <w:vAlign w:val="center"/>
           </w:tcPr>
           <w:p>
@@ -1135,15 +1215,21 @@
                 <w:sz w:val="20"/>
                 <w:szCs w:val="20"/>
               </w:rPr>
-              <w:t xml:space="preserve">Questionário garçom + entrevista</w:t>
+              <w:t>Questionário garçom + entrevista</w:t>
             </w:r>
           </w:p>
         </w:tc>
       </w:tr>
       <w:tr>
+        <w:tblPrEx>
+          <w:tblCellMar>
+            <w:top w:w="0" w:type="dxa"/>
+            <w:bottom w:w="0" w:type="dxa"/>
+          </w:tblCellMar>
+        </w:tblPrEx>
         <w:tc>
           <w:tcPr>
-            <w:tcW w:type="dxa" w:w="4800"/>
+            <w:tcW w:w="4800" w:type="dxa"/>
             <w:vAlign w:val="center"/>
           </w:tcPr>
           <w:p>
@@ -1152,13 +1238,29 @@
                 <w:sz w:val="20"/>
                 <w:szCs w:val="20"/>
               </w:rPr>
-              <w:t xml:space="preserve">Conforto condicional com histórico anonimizado (46% quer poder apagar)</w:t>
+              <w:t>Conforto condicional com histórico anonimizado (</w:t>
+            </w:r>
+            <w:proofErr w:type="gramStart"/>
+            <w:r>
+              <w:rPr>
+                <w:sz w:val="20"/>
+                <w:szCs w:val="20"/>
+              </w:rPr>
+              <w:t>46% quer</w:t>
+            </w:r>
+            <w:proofErr w:type="gramEnd"/>
+            <w:r>
+              <w:rPr>
+                <w:sz w:val="20"/>
+                <w:szCs w:val="20"/>
+              </w:rPr>
+              <w:t xml:space="preserve"> poder apagar)</w:t>
             </w:r>
           </w:p>
         </w:tc>
         <w:tc>
           <w:tcPr>
-            <w:tcW w:type="dxa" w:w="2600"/>
+            <w:tcW w:w="2600" w:type="dxa"/>
             <w:vAlign w:val="center"/>
           </w:tcPr>
           <w:p>
@@ -1167,13 +1269,29 @@
                 <w:sz w:val="20"/>
                 <w:szCs w:val="20"/>
               </w:rPr>
-              <w:t xml:space="preserve">RN04, RN05 — decisão sobre RF12 (issue #53)</w:t>
+              <w:t>RN04, RN05 — decisão sobre RF12 (</w:t>
+            </w:r>
+            <w:proofErr w:type="spellStart"/>
+            <w:r>
+              <w:rPr>
+                <w:sz w:val="20"/>
+                <w:szCs w:val="20"/>
+              </w:rPr>
+              <w:t>issue</w:t>
+            </w:r>
+            <w:proofErr w:type="spellEnd"/>
+            <w:r>
+              <w:rPr>
+                <w:sz w:val="20"/>
+                <w:szCs w:val="20"/>
+              </w:rPr>
+              <w:t xml:space="preserve"> #53)</w:t>
             </w:r>
           </w:p>
         </w:tc>
         <w:tc>
           <w:tcPr>
-            <w:tcW w:type="dxa" w:w="2200"/>
+            <w:tcW w:w="2200" w:type="dxa"/>
             <w:vAlign w:val="center"/>
           </w:tcPr>
           <w:p>
@@ -1182,15 +1300,21 @@
                 <w:sz w:val="20"/>
                 <w:szCs w:val="20"/>
               </w:rPr>
-              <w:t xml:space="preserve">Questionário cliente</w:t>
+              <w:t>Questionário cliente</w:t>
             </w:r>
           </w:p>
         </w:tc>
       </w:tr>
       <w:tr>
+        <w:tblPrEx>
+          <w:tblCellMar>
+            <w:top w:w="0" w:type="dxa"/>
+            <w:bottom w:w="0" w:type="dxa"/>
+          </w:tblCellMar>
+        </w:tblPrEx>
         <w:tc>
           <w:tcPr>
-            <w:tcW w:type="dxa" w:w="4800"/>
+            <w:tcW w:w="4800" w:type="dxa"/>
             <w:vAlign w:val="center"/>
           </w:tcPr>
           <w:p>
@@ -1199,13 +1323,13 @@
                 <w:sz w:val="20"/>
                 <w:szCs w:val="20"/>
               </w:rPr>
-              <w:t xml:space="preserve">Ranking motivaria (100% garçom, sem experiência formal prévia)</w:t>
+              <w:t>Ranking motivaria (100% garçom, sem experiência formal prévia)</w:t>
             </w:r>
           </w:p>
         </w:tc>
         <w:tc>
           <w:tcPr>
-            <w:tcW w:type="dxa" w:w="2600"/>
+            <w:tcW w:w="2600" w:type="dxa"/>
             <w:vAlign w:val="center"/>
           </w:tcPr>
           <w:p>
@@ -1214,13 +1338,13 @@
                 <w:sz w:val="20"/>
                 <w:szCs w:val="20"/>
               </w:rPr>
-              <w:t xml:space="preserve">RF11</w:t>
+              <w:t>RF11</w:t>
             </w:r>
           </w:p>
         </w:tc>
         <w:tc>
           <w:tcPr>
-            <w:tcW w:type="dxa" w:w="2200"/>
+            <w:tcW w:w="2200" w:type="dxa"/>
             <w:vAlign w:val="center"/>
           </w:tcPr>
           <w:p>
@@ -1229,15 +1353,21 @@
                 <w:sz w:val="20"/>
                 <w:szCs w:val="20"/>
               </w:rPr>
-              <w:t xml:space="preserve">Questionário garçom + entrevista</w:t>
+              <w:t>Questionário garçom + entrevista</w:t>
             </w:r>
           </w:p>
         </w:tc>
       </w:tr>
       <w:tr>
+        <w:tblPrEx>
+          <w:tblCellMar>
+            <w:top w:w="0" w:type="dxa"/>
+            <w:bottom w:w="0" w:type="dxa"/>
+          </w:tblCellMar>
+        </w:tblPrEx>
         <w:tc>
           <w:tcPr>
-            <w:tcW w:type="dxa" w:w="4800"/>
+            <w:tcW w:w="4800" w:type="dxa"/>
             <w:vAlign w:val="center"/>
           </w:tcPr>
           <w:p>
@@ -1246,13 +1376,13 @@
                 <w:sz w:val="20"/>
                 <w:szCs w:val="20"/>
               </w:rPr>
-              <w:t xml:space="preserve">Escassez de opções no cardápio, não falha de comunicação</w:t>
+              <w:t>Escassez de opções no cardápio, não falha de comunicação</w:t>
             </w:r>
           </w:p>
         </w:tc>
         <w:tc>
           <w:tcPr>
-            <w:tcW w:type="dxa" w:w="2600"/>
+            <w:tcW w:w="2600" w:type="dxa"/>
             <w:vAlign w:val="center"/>
           </w:tcPr>
           <w:p>
@@ -1261,13 +1391,13 @@
                 <w:sz w:val="20"/>
                 <w:szCs w:val="20"/>
               </w:rPr>
-              <w:t xml:space="preserve">RF05 (qualifica limite de escopo)</w:t>
+              <w:t>RF05 (qualifica limite de escopo)</w:t>
             </w:r>
           </w:p>
         </w:tc>
         <w:tc>
           <w:tcPr>
-            <w:tcW w:type="dxa" w:w="2200"/>
+            <w:tcW w:w="2200" w:type="dxa"/>
             <w:vAlign w:val="center"/>
           </w:tcPr>
           <w:p>
@@ -1276,15 +1406,21 @@
                 <w:sz w:val="20"/>
                 <w:szCs w:val="20"/>
               </w:rPr>
-              <w:t xml:space="preserve">Entrevista</w:t>
+              <w:t>Entrevista</w:t>
             </w:r>
           </w:p>
         </w:tc>
       </w:tr>
       <w:tr>
+        <w:tblPrEx>
+          <w:tblCellMar>
+            <w:top w:w="0" w:type="dxa"/>
+            <w:bottom w:w="0" w:type="dxa"/>
+          </w:tblCellMar>
+        </w:tblPrEx>
         <w:tc>
           <w:tcPr>
-            <w:tcW w:type="dxa" w:w="4800"/>
+            <w:tcW w:w="4800" w:type="dxa"/>
             <w:vAlign w:val="center"/>
           </w:tcPr>
           <w:p>
@@ -1293,13 +1429,13 @@
                 <w:sz w:val="20"/>
                 <w:szCs w:val="20"/>
               </w:rPr>
-              <w:t xml:space="preserve">Itens esquecidos (ex.: água) até o fechamento</w:t>
+              <w:t>Itens esquecidos (ex.: água) até o fechamento</w:t>
             </w:r>
           </w:p>
         </w:tc>
         <w:tc>
           <w:tcPr>
-            <w:tcW w:type="dxa" w:w="2600"/>
+            <w:tcW w:w="2600" w:type="dxa"/>
             <w:vAlign w:val="center"/>
           </w:tcPr>
           <w:p>
@@ -1308,13 +1444,13 @@
                 <w:sz w:val="20"/>
                 <w:szCs w:val="20"/>
               </w:rPr>
-              <w:t xml:space="preserve">RF03, RN02</w:t>
+              <w:t>RF03, RN02</w:t>
             </w:r>
           </w:p>
         </w:tc>
         <w:tc>
           <w:tcPr>
-            <w:tcW w:type="dxa" w:w="2200"/>
+            <w:tcW w:w="2200" w:type="dxa"/>
             <w:vAlign w:val="center"/>
           </w:tcPr>
           <w:p>
@@ -1323,15 +1459,21 @@
                 <w:sz w:val="20"/>
                 <w:szCs w:val="20"/>
               </w:rPr>
-              <w:t xml:space="preserve">Entrevista</w:t>
+              <w:t>Entrevista</w:t>
             </w:r>
           </w:p>
         </w:tc>
       </w:tr>
       <w:tr>
+        <w:tblPrEx>
+          <w:tblCellMar>
+            <w:top w:w="0" w:type="dxa"/>
+            <w:bottom w:w="0" w:type="dxa"/>
+          </w:tblCellMar>
+        </w:tblPrEx>
         <w:tc>
           <w:tcPr>
-            <w:tcW w:type="dxa" w:w="4800"/>
+            <w:tcW w:w="4800" w:type="dxa"/>
             <w:vAlign w:val="center"/>
           </w:tcPr>
           <w:p>
@@ -1340,13 +1482,13 @@
                 <w:sz w:val="20"/>
                 <w:szCs w:val="20"/>
               </w:rPr>
-              <w:t xml:space="preserve">Personalização eleva fortemente a recomendação (méd. 9,46/10)</w:t>
+              <w:t>Personalização eleva fortemente a recomendação (méd. 9,46/10)</w:t>
             </w:r>
           </w:p>
         </w:tc>
         <w:tc>
           <w:tcPr>
-            <w:tcW w:type="dxa" w:w="2600"/>
+            <w:tcW w:w="2600" w:type="dxa"/>
             <w:vAlign w:val="center"/>
           </w:tcPr>
           <w:p>
@@ -1355,13 +1497,13 @@
                 <w:sz w:val="20"/>
                 <w:szCs w:val="20"/>
               </w:rPr>
-              <w:t xml:space="preserve">Justificativa de negócio (Canvas, Sprint 2)</w:t>
+              <w:t>Justificativa de negócio (Canvas, Sprint 2)</w:t>
             </w:r>
           </w:p>
         </w:tc>
         <w:tc>
           <w:tcPr>
-            <w:tcW w:type="dxa" w:w="2200"/>
+            <w:tcW w:w="2200" w:type="dxa"/>
             <w:vAlign w:val="center"/>
           </w:tcPr>
           <w:p>
@@ -1370,7 +1512,7 @@
                 <w:sz w:val="20"/>
                 <w:szCs w:val="20"/>
               </w:rPr>
-              <w:t xml:space="preserve">Questionário cliente</w:t>
+              <w:t>Questionário cliente</w:t>
             </w:r>
           </w:p>
         </w:tc>
@@ -1380,46 +1522,23 @@
       <w:pPr>
         <w:spacing w:before="400"/>
       </w:pPr>
-      <w:r>
-        <w:rPr>
-          <w:i/>
-          <w:iCs/>
-          <w:color w:val="595959"/>
-          <w:sz w:val="18"/>
-          <w:szCs w:val="18"/>
-        </w:rPr>
-        <w:t xml:space="preserve">Documento de trabalho — dados agregados e interpretados. Respostas brutas permanecem apenas em data-science/data/raw/, fora do versionamento.</w:t>
-      </w:r>
     </w:p>
     <w:sectPr>
-      <w:headerReference w:type="default" r:id="rId7"/>
-      <w:footerReference w:type="default" r:id="rId8"/>
-      <w:pgSz w:w="11906" w:h="16838" w:orient="portrait"/>
+      <w:headerReference w:type="default" r:id="rId12"/>
+      <w:footerReference w:type="default" r:id="rId13"/>
+      <w:pgSz w:w="11906" w:h="16838"/>
       <w:pgMar w:top="1134" w:right="1134" w:bottom="1134" w:left="1134" w:header="708" w:footer="708" w:gutter="0"/>
-      <w:pgNumType/>
+      <w:cols w:space="720"/>
       <w:docGrid w:linePitch="360"/>
     </w:sectPr>
   </w:body>
 </w:document>
 </file>
 
-<file path=word/comments.xml><?xml version="1.0" encoding="utf-8"?>
-<w:comments xmlns:cx="http://schemas.microsoft.com/office/drawing/2014/chartex" xmlns:cx1="http://schemas.microsoft.com/office/drawing/2015/9/8/chartex" xmlns:cx2="http://schemas.microsoft.com/office/drawing/2015/10/21/chartex" xmlns:cx3="http://schemas.microsoft.com/office/drawing/2016/5/9/chartex" xmlns:cx4="http://schemas.microsoft.com/office/drawing/2016/5/10/chartex" xmlns:cx5="http://schemas.microsoft.com/office/drawing/2016/5/11/chartex" xmlns:cx6="http://schemas.microsoft.com/office/drawing/2016/5/12/chartex" xmlns:cx7="http://schemas.microsoft.com/office/drawing/2016/5/13/chartex" xmlns:cx8="http://schemas.microsoft.com/office/drawing/2016/5/14/chartex" xmlns:mc="http://schemas.openxmlformats.org/markup-compatibility/2006" xmlns:aink="http://schemas.microsoft.com/office/drawing/2016/ink" xmlns:am3d="http://schemas.microsoft.com/office/drawing/2017/model3d" xmlns:o="urn:schemas-microsoft-com:office:office" xmlns:r="http://schemas.openxmlformats.org/officeDocument/2006/relationships" xmlns:m="http://schemas.openxmlformats.org/officeDocument/2006/math" xmlns:v="urn:schemas-microsoft-com:vml" xmlns:wp14="http://schemas.microsoft.com/office/word/2010/wordprocessingDrawing" xmlns:wp="http://schemas.openxmlformats.org/drawingml/2006/wordprocessingDrawing" xmlns:w10="urn:schemas-microsoft-com:office:word" xmlns:w="http://schemas.openxmlformats.org/wordprocessingml/2006/main" xmlns:w14="http://schemas.microsoft.com/office/word/2010/wordml" xmlns:w15="http://schemas.microsoft.com/office/word/2012/wordml" xmlns:w16cex="http://schemas.microsoft.com/office/word/2018/wordml/cex" xmlns:w16cid="http://schemas.microsoft.com/office/word/2016/wordml/cid" xmlns:w16="http://schemas.microsoft.com/office/word/2018/wordml" xmlns:w16sdtdh="http://schemas.microsoft.com/office/word/2020/wordml/sdtdatahash" xmlns:w16se="http://schemas.microsoft.com/office/word/2015/wordml/symex" xmlns:wpg="http://schemas.microsoft.com/office/word/2010/wordprocessingGroup" xmlns:wpi="http://schemas.microsoft.com/office/word/2010/wordprocessingInk" xmlns:wne="http://schemas.microsoft.com/office/word/2006/wordml" xmlns:wps="http://schemas.microsoft.com/office/word/2010/wordprocessingShape"/>
-</file>
-
 <file path=word/endnotes.xml><?xml version="1.0" encoding="utf-8"?>
-<w:endnotes xmlns:wpc="http://schemas.microsoft.com/office/word/2010/wordprocessingCanvas" xmlns:mc="http://schemas.openxmlformats.org/markup-compatibility/2006" xmlns:o="urn:schemas-microsoft-com:office:office" xmlns:r="http://schemas.openxmlformats.org/officeDocument/2006/relationships" xmlns:m="http://schemas.openxmlformats.org/officeDocument/2006/math" xmlns:v="urn:schemas-microsoft-com:vml" xmlns:wp14="http://schemas.microsoft.com/office/word/2010/wordprocessingDrawing" xmlns:wp="http://schemas.openxmlformats.org/drawingml/2006/wordprocessingDrawing" xmlns:w10="urn:schemas-microsoft-com:office:word" xmlns:w="http://schemas.openxmlformats.org/wordprocessingml/2006/main" xmlns:w14="http://schemas.microsoft.com/office/word/2010/wordml" xmlns:w15="http://schemas.microsoft.com/office/word/2012/wordml" xmlns:wpg="http://schemas.microsoft.com/office/word/2010/wordprocessingGroup" xmlns:wpi="http://schemas.microsoft.com/office/word/2010/wordprocessingInk" xmlns:wne="http://schemas.microsoft.com/office/word/2006/wordml" xmlns:wps="http://schemas.microsoft.com/office/word/2010/wordprocessingShape" mc:Ignorable="w14 w15 wp14">
+<w:endnotes xmlns:wpc="http://schemas.microsoft.com/office/word/2010/wordprocessingCanvas" xmlns:cx="http://schemas.microsoft.com/office/drawing/2014/chartex" xmlns:cx1="http://schemas.microsoft.com/office/drawing/2015/9/8/chartex" xmlns:cx2="http://schemas.microsoft.com/office/drawing/2015/10/21/chartex" xmlns:cx3="http://schemas.microsoft.com/office/drawing/2016/5/9/chartex" xmlns:cx4="http://schemas.microsoft.com/office/drawing/2016/5/10/chartex" xmlns:cx5="http://schemas.microsoft.com/office/drawing/2016/5/11/chartex" xmlns:cx6="http://schemas.microsoft.com/office/drawing/2016/5/12/chartex" xmlns:cx7="http://schemas.microsoft.com/office/drawing/2016/5/13/chartex" xmlns:cx8="http://schemas.microsoft.com/office/drawing/2016/5/14/chartex" xmlns:mc="http://schemas.openxmlformats.org/markup-compatibility/2006" xmlns:aink="http://schemas.microsoft.com/office/drawing/2016/ink" xmlns:am3d="http://schemas.microsoft.com/office/drawing/2017/model3d" xmlns:o="urn:schemas-microsoft-com:office:office" xmlns:oel="http://schemas.microsoft.com/office/2019/extlst" xmlns:r="http://schemas.openxmlformats.org/officeDocument/2006/relationships" xmlns:m="http://schemas.openxmlformats.org/officeDocument/2006/math" xmlns:v="urn:schemas-microsoft-com:vml" xmlns:wp14="http://schemas.microsoft.com/office/word/2010/wordprocessingDrawing" xmlns:wp="http://schemas.openxmlformats.org/drawingml/2006/wordprocessingDrawing" xmlns:w10="urn:schemas-microsoft-com:office:word" xmlns:w="http://schemas.openxmlformats.org/wordprocessingml/2006/main" xmlns:w14="http://schemas.microsoft.com/office/word/2010/wordml" xmlns:w15="http://schemas.microsoft.com/office/word/2012/wordml" xmlns:w16cex="http://schemas.microsoft.com/office/word/2018/wordml/cex" xmlns:w16cid="http://schemas.microsoft.com/office/word/2016/wordml/cid" xmlns:w16="http://schemas.microsoft.com/office/word/2018/wordml" xmlns:w16du="http://schemas.microsoft.com/office/word/2023/wordml/word16du" xmlns:w16sdtdh="http://schemas.microsoft.com/office/word/2020/wordml/sdtdatahash" xmlns:w16sdtfl="http://schemas.microsoft.com/office/word/2024/wordml/sdtformatlock" xmlns:w16se="http://schemas.microsoft.com/office/word/2015/wordml/symex" xmlns:wpg="http://schemas.microsoft.com/office/word/2010/wordprocessingGroup" xmlns:wpi="http://schemas.microsoft.com/office/word/2010/wordprocessingInk" xmlns:wne="http://schemas.microsoft.com/office/word/2006/wordml" xmlns:wps="http://schemas.microsoft.com/office/word/2010/wordprocessingShape" mc:Ignorable="w14 w15 w16se w16cid w16 w16cex w16sdtdh w16sdtfl w16du wp14">
   <w:endnote w:type="separator" w:id="-1">
     <w:p>
-      <w:pPr>
-        <w:spacing w:after="0" w:line="240" w:lineRule="auto"/>
-      </w:pPr>
-      <w:r>
-        <w:rPr>
-          <w:rStyle w:val="EndnoteReference"/>
-        </w:rPr>
-        <w:endnoteRef/>
-      </w:r>
       <w:r>
         <w:separator/>
       </w:r>
@@ -1427,15 +1546,6 @@
   </w:endnote>
   <w:endnote w:type="continuationSeparator" w:id="0">
     <w:p>
-      <w:pPr>
-        <w:spacing w:after="0" w:line="240" w:lineRule="auto"/>
-      </w:pPr>
-      <w:r>
-        <w:rPr>
-          <w:rStyle w:val="EndnoteReference"/>
-        </w:rPr>
-        <w:endnoteRef/>
-      </w:r>
       <w:r>
         <w:continuationSeparator/>
       </w:r>
@@ -1445,7 +1555,7 @@
 </file>
 
 <file path=word/footer1.xml><?xml version="1.0" encoding="utf-8"?>
-<w:ftr xmlns:wpc="http://schemas.microsoft.com/office/word/2010/wordprocessingCanvas" xmlns:mc="http://schemas.openxmlformats.org/markup-compatibility/2006" xmlns:o="urn:schemas-microsoft-com:office:office" xmlns:r="http://schemas.openxmlformats.org/officeDocument/2006/relationships" xmlns:m="http://schemas.openxmlformats.org/officeDocument/2006/math" xmlns:v="urn:schemas-microsoft-com:vml" xmlns:wp14="http://schemas.microsoft.com/office/word/2010/wordprocessingDrawing" xmlns:wp="http://schemas.openxmlformats.org/drawingml/2006/wordprocessingDrawing" xmlns:w10="urn:schemas-microsoft-com:office:word" xmlns:w="http://schemas.openxmlformats.org/wordprocessingml/2006/main" xmlns:w14="http://schemas.microsoft.com/office/word/2010/wordml" xmlns:w15="http://schemas.microsoft.com/office/word/2012/wordml" xmlns:wpg="http://schemas.microsoft.com/office/word/2010/wordprocessingGroup" xmlns:wpi="http://schemas.microsoft.com/office/word/2010/wordprocessingInk" xmlns:wne="http://schemas.microsoft.com/office/word/2006/wordml" xmlns:wps="http://schemas.microsoft.com/office/word/2010/wordprocessingShape">
+<w:ftr xmlns:wpc="http://schemas.microsoft.com/office/word/2010/wordprocessingCanvas" xmlns:cx="http://schemas.microsoft.com/office/drawing/2014/chartex" xmlns:cx1="http://schemas.microsoft.com/office/drawing/2015/9/8/chartex" xmlns:cx2="http://schemas.microsoft.com/office/drawing/2015/10/21/chartex" xmlns:cx3="http://schemas.microsoft.com/office/drawing/2016/5/9/chartex" xmlns:cx4="http://schemas.microsoft.com/office/drawing/2016/5/10/chartex" xmlns:cx5="http://schemas.microsoft.com/office/drawing/2016/5/11/chartex" xmlns:cx6="http://schemas.microsoft.com/office/drawing/2016/5/12/chartex" xmlns:cx7="http://schemas.microsoft.com/office/drawing/2016/5/13/chartex" xmlns:cx8="http://schemas.microsoft.com/office/drawing/2016/5/14/chartex" xmlns:mc="http://schemas.openxmlformats.org/markup-compatibility/2006" xmlns:aink="http://schemas.microsoft.com/office/drawing/2016/ink" xmlns:am3d="http://schemas.microsoft.com/office/drawing/2017/model3d" xmlns:o="urn:schemas-microsoft-com:office:office" xmlns:oel="http://schemas.microsoft.com/office/2019/extlst" xmlns:r="http://schemas.openxmlformats.org/officeDocument/2006/relationships" xmlns:m="http://schemas.openxmlformats.org/officeDocument/2006/math" xmlns:v="urn:schemas-microsoft-com:vml" xmlns:wp14="http://schemas.microsoft.com/office/word/2010/wordprocessingDrawing" xmlns:wp="http://schemas.openxmlformats.org/drawingml/2006/wordprocessingDrawing" xmlns:w10="urn:schemas-microsoft-com:office:word" xmlns:w="http://schemas.openxmlformats.org/wordprocessingml/2006/main" xmlns:w14="http://schemas.microsoft.com/office/word/2010/wordml" xmlns:w15="http://schemas.microsoft.com/office/word/2012/wordml" xmlns:w16cex="http://schemas.microsoft.com/office/word/2018/wordml/cex" xmlns:w16cid="http://schemas.microsoft.com/office/word/2016/wordml/cid" xmlns:w16="http://schemas.microsoft.com/office/word/2018/wordml" xmlns:w16du="http://schemas.microsoft.com/office/word/2023/wordml/word16du" xmlns:w16sdtdh="http://schemas.microsoft.com/office/word/2020/wordml/sdtdatahash" xmlns:w16sdtfl="http://schemas.microsoft.com/office/word/2024/wordml/sdtformatlock" xmlns:w16se="http://schemas.microsoft.com/office/word/2015/wordml/symex" xmlns:wpg="http://schemas.microsoft.com/office/word/2010/wordprocessingGroup" xmlns:wpi="http://schemas.microsoft.com/office/word/2010/wordprocessingInk" xmlns:wne="http://schemas.microsoft.com/office/word/2006/wordml" xmlns:wps="http://schemas.microsoft.com/office/word/2010/wordprocessingShape" mc:Ignorable="w14 w15 w16se w16cid w16 w16cex w16sdtdh w16sdtfl w16du wp14">
   <w:p>
     <w:pPr>
       <w:jc w:val="center"/>
@@ -1465,8 +1575,38 @@
         <w:szCs w:val="16"/>
       </w:rPr>
       <w:fldChar w:fldCharType="begin"/>
-      <w:instrText xml:space="preserve">PAGE</w:instrText>
+    </w:r>
+    <w:r>
+      <w:rPr>
+        <w:color w:val="595959"/>
+        <w:sz w:val="16"/>
+        <w:szCs w:val="16"/>
+      </w:rPr>
+      <w:instrText>PAGE</w:instrText>
+    </w:r>
+    <w:r>
+      <w:rPr>
+        <w:color w:val="595959"/>
+        <w:sz w:val="16"/>
+        <w:szCs w:val="16"/>
+      </w:rPr>
       <w:fldChar w:fldCharType="separate"/>
+    </w:r>
+    <w:r>
+      <w:rPr>
+        <w:noProof/>
+        <w:color w:val="595959"/>
+        <w:sz w:val="16"/>
+        <w:szCs w:val="16"/>
+      </w:rPr>
+      <w:t>1</w:t>
+    </w:r>
+    <w:r>
+      <w:rPr>
+        <w:color w:val="595959"/>
+        <w:sz w:val="16"/>
+        <w:szCs w:val="16"/>
+      </w:rPr>
       <w:fldChar w:fldCharType="end"/>
     </w:r>
     <w:r>
@@ -1484,8 +1624,38 @@
         <w:szCs w:val="16"/>
       </w:rPr>
       <w:fldChar w:fldCharType="begin"/>
-      <w:instrText xml:space="preserve">NUMPAGES</w:instrText>
+    </w:r>
+    <w:r>
+      <w:rPr>
+        <w:color w:val="595959"/>
+        <w:sz w:val="16"/>
+        <w:szCs w:val="16"/>
+      </w:rPr>
+      <w:instrText>NUMPAGES</w:instrText>
+    </w:r>
+    <w:r>
+      <w:rPr>
+        <w:color w:val="595959"/>
+        <w:sz w:val="16"/>
+        <w:szCs w:val="16"/>
+      </w:rPr>
       <w:fldChar w:fldCharType="separate"/>
+    </w:r>
+    <w:r>
+      <w:rPr>
+        <w:noProof/>
+        <w:color w:val="595959"/>
+        <w:sz w:val="16"/>
+        <w:szCs w:val="16"/>
+      </w:rPr>
+      <w:t>2</w:t>
+    </w:r>
+    <w:r>
+      <w:rPr>
+        <w:color w:val="595959"/>
+        <w:sz w:val="16"/>
+        <w:szCs w:val="16"/>
+      </w:rPr>
       <w:fldChar w:fldCharType="end"/>
     </w:r>
   </w:p>
@@ -1493,18 +1663,9 @@
 </file>
 
 <file path=word/footnotes.xml><?xml version="1.0" encoding="utf-8"?>
-<w:footnotes xmlns:wpc="http://schemas.microsoft.com/office/word/2010/wordprocessingCanvas" xmlns:mc="http://schemas.openxmlformats.org/markup-compatibility/2006" xmlns:o="urn:schemas-microsoft-com:office:office" xmlns:r="http://schemas.openxmlformats.org/officeDocument/2006/relationships" xmlns:m="http://schemas.openxmlformats.org/officeDocument/2006/math" xmlns:v="urn:schemas-microsoft-com:vml" xmlns:wp14="http://schemas.microsoft.com/office/word/2010/wordprocessingDrawing" xmlns:wp="http://schemas.openxmlformats.org/drawingml/2006/wordprocessingDrawing" xmlns:w10="urn:schemas-microsoft-com:office:word" xmlns:w="http://schemas.openxmlformats.org/wordprocessingml/2006/main" xmlns:w14="http://schemas.microsoft.com/office/word/2010/wordml" xmlns:w15="http://schemas.microsoft.com/office/word/2012/wordml" xmlns:wpg="http://schemas.microsoft.com/office/word/2010/wordprocessingGroup" xmlns:wpi="http://schemas.microsoft.com/office/word/2010/wordprocessingInk" xmlns:wne="http://schemas.microsoft.com/office/word/2006/wordml" xmlns:wps="http://schemas.microsoft.com/office/word/2010/wordprocessingShape" mc:Ignorable="w14 w15 wp14">
+<w:footnotes xmlns:wpc="http://schemas.microsoft.com/office/word/2010/wordprocessingCanvas" xmlns:cx="http://schemas.microsoft.com/office/drawing/2014/chartex" xmlns:cx1="http://schemas.microsoft.com/office/drawing/2015/9/8/chartex" xmlns:cx2="http://schemas.microsoft.com/office/drawing/2015/10/21/chartex" xmlns:cx3="http://schemas.microsoft.com/office/drawing/2016/5/9/chartex" xmlns:cx4="http://schemas.microsoft.com/office/drawing/2016/5/10/chartex" xmlns:cx5="http://schemas.microsoft.com/office/drawing/2016/5/11/chartex" xmlns:cx6="http://schemas.microsoft.com/office/drawing/2016/5/12/chartex" xmlns:cx7="http://schemas.microsoft.com/office/drawing/2016/5/13/chartex" xmlns:cx8="http://schemas.microsoft.com/office/drawing/2016/5/14/chartex" xmlns:mc="http://schemas.openxmlformats.org/markup-compatibility/2006" xmlns:aink="http://schemas.microsoft.com/office/drawing/2016/ink" xmlns:am3d="http://schemas.microsoft.com/office/drawing/2017/model3d" xmlns:o="urn:schemas-microsoft-com:office:office" xmlns:oel="http://schemas.microsoft.com/office/2019/extlst" xmlns:r="http://schemas.openxmlformats.org/officeDocument/2006/relationships" xmlns:m="http://schemas.openxmlformats.org/officeDocument/2006/math" xmlns:v="urn:schemas-microsoft-com:vml" xmlns:wp14="http://schemas.microsoft.com/office/word/2010/wordprocessingDrawing" xmlns:wp="http://schemas.openxmlformats.org/drawingml/2006/wordprocessingDrawing" xmlns:w10="urn:schemas-microsoft-com:office:word" xmlns:w="http://schemas.openxmlformats.org/wordprocessingml/2006/main" xmlns:w14="http://schemas.microsoft.com/office/word/2010/wordml" xmlns:w15="http://schemas.microsoft.com/office/word/2012/wordml" xmlns:w16cex="http://schemas.microsoft.com/office/word/2018/wordml/cex" xmlns:w16cid="http://schemas.microsoft.com/office/word/2016/wordml/cid" xmlns:w16="http://schemas.microsoft.com/office/word/2018/wordml" xmlns:w16du="http://schemas.microsoft.com/office/word/2023/wordml/word16du" xmlns:w16sdtdh="http://schemas.microsoft.com/office/word/2020/wordml/sdtdatahash" xmlns:w16sdtfl="http://schemas.microsoft.com/office/word/2024/wordml/sdtformatlock" xmlns:w16se="http://schemas.microsoft.com/office/word/2015/wordml/symex" xmlns:wpg="http://schemas.microsoft.com/office/word/2010/wordprocessingGroup" xmlns:wpi="http://schemas.microsoft.com/office/word/2010/wordprocessingInk" xmlns:wne="http://schemas.microsoft.com/office/word/2006/wordml" xmlns:wps="http://schemas.microsoft.com/office/word/2010/wordprocessingShape" mc:Ignorable="w14 w15 w16se w16cid w16 w16cex w16sdtdh w16sdtfl w16du wp14">
   <w:footnote w:type="separator" w:id="-1">
     <w:p>
-      <w:pPr>
-        <w:spacing w:after="0" w:line="240" w:lineRule="auto"/>
-      </w:pPr>
-      <w:r>
-        <w:rPr>
-          <w:rStyle w:val="FootnoteReference"/>
-        </w:rPr>
-        <w:footnoteRef/>
-      </w:r>
       <w:r>
         <w:separator/>
       </w:r>
@@ -1512,15 +1673,6 @@
   </w:footnote>
   <w:footnote w:type="continuationSeparator" w:id="0">
     <w:p>
-      <w:pPr>
-        <w:spacing w:after="0" w:line="240" w:lineRule="auto"/>
-      </w:pPr>
-      <w:r>
-        <w:rPr>
-          <w:rStyle w:val="FootnoteReference"/>
-        </w:rPr>
-        <w:footnoteRef/>
-      </w:r>
       <w:r>
         <w:continuationSeparator/>
       </w:r>
@@ -1530,7 +1682,7 @@
 </file>
 
 <file path=word/header1.xml><?xml version="1.0" encoding="utf-8"?>
-<w:hdr xmlns:wpc="http://schemas.microsoft.com/office/word/2010/wordprocessingCanvas" xmlns:mc="http://schemas.openxmlformats.org/markup-compatibility/2006" xmlns:o="urn:schemas-microsoft-com:office:office" xmlns:r="http://schemas.openxmlformats.org/officeDocument/2006/relationships" xmlns:m="http://schemas.openxmlformats.org/officeDocument/2006/math" xmlns:v="urn:schemas-microsoft-com:vml" xmlns:wp14="http://schemas.microsoft.com/office/word/2010/wordprocessingDrawing" xmlns:wp="http://schemas.openxmlformats.org/drawingml/2006/wordprocessingDrawing" xmlns:w10="urn:schemas-microsoft-com:office:word" xmlns:w="http://schemas.openxmlformats.org/wordprocessingml/2006/main" xmlns:w14="http://schemas.microsoft.com/office/word/2010/wordml" xmlns:w15="http://schemas.microsoft.com/office/word/2012/wordml" xmlns:wpg="http://schemas.microsoft.com/office/word/2010/wordprocessingGroup" xmlns:wpi="http://schemas.microsoft.com/office/word/2010/wordprocessingInk" xmlns:wne="http://schemas.microsoft.com/office/word/2006/wordml" xmlns:wps="http://schemas.microsoft.com/office/word/2010/wordprocessingShape" xmlns:cx="http://schemas.microsoft.com/office/drawing/2014/chartex" xmlns:cx1="http://schemas.microsoft.com/office/drawing/2015/9/8/chartex" xmlns:cx2="http://schemas.microsoft.com/office/drawing/2015/10/21/chartex" xmlns:cx3="http://schemas.microsoft.com/office/drawing/2016/5/9/chartex" xmlns:cx4="http://schemas.microsoft.com/office/drawing/2016/5/10/chartex" xmlns:cx5="http://schemas.microsoft.com/office/drawing/2016/5/11/chartex" xmlns:cx6="http://schemas.microsoft.com/office/drawing/2016/5/12/chartex" xmlns:cx7="http://schemas.microsoft.com/office/drawing/2016/5/13/chartex" xmlns:cx8="http://schemas.microsoft.com/office/drawing/2016/5/14/chartex" xmlns:w16cid="http://schemas.microsoft.com/office/word/2016/wordml/cid" xmlns:w16se="http://schemas.microsoft.com/office/word/2015/wordml/symex">
+<w:hdr xmlns:wpc="http://schemas.microsoft.com/office/word/2010/wordprocessingCanvas" xmlns:cx="http://schemas.microsoft.com/office/drawing/2014/chartex" xmlns:cx1="http://schemas.microsoft.com/office/drawing/2015/9/8/chartex" xmlns:cx2="http://schemas.microsoft.com/office/drawing/2015/10/21/chartex" xmlns:cx3="http://schemas.microsoft.com/office/drawing/2016/5/9/chartex" xmlns:cx4="http://schemas.microsoft.com/office/drawing/2016/5/10/chartex" xmlns:cx5="http://schemas.microsoft.com/office/drawing/2016/5/11/chartex" xmlns:cx6="http://schemas.microsoft.com/office/drawing/2016/5/12/chartex" xmlns:cx7="http://schemas.microsoft.com/office/drawing/2016/5/13/chartex" xmlns:cx8="http://schemas.microsoft.com/office/drawing/2016/5/14/chartex" xmlns:mc="http://schemas.openxmlformats.org/markup-compatibility/2006" xmlns:aink="http://schemas.microsoft.com/office/drawing/2016/ink" xmlns:am3d="http://schemas.microsoft.com/office/drawing/2017/model3d" xmlns:o="urn:schemas-microsoft-com:office:office" xmlns:oel="http://schemas.microsoft.com/office/2019/extlst" xmlns:r="http://schemas.openxmlformats.org/officeDocument/2006/relationships" xmlns:m="http://schemas.openxmlformats.org/officeDocument/2006/math" xmlns:v="urn:schemas-microsoft-com:vml" xmlns:wp14="http://schemas.microsoft.com/office/word/2010/wordprocessingDrawing" xmlns:wp="http://schemas.openxmlformats.org/drawingml/2006/wordprocessingDrawing" xmlns:w10="urn:schemas-microsoft-com:office:word" xmlns:w="http://schemas.openxmlformats.org/wordprocessingml/2006/main" xmlns:w14="http://schemas.microsoft.com/office/word/2010/wordml" xmlns:w15="http://schemas.microsoft.com/office/word/2012/wordml" xmlns:w16cex="http://schemas.microsoft.com/office/word/2018/wordml/cex" xmlns:w16cid="http://schemas.microsoft.com/office/word/2016/wordml/cid" xmlns:w16="http://schemas.microsoft.com/office/word/2018/wordml" xmlns:w16du="http://schemas.microsoft.com/office/word/2023/wordml/word16du" xmlns:w16sdtdh="http://schemas.microsoft.com/office/word/2020/wordml/sdtdatahash" xmlns:w16sdtfl="http://schemas.microsoft.com/office/word/2024/wordml/sdtformatlock" xmlns:w16se="http://schemas.microsoft.com/office/word/2015/wordml/symex" xmlns:wpg="http://schemas.microsoft.com/office/word/2010/wordprocessingGroup" xmlns:wpi="http://schemas.microsoft.com/office/word/2010/wordprocessingInk" xmlns:wne="http://schemas.microsoft.com/office/word/2006/wordml" xmlns:wps="http://schemas.microsoft.com/office/word/2010/wordprocessingShape" mc:Ignorable="w14 w15 w16se w16cid w16 w16cex w16sdtdh w16sdtfl w16du wp14">
   <w:p>
     <w:pPr>
       <w:jc w:val="right"/>
@@ -1541,17 +1693,19 @@
         <w:sz w:val="16"/>
         <w:szCs w:val="16"/>
       </w:rPr>
-      <w:t xml:space="preserve">GASTRA — Dados Processados</w:t>
+      <w:t>GASTRA — Dados Processados</w:t>
     </w:r>
   </w:p>
 </w:hdr>
 </file>
 
 <file path=word/numbering.xml><?xml version="1.0" encoding="utf-8"?>
-<w:numbering xmlns:wpc="http://schemas.microsoft.com/office/word/2010/wordprocessingCanvas" xmlns:mc="http://schemas.openxmlformats.org/markup-compatibility/2006" xmlns:o="urn:schemas-microsoft-com:office:office" xmlns:r="http://schemas.openxmlformats.org/officeDocument/2006/relationships" xmlns:m="http://schemas.openxmlformats.org/officeDocument/2006/math" xmlns:v="urn:schemas-microsoft-com:vml" xmlns:wp14="http://schemas.microsoft.com/office/word/2010/wordprocessingDrawing" xmlns:wp="http://schemas.openxmlformats.org/drawingml/2006/wordprocessingDrawing" xmlns:w10="urn:schemas-microsoft-com:office:word" xmlns:w="http://schemas.openxmlformats.org/wordprocessingml/2006/main" xmlns:w14="http://schemas.microsoft.com/office/word/2010/wordml" xmlns:w15="http://schemas.microsoft.com/office/word/2012/wordml" xmlns:wpg="http://schemas.microsoft.com/office/word/2010/wordprocessingGroup" xmlns:wpi="http://schemas.microsoft.com/office/word/2010/wordprocessingInk" xmlns:wne="http://schemas.microsoft.com/office/word/2006/wordml" xmlns:wps="http://schemas.microsoft.com/office/word/2010/wordprocessingShape" mc:Ignorable="w14 w15 wp14">
-  <w:abstractNum w:abstractNumId="1" w15:restartNumberingAfterBreak="0">
+<w:numbering xmlns:wpc="http://schemas.microsoft.com/office/word/2010/wordprocessingCanvas" xmlns:cx="http://schemas.microsoft.com/office/drawing/2014/chartex" xmlns:cx1="http://schemas.microsoft.com/office/drawing/2015/9/8/chartex" xmlns:cx2="http://schemas.microsoft.com/office/drawing/2015/10/21/chartex" xmlns:cx3="http://schemas.microsoft.com/office/drawing/2016/5/9/chartex" xmlns:cx4="http://schemas.microsoft.com/office/drawing/2016/5/10/chartex" xmlns:cx5="http://schemas.microsoft.com/office/drawing/2016/5/11/chartex" xmlns:cx6="http://schemas.microsoft.com/office/drawing/2016/5/12/chartex" xmlns:cx7="http://schemas.microsoft.com/office/drawing/2016/5/13/chartex" xmlns:cx8="http://schemas.microsoft.com/office/drawing/2016/5/14/chartex" xmlns:mc="http://schemas.openxmlformats.org/markup-compatibility/2006" xmlns:aink="http://schemas.microsoft.com/office/drawing/2016/ink" xmlns:am3d="http://schemas.microsoft.com/office/drawing/2017/model3d" xmlns:o="urn:schemas-microsoft-com:office:office" xmlns:oel="http://schemas.microsoft.com/office/2019/extlst" xmlns:r="http://schemas.openxmlformats.org/officeDocument/2006/relationships" xmlns:m="http://schemas.openxmlformats.org/officeDocument/2006/math" xmlns:v="urn:schemas-microsoft-com:vml" xmlns:wp14="http://schemas.microsoft.com/office/word/2010/wordprocessingDrawing" xmlns:wp="http://schemas.openxmlformats.org/drawingml/2006/wordprocessingDrawing" xmlns:w10="urn:schemas-microsoft-com:office:word" xmlns:w="http://schemas.openxmlformats.org/wordprocessingml/2006/main" xmlns:w14="http://schemas.microsoft.com/office/word/2010/wordml" xmlns:w15="http://schemas.microsoft.com/office/word/2012/wordml" xmlns:w16cex="http://schemas.microsoft.com/office/word/2018/wordml/cex" xmlns:w16cid="http://schemas.microsoft.com/office/word/2016/wordml/cid" xmlns:w16="http://schemas.microsoft.com/office/word/2018/wordml" xmlns:w16du="http://schemas.microsoft.com/office/word/2023/wordml/word16du" xmlns:w16sdtdh="http://schemas.microsoft.com/office/word/2020/wordml/sdtdatahash" xmlns:w16sdtfl="http://schemas.microsoft.com/office/word/2024/wordml/sdtformatlock" xmlns:w16se="http://schemas.microsoft.com/office/word/2015/wordml/symex" xmlns:wpg="http://schemas.microsoft.com/office/word/2010/wordprocessingGroup" xmlns:wpi="http://schemas.microsoft.com/office/word/2010/wordprocessingInk" xmlns:wne="http://schemas.microsoft.com/office/word/2006/wordml" xmlns:wps="http://schemas.microsoft.com/office/word/2010/wordprocessingShape" mc:Ignorable="w14 w15 w16se w16cid w16 w16cex w16sdtdh w16sdtfl w16du wp14">
+  <w:abstractNum w:abstractNumId="0" w15:restartNumberingAfterBreak="0">
+    <w:nsid w:val="5D292E96"/>
     <w:multiLevelType w:val="hybridMultilevel"/>
-    <w:lvl w:ilvl="0" w15:tentative="1">
+    <w:tmpl w:val="1D440316"/>
+    <w:lvl w:ilvl="0" w:tplc="AE1AC54A">
       <w:start w:val="1"/>
       <w:numFmt w:val="bullet"/>
       <w:lvlText w:val="●"/>
@@ -1560,7 +1714,7 @@
         <w:ind w:left="720" w:hanging="360"/>
       </w:pPr>
     </w:lvl>
-    <w:lvl w:ilvl="1" w15:tentative="1">
+    <w:lvl w:ilvl="1" w:tplc="2F206818">
       <w:start w:val="1"/>
       <w:numFmt w:val="bullet"/>
       <w:lvlText w:val="○"/>
@@ -1569,7 +1723,7 @@
         <w:ind w:left="1440" w:hanging="360"/>
       </w:pPr>
     </w:lvl>
-    <w:lvl w:ilvl="2" w15:tentative="1">
+    <w:lvl w:ilvl="2" w:tplc="B76E6926">
       <w:start w:val="1"/>
       <w:numFmt w:val="bullet"/>
       <w:lvlText w:val="■"/>
@@ -1578,7 +1732,7 @@
         <w:ind w:left="2160" w:hanging="360"/>
       </w:pPr>
     </w:lvl>
-    <w:lvl w:ilvl="3" w15:tentative="1">
+    <w:lvl w:ilvl="3" w:tplc="3988846E">
       <w:start w:val="1"/>
       <w:numFmt w:val="bullet"/>
       <w:lvlText w:val="●"/>
@@ -1587,7 +1741,7 @@
         <w:ind w:left="2880" w:hanging="360"/>
       </w:pPr>
     </w:lvl>
-    <w:lvl w:ilvl="4" w15:tentative="1">
+    <w:lvl w:ilvl="4" w:tplc="E6DABA8A">
       <w:start w:val="1"/>
       <w:numFmt w:val="bullet"/>
       <w:lvlText w:val="○"/>
@@ -1596,7 +1750,7 @@
         <w:ind w:left="3600" w:hanging="360"/>
       </w:pPr>
     </w:lvl>
-    <w:lvl w:ilvl="5" w15:tentative="1">
+    <w:lvl w:ilvl="5" w:tplc="DF068E20">
       <w:start w:val="1"/>
       <w:numFmt w:val="bullet"/>
       <w:lvlText w:val="■"/>
@@ -1605,7 +1759,7 @@
         <w:ind w:left="4320" w:hanging="360"/>
       </w:pPr>
     </w:lvl>
-    <w:lvl w:ilvl="6" w15:tentative="1">
+    <w:lvl w:ilvl="6" w:tplc="EBA842E0">
       <w:start w:val="1"/>
       <w:numFmt w:val="bullet"/>
       <w:lvlText w:val="●"/>
@@ -1614,7 +1768,7 @@
         <w:ind w:left="5040" w:hanging="360"/>
       </w:pPr>
     </w:lvl>
-    <w:lvl w:ilvl="7" w15:tentative="1">
+    <w:lvl w:ilvl="7" w:tplc="029C7E86">
       <w:start w:val="1"/>
       <w:numFmt w:val="bullet"/>
       <w:lvlText w:val="●"/>
@@ -1623,7 +1777,7 @@
         <w:ind w:left="5760" w:hanging="360"/>
       </w:pPr>
     </w:lvl>
-    <w:lvl w:ilvl="8" w15:tentative="1">
+    <w:lvl w:ilvl="8" w:tplc="5A7A88C0">
       <w:start w:val="1"/>
       <w:numFmt w:val="bullet"/>
       <w:lvlText w:val="●"/>
@@ -1633,8 +1787,8 @@
       </w:pPr>
     </w:lvl>
   </w:abstractNum>
-  <w:num w:numId="1">
-    <w:abstractNumId w:val="1"/>
+  <w:num w:numId="1" w16cid:durableId="198664058">
+    <w:abstractNumId w:val="0"/>
     <w:lvlOverride w:ilvl="0">
       <w:startOverride w:val="1"/>
     </w:lvlOverride>
@@ -1643,107 +1797,539 @@
 </file>
 
 <file path=word/styles.xml><?xml version="1.0" encoding="utf-8"?>
-<w:styles xmlns:mc="http://schemas.openxmlformats.org/markup-compatibility/2006" xmlns:r="http://schemas.openxmlformats.org/officeDocument/2006/relationships" xmlns:w="http://schemas.openxmlformats.org/wordprocessingml/2006/main" xmlns:w14="http://schemas.microsoft.com/office/word/2010/wordml" xmlns:w15="http://schemas.microsoft.com/office/word/2012/wordml" mc:Ignorable="w14 w15">
+<w:styles xmlns:mc="http://schemas.openxmlformats.org/markup-compatibility/2006" xmlns:r="http://schemas.openxmlformats.org/officeDocument/2006/relationships" xmlns:w="http://schemas.openxmlformats.org/wordprocessingml/2006/main" xmlns:w14="http://schemas.microsoft.com/office/word/2010/wordml" xmlns:w15="http://schemas.microsoft.com/office/word/2012/wordml" xmlns:w16cex="http://schemas.microsoft.com/office/word/2018/wordml/cex" xmlns:w16cid="http://schemas.microsoft.com/office/word/2016/wordml/cid" xmlns:w16="http://schemas.microsoft.com/office/word/2018/wordml" xmlns:w16du="http://schemas.microsoft.com/office/word/2023/wordml/word16du" xmlns:w16sdtdh="http://schemas.microsoft.com/office/word/2020/wordml/sdtdatahash" xmlns:w16sdtfl="http://schemas.microsoft.com/office/word/2024/wordml/sdtformatlock" xmlns:w16se="http://schemas.microsoft.com/office/word/2015/wordml/symex" mc:Ignorable="w14 w15 w16se w16cid w16 w16cex w16sdtdh w16sdtfl w16du">
   <w:docDefaults>
     <w:rPrDefault>
       <w:rPr>
-        <w:rFonts w:ascii="Calibri" w:cs="Calibri" w:eastAsia="Calibri" w:hAnsi="Calibri"/>
+        <w:rFonts w:ascii="Calibri" w:eastAsia="Calibri" w:hAnsi="Calibri" w:cs="Calibri"/>
         <w:sz w:val="22"/>
         <w:szCs w:val="22"/>
+        <w:lang w:val="pt-BR" w:eastAsia="pt-BR" w:bidi="ar-SA"/>
       </w:rPr>
     </w:rPrDefault>
     <w:pPrDefault/>
   </w:docDefaults>
-  <w:style w:type="paragraph" w:styleId="Title">
+  <w:latentStyles w:defLockedState="0" w:defUIPriority="99" w:defSemiHidden="0" w:defUnhideWhenUsed="0" w:defQFormat="0" w:count="376">
+    <w:lsdException w:name="Normal" w:uiPriority="0" w:qFormat="1"/>
+    <w:lsdException w:name="heading 1" w:uiPriority="9" w:qFormat="1"/>
+    <w:lsdException w:name="heading 2" w:semiHidden="1" w:uiPriority="9" w:unhideWhenUsed="1" w:qFormat="1"/>
+    <w:lsdException w:name="heading 3" w:semiHidden="1" w:uiPriority="9" w:unhideWhenUsed="1" w:qFormat="1"/>
+    <w:lsdException w:name="heading 4" w:semiHidden="1" w:uiPriority="9" w:unhideWhenUsed="1" w:qFormat="1"/>
+    <w:lsdException w:name="heading 5" w:semiHidden="1" w:uiPriority="9" w:unhideWhenUsed="1" w:qFormat="1"/>
+    <w:lsdException w:name="heading 6" w:semiHidden="1" w:uiPriority="9" w:unhideWhenUsed="1" w:qFormat="1"/>
+    <w:lsdException w:name="heading 7" w:semiHidden="1" w:uiPriority="9" w:unhideWhenUsed="1" w:qFormat="1"/>
+    <w:lsdException w:name="heading 8" w:semiHidden="1" w:uiPriority="9" w:unhideWhenUsed="1" w:qFormat="1"/>
+    <w:lsdException w:name="heading 9" w:semiHidden="1" w:uiPriority="9" w:unhideWhenUsed="1" w:qFormat="1"/>
+    <w:lsdException w:name="index 1" w:semiHidden="1" w:unhideWhenUsed="1"/>
+    <w:lsdException w:name="index 2" w:semiHidden="1" w:unhideWhenUsed="1"/>
+    <w:lsdException w:name="index 3" w:semiHidden="1" w:unhideWhenUsed="1"/>
+    <w:lsdException w:name="index 4" w:semiHidden="1" w:unhideWhenUsed="1"/>
+    <w:lsdException w:name="index 5" w:semiHidden="1" w:unhideWhenUsed="1"/>
+    <w:lsdException w:name="index 6" w:semiHidden="1" w:unhideWhenUsed="1"/>
+    <w:lsdException w:name="index 7" w:semiHidden="1" w:unhideWhenUsed="1"/>
+    <w:lsdException w:name="index 8" w:semiHidden="1" w:unhideWhenUsed="1"/>
+    <w:lsdException w:name="index 9" w:semiHidden="1" w:unhideWhenUsed="1"/>
+    <w:lsdException w:name="toc 1" w:semiHidden="1" w:uiPriority="39" w:unhideWhenUsed="1"/>
+    <w:lsdException w:name="toc 2" w:semiHidden="1" w:uiPriority="39" w:unhideWhenUsed="1"/>
+    <w:lsdException w:name="toc 3" w:semiHidden="1" w:uiPriority="39" w:unhideWhenUsed="1"/>
+    <w:lsdException w:name="toc 4" w:semiHidden="1" w:uiPriority="39" w:unhideWhenUsed="1"/>
+    <w:lsdException w:name="toc 5" w:semiHidden="1" w:uiPriority="39" w:unhideWhenUsed="1"/>
+    <w:lsdException w:name="toc 6" w:semiHidden="1" w:uiPriority="39" w:unhideWhenUsed="1"/>
+    <w:lsdException w:name="toc 7" w:semiHidden="1" w:uiPriority="39" w:unhideWhenUsed="1"/>
+    <w:lsdException w:name="toc 8" w:semiHidden="1" w:uiPriority="39" w:unhideWhenUsed="1"/>
+    <w:lsdException w:name="toc 9" w:semiHidden="1" w:uiPriority="39" w:unhideWhenUsed="1"/>
+    <w:lsdException w:name="Normal Indent" w:semiHidden="1" w:unhideWhenUsed="1"/>
+    <w:lsdException w:name="footnote text" w:semiHidden="1" w:unhideWhenUsed="1"/>
+    <w:lsdException w:name="annotation text" w:semiHidden="1" w:unhideWhenUsed="1"/>
+    <w:lsdException w:name="header" w:semiHidden="1" w:unhideWhenUsed="1"/>
+    <w:lsdException w:name="footer" w:semiHidden="1" w:unhideWhenUsed="1"/>
+    <w:lsdException w:name="index heading" w:semiHidden="1" w:unhideWhenUsed="1"/>
+    <w:lsdException w:name="caption" w:semiHidden="1" w:uiPriority="35" w:unhideWhenUsed="1" w:qFormat="1"/>
+    <w:lsdException w:name="table of figures" w:semiHidden="1" w:unhideWhenUsed="1"/>
+    <w:lsdException w:name="envelope address" w:semiHidden="1" w:unhideWhenUsed="1"/>
+    <w:lsdException w:name="envelope return" w:semiHidden="1" w:unhideWhenUsed="1"/>
+    <w:lsdException w:name="footnote reference" w:semiHidden="1" w:unhideWhenUsed="1"/>
+    <w:lsdException w:name="annotation reference" w:semiHidden="1" w:unhideWhenUsed="1"/>
+    <w:lsdException w:name="line number" w:semiHidden="1" w:unhideWhenUsed="1"/>
+    <w:lsdException w:name="page number" w:semiHidden="1" w:unhideWhenUsed="1"/>
+    <w:lsdException w:name="endnote reference" w:semiHidden="1" w:unhideWhenUsed="1"/>
+    <w:lsdException w:name="endnote text" w:semiHidden="1" w:unhideWhenUsed="1"/>
+    <w:lsdException w:name="table of authorities" w:semiHidden="1" w:unhideWhenUsed="1"/>
+    <w:lsdException w:name="macro" w:semiHidden="1" w:unhideWhenUsed="1"/>
+    <w:lsdException w:name="toa heading" w:semiHidden="1" w:unhideWhenUsed="1"/>
+    <w:lsdException w:name="List" w:semiHidden="1" w:unhideWhenUsed="1"/>
+    <w:lsdException w:name="List Bullet" w:semiHidden="1" w:unhideWhenUsed="1"/>
+    <w:lsdException w:name="List Number" w:semiHidden="1" w:unhideWhenUsed="1"/>
+    <w:lsdException w:name="List 2" w:semiHidden="1" w:unhideWhenUsed="1"/>
+    <w:lsdException w:name="List 3" w:semiHidden="1" w:unhideWhenUsed="1"/>
+    <w:lsdException w:name="List 4" w:semiHidden="1" w:unhideWhenUsed="1"/>
+    <w:lsdException w:name="List 5" w:semiHidden="1" w:unhideWhenUsed="1"/>
+    <w:lsdException w:name="List Bullet 2" w:semiHidden="1" w:unhideWhenUsed="1"/>
+    <w:lsdException w:name="List Bullet 3" w:semiHidden="1" w:unhideWhenUsed="1"/>
+    <w:lsdException w:name="List Bullet 4" w:semiHidden="1" w:unhideWhenUsed="1"/>
+    <w:lsdException w:name="List Bullet 5" w:semiHidden="1" w:unhideWhenUsed="1"/>
+    <w:lsdException w:name="List Number 2" w:semiHidden="1" w:unhideWhenUsed="1"/>
+    <w:lsdException w:name="List Number 3" w:semiHidden="1" w:unhideWhenUsed="1"/>
+    <w:lsdException w:name="List Number 4" w:semiHidden="1" w:unhideWhenUsed="1"/>
+    <w:lsdException w:name="List Number 5" w:semiHidden="1" w:unhideWhenUsed="1"/>
+    <w:lsdException w:name="Title" w:uiPriority="10" w:qFormat="1"/>
+    <w:lsdException w:name="Closing" w:semiHidden="1" w:unhideWhenUsed="1"/>
+    <w:lsdException w:name="Signature" w:semiHidden="1" w:unhideWhenUsed="1"/>
+    <w:lsdException w:name="Default Paragraph Font" w:semiHidden="1" w:uiPriority="1" w:unhideWhenUsed="1"/>
+    <w:lsdException w:name="Body Text" w:semiHidden="1" w:unhideWhenUsed="1"/>
+    <w:lsdException w:name="Body Text Indent" w:semiHidden="1" w:unhideWhenUsed="1"/>
+    <w:lsdException w:name="List Continue" w:semiHidden="1" w:unhideWhenUsed="1"/>
+    <w:lsdException w:name="List Continue 2" w:semiHidden="1" w:unhideWhenUsed="1"/>
+    <w:lsdException w:name="List Continue 3" w:semiHidden="1" w:unhideWhenUsed="1"/>
+    <w:lsdException w:name="List Continue 4" w:semiHidden="1" w:unhideWhenUsed="1"/>
+    <w:lsdException w:name="List Continue 5" w:semiHidden="1" w:unhideWhenUsed="1"/>
+    <w:lsdException w:name="Message Header" w:semiHidden="1" w:unhideWhenUsed="1"/>
+    <w:lsdException w:name="Subtitle" w:uiPriority="11" w:qFormat="1"/>
+    <w:lsdException w:name="Salutation" w:semiHidden="1" w:unhideWhenUsed="1"/>
+    <w:lsdException w:name="Date" w:semiHidden="1" w:unhideWhenUsed="1"/>
+    <w:lsdException w:name="Body Text First Indent" w:semiHidden="1" w:unhideWhenUsed="1"/>
+    <w:lsdException w:name="Body Text First Indent 2" w:semiHidden="1" w:unhideWhenUsed="1"/>
+    <w:lsdException w:name="Note Heading" w:semiHidden="1" w:unhideWhenUsed="1"/>
+    <w:lsdException w:name="Body Text 2" w:semiHidden="1" w:unhideWhenUsed="1"/>
+    <w:lsdException w:name="Body Text 3" w:semiHidden="1" w:unhideWhenUsed="1"/>
+    <w:lsdException w:name="Body Text Indent 2" w:semiHidden="1" w:unhideWhenUsed="1"/>
+    <w:lsdException w:name="Body Text Indent 3" w:semiHidden="1" w:unhideWhenUsed="1"/>
+    <w:lsdException w:name="Block Text" w:semiHidden="1" w:unhideWhenUsed="1"/>
+    <w:lsdException w:name="Hyperlink" w:semiHidden="1" w:unhideWhenUsed="1"/>
+    <w:lsdException w:name="FollowedHyperlink" w:semiHidden="1" w:unhideWhenUsed="1"/>
+    <w:lsdException w:name="Strong" w:uiPriority="22" w:qFormat="1"/>
+    <w:lsdException w:name="Emphasis" w:uiPriority="20" w:qFormat="1"/>
+    <w:lsdException w:name="Document Map" w:semiHidden="1" w:unhideWhenUsed="1"/>
+    <w:lsdException w:name="Plain Text" w:semiHidden="1" w:unhideWhenUsed="1"/>
+    <w:lsdException w:name="E-mail Signature" w:semiHidden="1" w:unhideWhenUsed="1"/>
+    <w:lsdException w:name="HTML Top of Form" w:semiHidden="1" w:unhideWhenUsed="1"/>
+    <w:lsdException w:name="HTML Bottom of Form" w:semiHidden="1" w:unhideWhenUsed="1"/>
+    <w:lsdException w:name="Normal (Web)" w:semiHidden="1" w:unhideWhenUsed="1"/>
+    <w:lsdException w:name="HTML Acronym" w:semiHidden="1" w:unhideWhenUsed="1"/>
+    <w:lsdException w:name="HTML Address" w:semiHidden="1" w:unhideWhenUsed="1"/>
+    <w:lsdException w:name="HTML Cite" w:semiHidden="1" w:unhideWhenUsed="1"/>
+    <w:lsdException w:name="HTML Code" w:semiHidden="1" w:unhideWhenUsed="1"/>
+    <w:lsdException w:name="HTML Definition" w:semiHidden="1" w:unhideWhenUsed="1"/>
+    <w:lsdException w:name="HTML Keyboard" w:semiHidden="1" w:unhideWhenUsed="1"/>
+    <w:lsdException w:name="HTML Preformatted" w:semiHidden="1" w:unhideWhenUsed="1"/>
+    <w:lsdException w:name="HTML Sample" w:semiHidden="1" w:unhideWhenUsed="1"/>
+    <w:lsdException w:name="HTML Typewriter" w:semiHidden="1" w:unhideWhenUsed="1"/>
+    <w:lsdException w:name="HTML Variable" w:semiHidden="1" w:unhideWhenUsed="1"/>
+    <w:lsdException w:name="Normal Table" w:semiHidden="1" w:unhideWhenUsed="1"/>
+    <w:lsdException w:name="annotation subject" w:semiHidden="1" w:unhideWhenUsed="1"/>
+    <w:lsdException w:name="No List" w:semiHidden="1" w:unhideWhenUsed="1"/>
+    <w:lsdException w:name="Outline List 1" w:semiHidden="1" w:unhideWhenUsed="1"/>
+    <w:lsdException w:name="Outline List 2" w:semiHidden="1" w:unhideWhenUsed="1"/>
+    <w:lsdException w:name="Outline List 3" w:semiHidden="1" w:unhideWhenUsed="1"/>
+    <w:lsdException w:name="Table Simple 1" w:semiHidden="1" w:unhideWhenUsed="1"/>
+    <w:lsdException w:name="Table Simple 2" w:semiHidden="1" w:unhideWhenUsed="1"/>
+    <w:lsdException w:name="Table Simple 3" w:semiHidden="1" w:unhideWhenUsed="1"/>
+    <w:lsdException w:name="Table Classic 1" w:semiHidden="1" w:unhideWhenUsed="1"/>
+    <w:lsdException w:name="Table Classic 2" w:semiHidden="1" w:unhideWhenUsed="1"/>
+    <w:lsdException w:name="Table Classic 3" w:semiHidden="1" w:unhideWhenUsed="1"/>
+    <w:lsdException w:name="Table Classic 4" w:semiHidden="1" w:unhideWhenUsed="1"/>
+    <w:lsdException w:name="Table Colorful 1" w:semiHidden="1" w:unhideWhenUsed="1"/>
+    <w:lsdException w:name="Table Colorful 2" w:semiHidden="1" w:unhideWhenUsed="1"/>
+    <w:lsdException w:name="Table Colorful 3" w:semiHidden="1" w:unhideWhenUsed="1"/>
+    <w:lsdException w:name="Table Columns 1" w:semiHidden="1" w:unhideWhenUsed="1"/>
+    <w:lsdException w:name="Table Columns 2" w:semiHidden="1" w:unhideWhenUsed="1"/>
+    <w:lsdException w:name="Table Columns 3" w:semiHidden="1" w:unhideWhenUsed="1"/>
+    <w:lsdException w:name="Table Columns 4" w:semiHidden="1" w:unhideWhenUsed="1"/>
+    <w:lsdException w:name="Table Columns 5" w:semiHidden="1" w:unhideWhenUsed="1"/>
+    <w:lsdException w:name="Table Grid 1" w:semiHidden="1" w:unhideWhenUsed="1"/>
+    <w:lsdException w:name="Table Grid 2" w:semiHidden="1" w:unhideWhenUsed="1"/>
+    <w:lsdException w:name="Table Grid 3" w:semiHidden="1" w:unhideWhenUsed="1"/>
+    <w:lsdException w:name="Table Grid 4" w:semiHidden="1" w:unhideWhenUsed="1"/>
+    <w:lsdException w:name="Table Grid 5" w:semiHidden="1" w:unhideWhenUsed="1"/>
+    <w:lsdException w:name="Table Grid 6" w:semiHidden="1" w:unhideWhenUsed="1"/>
+    <w:lsdException w:name="Table Grid 7" w:semiHidden="1" w:unhideWhenUsed="1"/>
+    <w:lsdException w:name="Table Grid 8" w:semiHidden="1" w:unhideWhenUsed="1"/>
+    <w:lsdException w:name="Table List 1" w:semiHidden="1" w:unhideWhenUsed="1"/>
+    <w:lsdException w:name="Table List 2" w:semiHidden="1" w:unhideWhenUsed="1"/>
+    <w:lsdException w:name="Table List 3" w:semiHidden="1" w:unhideWhenUsed="1"/>
+    <w:lsdException w:name="Table List 4" w:semiHidden="1" w:unhideWhenUsed="1"/>
+    <w:lsdException w:name="Table List 5" w:semiHidden="1" w:unhideWhenUsed="1"/>
+    <w:lsdException w:name="Table List 6" w:semiHidden="1" w:unhideWhenUsed="1"/>
+    <w:lsdException w:name="Table List 7" w:semiHidden="1" w:unhideWhenUsed="1"/>
+    <w:lsdException w:name="Table List 8" w:semiHidden="1" w:unhideWhenUsed="1"/>
+    <w:lsdException w:name="Table 3D effects 1" w:semiHidden="1" w:unhideWhenUsed="1"/>
+    <w:lsdException w:name="Table 3D effects 2" w:semiHidden="1" w:unhideWhenUsed="1"/>
+    <w:lsdException w:name="Table 3D effects 3" w:semiHidden="1" w:unhideWhenUsed="1"/>
+    <w:lsdException w:name="Table Contemporary" w:semiHidden="1" w:unhideWhenUsed="1"/>
+    <w:lsdException w:name="Table Elegant" w:semiHidden="1" w:unhideWhenUsed="1"/>
+    <w:lsdException w:name="Table Professional" w:semiHidden="1" w:unhideWhenUsed="1"/>
+    <w:lsdException w:name="Table Subtle 1" w:semiHidden="1" w:unhideWhenUsed="1"/>
+    <w:lsdException w:name="Table Subtle 2" w:semiHidden="1" w:unhideWhenUsed="1"/>
+    <w:lsdException w:name="Table Web 1" w:semiHidden="1" w:unhideWhenUsed="1"/>
+    <w:lsdException w:name="Table Web 2" w:semiHidden="1" w:unhideWhenUsed="1"/>
+    <w:lsdException w:name="Table Web 3" w:semiHidden="1" w:unhideWhenUsed="1"/>
+    <w:lsdException w:name="Balloon Text" w:semiHidden="1" w:unhideWhenUsed="1"/>
+    <w:lsdException w:name="Table Grid" w:uiPriority="39"/>
+    <w:lsdException w:name="Table Theme" w:semiHidden="1" w:unhideWhenUsed="1"/>
+    <w:lsdException w:name="Placeholder Text" w:semiHidden="1"/>
+    <w:lsdException w:name="No Spacing" w:uiPriority="1" w:qFormat="1"/>
+    <w:lsdException w:name="Light Shading" w:uiPriority="60"/>
+    <w:lsdException w:name="Light List" w:uiPriority="61"/>
+    <w:lsdException w:name="Light Grid" w:uiPriority="62"/>
+    <w:lsdException w:name="Medium Shading 1" w:uiPriority="63"/>
+    <w:lsdException w:name="Medium Shading 2" w:uiPriority="64"/>
+    <w:lsdException w:name="Medium List 1" w:uiPriority="65"/>
+    <w:lsdException w:name="Medium List 2" w:uiPriority="66"/>
+    <w:lsdException w:name="Medium Grid 1" w:uiPriority="67"/>
+    <w:lsdException w:name="Medium Grid 2" w:uiPriority="68"/>
+    <w:lsdException w:name="Medium Grid 3" w:uiPriority="69"/>
+    <w:lsdException w:name="Dark List" w:uiPriority="70"/>
+    <w:lsdException w:name="Colorful Shading" w:uiPriority="71"/>
+    <w:lsdException w:name="Colorful List" w:uiPriority="72"/>
+    <w:lsdException w:name="Colorful Grid" w:uiPriority="73"/>
+    <w:lsdException w:name="Light Shading Accent 1" w:uiPriority="60"/>
+    <w:lsdException w:name="Light List Accent 1" w:uiPriority="61"/>
+    <w:lsdException w:name="Light Grid Accent 1" w:uiPriority="62"/>
+    <w:lsdException w:name="Medium Shading 1 Accent 1" w:uiPriority="63"/>
+    <w:lsdException w:name="Medium Shading 2 Accent 1" w:uiPriority="64"/>
+    <w:lsdException w:name="Medium List 1 Accent 1" w:uiPriority="65"/>
+    <w:lsdException w:name="Revision" w:semiHidden="1"/>
+    <w:lsdException w:name="List Paragraph" w:uiPriority="34" w:qFormat="1"/>
+    <w:lsdException w:name="Quote" w:uiPriority="29" w:qFormat="1"/>
+    <w:lsdException w:name="Intense Quote" w:uiPriority="30" w:qFormat="1"/>
+    <w:lsdException w:name="Medium List 2 Accent 1" w:uiPriority="66"/>
+    <w:lsdException w:name="Medium Grid 1 Accent 1" w:uiPriority="67"/>
+    <w:lsdException w:name="Medium Grid 2 Accent 1" w:uiPriority="68"/>
+    <w:lsdException w:name="Medium Grid 3 Accent 1" w:uiPriority="69"/>
+    <w:lsdException w:name="Dark List Accent 1" w:uiPriority="70"/>
+    <w:lsdException w:name="Colorful Shading Accent 1" w:uiPriority="71"/>
+    <w:lsdException w:name="Colorful List Accent 1" w:uiPriority="72"/>
+    <w:lsdException w:name="Colorful Grid Accent 1" w:uiPriority="73"/>
+    <w:lsdException w:name="Light Shading Accent 2" w:uiPriority="60"/>
+    <w:lsdException w:name="Light List Accent 2" w:uiPriority="61"/>
+    <w:lsdException w:name="Light Grid Accent 2" w:uiPriority="62"/>
+    <w:lsdException w:name="Medium Shading 1 Accent 2" w:uiPriority="63"/>
+    <w:lsdException w:name="Medium Shading 2 Accent 2" w:uiPriority="64"/>
+    <w:lsdException w:name="Medium List 1 Accent 2" w:uiPriority="65"/>
+    <w:lsdException w:name="Medium List 2 Accent 2" w:uiPriority="66"/>
+    <w:lsdException w:name="Medium Grid 1 Accent 2" w:uiPriority="67"/>
+    <w:lsdException w:name="Medium Grid 2 Accent 2" w:uiPriority="68"/>
+    <w:lsdException w:name="Medium Grid 3 Accent 2" w:uiPriority="69"/>
+    <w:lsdException w:name="Dark List Accent 2" w:uiPriority="70"/>
+    <w:lsdException w:name="Colorful Shading Accent 2" w:uiPriority="71"/>
+    <w:lsdException w:name="Colorful List Accent 2" w:uiPriority="72"/>
+    <w:lsdException w:name="Colorful Grid Accent 2" w:uiPriority="73"/>
+    <w:lsdException w:name="Light Shading Accent 3" w:uiPriority="60"/>
+    <w:lsdException w:name="Light List Accent 3" w:uiPriority="61"/>
+    <w:lsdException w:name="Light Grid Accent 3" w:uiPriority="62"/>
+    <w:lsdException w:name="Medium Shading 1 Accent 3" w:uiPriority="63"/>
+    <w:lsdException w:name="Medium Shading 2 Accent 3" w:uiPriority="64"/>
+    <w:lsdException w:name="Medium List 1 Accent 3" w:uiPriority="65"/>
+    <w:lsdException w:name="Medium List 2 Accent 3" w:uiPriority="66"/>
+    <w:lsdException w:name="Medium Grid 1 Accent 3" w:uiPriority="67"/>
+    <w:lsdException w:name="Medium Grid 2 Accent 3" w:uiPriority="68"/>
+    <w:lsdException w:name="Medium Grid 3 Accent 3" w:uiPriority="69"/>
+    <w:lsdException w:name="Dark List Accent 3" w:uiPriority="70"/>
+    <w:lsdException w:name="Colorful Shading Accent 3" w:uiPriority="71"/>
+    <w:lsdException w:name="Colorful List Accent 3" w:uiPriority="72"/>
+    <w:lsdException w:name="Colorful Grid Accent 3" w:uiPriority="73"/>
+    <w:lsdException w:name="Light Shading Accent 4" w:uiPriority="60"/>
+    <w:lsdException w:name="Light List Accent 4" w:uiPriority="61"/>
+    <w:lsdException w:name="Light Grid Accent 4" w:uiPriority="62"/>
+    <w:lsdException w:name="Medium Shading 1 Accent 4" w:uiPriority="63"/>
+    <w:lsdException w:name="Medium Shading 2 Accent 4" w:uiPriority="64"/>
+    <w:lsdException w:name="Medium List 1 Accent 4" w:uiPriority="65"/>
+    <w:lsdException w:name="Medium List 2 Accent 4" w:uiPriority="66"/>
+    <w:lsdException w:name="Medium Grid 1 Accent 4" w:uiPriority="67"/>
+    <w:lsdException w:name="Medium Grid 2 Accent 4" w:uiPriority="68"/>
+    <w:lsdException w:name="Medium Grid 3 Accent 4" w:uiPriority="69"/>
+    <w:lsdException w:name="Dark List Accent 4" w:uiPriority="70"/>
+    <w:lsdException w:name="Colorful Shading Accent 4" w:uiPriority="71"/>
+    <w:lsdException w:name="Colorful List Accent 4" w:uiPriority="72"/>
+    <w:lsdException w:name="Colorful Grid Accent 4" w:uiPriority="73"/>
+    <w:lsdException w:name="Light Shading Accent 5" w:uiPriority="60"/>
+    <w:lsdException w:name="Light List Accent 5" w:uiPriority="61"/>
+    <w:lsdException w:name="Light Grid Accent 5" w:uiPriority="62"/>
+    <w:lsdException w:name="Medium Shading 1 Accent 5" w:uiPriority="63"/>
+    <w:lsdException w:name="Medium Shading 2 Accent 5" w:uiPriority="64"/>
+    <w:lsdException w:name="Medium List 1 Accent 5" w:uiPriority="65"/>
+    <w:lsdException w:name="Medium List 2 Accent 5" w:uiPriority="66"/>
+    <w:lsdException w:name="Medium Grid 1 Accent 5" w:uiPriority="67"/>
+    <w:lsdException w:name="Medium Grid 2 Accent 5" w:uiPriority="68"/>
+    <w:lsdException w:name="Medium Grid 3 Accent 5" w:uiPriority="69"/>
+    <w:lsdException w:name="Dark List Accent 5" w:uiPriority="70"/>
+    <w:lsdException w:name="Colorful Shading Accent 5" w:uiPriority="71"/>
+    <w:lsdException w:name="Colorful List Accent 5" w:uiPriority="72"/>
+    <w:lsdException w:name="Colorful Grid Accent 5" w:uiPriority="73"/>
+    <w:lsdException w:name="Light Shading Accent 6" w:uiPriority="60"/>
+    <w:lsdException w:name="Light List Accent 6" w:uiPriority="61"/>
+    <w:lsdException w:name="Light Grid Accent 6" w:uiPriority="62"/>
+    <w:lsdException w:name="Medium Shading 1 Accent 6" w:uiPriority="63"/>
+    <w:lsdException w:name="Medium Shading 2 Accent 6" w:uiPriority="64"/>
+    <w:lsdException w:name="Medium List 1 Accent 6" w:uiPriority="65"/>
+    <w:lsdException w:name="Medium List 2 Accent 6" w:uiPriority="66"/>
+    <w:lsdException w:name="Medium Grid 1 Accent 6" w:uiPriority="67"/>
+    <w:lsdException w:name="Medium Grid 2 Accent 6" w:uiPriority="68"/>
+    <w:lsdException w:name="Medium Grid 3 Accent 6" w:uiPriority="69"/>
+    <w:lsdException w:name="Dark List Accent 6" w:uiPriority="70"/>
+    <w:lsdException w:name="Colorful Shading Accent 6" w:uiPriority="71"/>
+    <w:lsdException w:name="Colorful List Accent 6" w:uiPriority="72"/>
+    <w:lsdException w:name="Colorful Grid Accent 6" w:uiPriority="73"/>
+    <w:lsdException w:name="Subtle Emphasis" w:uiPriority="19" w:qFormat="1"/>
+    <w:lsdException w:name="Intense Emphasis" w:uiPriority="21" w:qFormat="1"/>
+    <w:lsdException w:name="Subtle Reference" w:uiPriority="31" w:qFormat="1"/>
+    <w:lsdException w:name="Intense Reference" w:uiPriority="32" w:qFormat="1"/>
+    <w:lsdException w:name="Book Title" w:uiPriority="33" w:qFormat="1"/>
+    <w:lsdException w:name="Bibliography" w:semiHidden="1" w:uiPriority="37" w:unhideWhenUsed="1"/>
+    <w:lsdException w:name="TOC Heading" w:semiHidden="1" w:uiPriority="39" w:unhideWhenUsed="1" w:qFormat="1"/>
+    <w:lsdException w:name="Plain Table 1" w:uiPriority="41"/>
+    <w:lsdException w:name="Plain Table 2" w:uiPriority="42"/>
+    <w:lsdException w:name="Plain Table 3" w:uiPriority="43"/>
+    <w:lsdException w:name="Plain Table 4" w:uiPriority="44"/>
+    <w:lsdException w:name="Plain Table 5" w:uiPriority="45"/>
+    <w:lsdException w:name="Grid Table Light" w:uiPriority="40"/>
+    <w:lsdException w:name="Grid Table 1 Light" w:uiPriority="46"/>
+    <w:lsdException w:name="Grid Table 2" w:uiPriority="47"/>
+    <w:lsdException w:name="Grid Table 3" w:uiPriority="48"/>
+    <w:lsdException w:name="Grid Table 4" w:uiPriority="49"/>
+    <w:lsdException w:name="Grid Table 5 Dark" w:uiPriority="50"/>
+    <w:lsdException w:name="Grid Table 6 Colorful" w:uiPriority="51"/>
+    <w:lsdException w:name="Grid Table 7 Colorful" w:uiPriority="52"/>
+    <w:lsdException w:name="Grid Table 1 Light Accent 1" w:uiPriority="46"/>
+    <w:lsdException w:name="Grid Table 2 Accent 1" w:uiPriority="47"/>
+    <w:lsdException w:name="Grid Table 3 Accent 1" w:uiPriority="48"/>
+    <w:lsdException w:name="Grid Table 4 Accent 1" w:uiPriority="49"/>
+    <w:lsdException w:name="Grid Table 5 Dark Accent 1" w:uiPriority="50"/>
+    <w:lsdException w:name="Grid Table 6 Colorful Accent 1" w:uiPriority="51"/>
+    <w:lsdException w:name="Grid Table 7 Colorful Accent 1" w:uiPriority="52"/>
+    <w:lsdException w:name="Grid Table 1 Light Accent 2" w:uiPriority="46"/>
+    <w:lsdException w:name="Grid Table 2 Accent 2" w:uiPriority="47"/>
+    <w:lsdException w:name="Grid Table 3 Accent 2" w:uiPriority="48"/>
+    <w:lsdException w:name="Grid Table 4 Accent 2" w:uiPriority="49"/>
+    <w:lsdException w:name="Grid Table 5 Dark Accent 2" w:uiPriority="50"/>
+    <w:lsdException w:name="Grid Table 6 Colorful Accent 2" w:uiPriority="51"/>
+    <w:lsdException w:name="Grid Table 7 Colorful Accent 2" w:uiPriority="52"/>
+    <w:lsdException w:name="Grid Table 1 Light Accent 3" w:uiPriority="46"/>
+    <w:lsdException w:name="Grid Table 2 Accent 3" w:uiPriority="47"/>
+    <w:lsdException w:name="Grid Table 3 Accent 3" w:uiPriority="48"/>
+    <w:lsdException w:name="Grid Table 4 Accent 3" w:uiPriority="49"/>
+    <w:lsdException w:name="Grid Table 5 Dark Accent 3" w:uiPriority="50"/>
+    <w:lsdException w:name="Grid Table 6 Colorful Accent 3" w:uiPriority="51"/>
+    <w:lsdException w:name="Grid Table 7 Colorful Accent 3" w:uiPriority="52"/>
+    <w:lsdException w:name="Grid Table 1 Light Accent 4" w:uiPriority="46"/>
+    <w:lsdException w:name="Grid Table 2 Accent 4" w:uiPriority="47"/>
+    <w:lsdException w:name="Grid Table 3 Accent 4" w:uiPriority="48"/>
+    <w:lsdException w:name="Grid Table 4 Accent 4" w:uiPriority="49"/>
+    <w:lsdException w:name="Grid Table 5 Dark Accent 4" w:uiPriority="50"/>
+    <w:lsdException w:name="Grid Table 6 Colorful Accent 4" w:uiPriority="51"/>
+    <w:lsdException w:name="Grid Table 7 Colorful Accent 4" w:uiPriority="52"/>
+    <w:lsdException w:name="Grid Table 1 Light Accent 5" w:uiPriority="46"/>
+    <w:lsdException w:name="Grid Table 2 Accent 5" w:uiPriority="47"/>
+    <w:lsdException w:name="Grid Table 3 Accent 5" w:uiPriority="48"/>
+    <w:lsdException w:name="Grid Table 4 Accent 5" w:uiPriority="49"/>
+    <w:lsdException w:name="Grid Table 5 Dark Accent 5" w:uiPriority="50"/>
+    <w:lsdException w:name="Grid Table 6 Colorful Accent 5" w:uiPriority="51"/>
+    <w:lsdException w:name="Grid Table 7 Colorful Accent 5" w:uiPriority="52"/>
+    <w:lsdException w:name="Grid Table 1 Light Accent 6" w:uiPriority="46"/>
+    <w:lsdException w:name="Grid Table 2 Accent 6" w:uiPriority="47"/>
+    <w:lsdException w:name="Grid Table 3 Accent 6" w:uiPriority="48"/>
+    <w:lsdException w:name="Grid Table 4 Accent 6" w:uiPriority="49"/>
+    <w:lsdException w:name="Grid Table 5 Dark Accent 6" w:uiPriority="50"/>
+    <w:lsdException w:name="Grid Table 6 Colorful Accent 6" w:uiPriority="51"/>
+    <w:lsdException w:name="Grid Table 7 Colorful Accent 6" w:uiPriority="52"/>
+    <w:lsdException w:name="List Table 1 Light" w:uiPriority="46"/>
+    <w:lsdException w:name="List Table 2" w:uiPriority="47"/>
+    <w:lsdException w:name="List Table 3" w:uiPriority="48"/>
+    <w:lsdException w:name="List Table 4" w:uiPriority="49"/>
+    <w:lsdException w:name="List Table 5 Dark" w:uiPriority="50"/>
+    <w:lsdException w:name="List Table 6 Colorful" w:uiPriority="51"/>
+    <w:lsdException w:name="List Table 7 Colorful" w:uiPriority="52"/>
+    <w:lsdException w:name="List Table 1 Light Accent 1" w:uiPriority="46"/>
+    <w:lsdException w:name="List Table 2 Accent 1" w:uiPriority="47"/>
+    <w:lsdException w:name="List Table 3 Accent 1" w:uiPriority="48"/>
+    <w:lsdException w:name="List Table 4 Accent 1" w:uiPriority="49"/>
+    <w:lsdException w:name="List Table 5 Dark Accent 1" w:uiPriority="50"/>
+    <w:lsdException w:name="List Table 6 Colorful Accent 1" w:uiPriority="51"/>
+    <w:lsdException w:name="List Table 7 Colorful Accent 1" w:uiPriority="52"/>
+    <w:lsdException w:name="List Table 1 Light Accent 2" w:uiPriority="46"/>
+    <w:lsdException w:name="List Table 2 Accent 2" w:uiPriority="47"/>
+    <w:lsdException w:name="List Table 3 Accent 2" w:uiPriority="48"/>
+    <w:lsdException w:name="List Table 4 Accent 2" w:uiPriority="49"/>
+    <w:lsdException w:name="List Table 5 Dark Accent 2" w:uiPriority="50"/>
+    <w:lsdException w:name="List Table 6 Colorful Accent 2" w:uiPriority="51"/>
+    <w:lsdException w:name="List Table 7 Colorful Accent 2" w:uiPriority="52"/>
+    <w:lsdException w:name="List Table 1 Light Accent 3" w:uiPriority="46"/>
+    <w:lsdException w:name="List Table 2 Accent 3" w:uiPriority="47"/>
+    <w:lsdException w:name="List Table 3 Accent 3" w:uiPriority="48"/>
+    <w:lsdException w:name="List Table 4 Accent 3" w:uiPriority="49"/>
+    <w:lsdException w:name="List Table 5 Dark Accent 3" w:uiPriority="50"/>
+    <w:lsdException w:name="List Table 6 Colorful Accent 3" w:uiPriority="51"/>
+    <w:lsdException w:name="List Table 7 Colorful Accent 3" w:uiPriority="52"/>
+    <w:lsdException w:name="List Table 1 Light Accent 4" w:uiPriority="46"/>
+    <w:lsdException w:name="List Table 2 Accent 4" w:uiPriority="47"/>
+    <w:lsdException w:name="List Table 3 Accent 4" w:uiPriority="48"/>
+    <w:lsdException w:name="List Table 4 Accent 4" w:uiPriority="49"/>
+    <w:lsdException w:name="List Table 5 Dark Accent 4" w:uiPriority="50"/>
+    <w:lsdException w:name="List Table 6 Colorful Accent 4" w:uiPriority="51"/>
+    <w:lsdException w:name="List Table 7 Colorful Accent 4" w:uiPriority="52"/>
+    <w:lsdException w:name="List Table 1 Light Accent 5" w:uiPriority="46"/>
+    <w:lsdException w:name="List Table 2 Accent 5" w:uiPriority="47"/>
+    <w:lsdException w:name="List Table 3 Accent 5" w:uiPriority="48"/>
+    <w:lsdException w:name="List Table 4 Accent 5" w:uiPriority="49"/>
+    <w:lsdException w:name="List Table 5 Dark Accent 5" w:uiPriority="50"/>
+    <w:lsdException w:name="List Table 6 Colorful Accent 5" w:uiPriority="51"/>
+    <w:lsdException w:name="List Table 7 Colorful Accent 5" w:uiPriority="52"/>
+    <w:lsdException w:name="List Table 1 Light Accent 6" w:uiPriority="46"/>
+    <w:lsdException w:name="List Table 2 Accent 6" w:uiPriority="47"/>
+    <w:lsdException w:name="List Table 3 Accent 6" w:uiPriority="48"/>
+    <w:lsdException w:name="List Table 4 Accent 6" w:uiPriority="49"/>
+    <w:lsdException w:name="List Table 5 Dark Accent 6" w:uiPriority="50"/>
+    <w:lsdException w:name="List Table 6 Colorful Accent 6" w:uiPriority="51"/>
+    <w:lsdException w:name="List Table 7 Colorful Accent 6" w:uiPriority="52"/>
+    <w:lsdException w:name="Mention" w:semiHidden="1" w:unhideWhenUsed="1"/>
+    <w:lsdException w:name="Smart Hyperlink" w:semiHidden="1" w:unhideWhenUsed="1"/>
+    <w:lsdException w:name="Hashtag" w:semiHidden="1" w:unhideWhenUsed="1"/>
+    <w:lsdException w:name="Unresolved Mention" w:semiHidden="1" w:unhideWhenUsed="1"/>
+    <w:lsdException w:name="Smart Link" w:semiHidden="1" w:unhideWhenUsed="1"/>
+  </w:latentStyles>
+  <w:style w:type="paragraph" w:default="1" w:styleId="Normal">
+    <w:name w:val="Normal"/>
+    <w:qFormat/>
+  </w:style>
+  <w:style w:type="paragraph" w:styleId="Ttulo1">
+    <w:name w:val="heading 1"/>
+    <w:uiPriority w:val="9"/>
+    <w:qFormat/>
+    <w:pPr>
+      <w:spacing w:before="320" w:after="160"/>
+      <w:outlineLvl w:val="0"/>
+    </w:pPr>
+    <w:rPr>
+      <w:b/>
+      <w:bCs/>
+      <w:color w:val="1F3864"/>
+      <w:sz w:val="30"/>
+      <w:szCs w:val="30"/>
+    </w:rPr>
+  </w:style>
+  <w:style w:type="paragraph" w:styleId="Ttulo2">
+    <w:name w:val="heading 2"/>
+    <w:uiPriority w:val="9"/>
+    <w:unhideWhenUsed/>
+    <w:qFormat/>
+    <w:pPr>
+      <w:spacing w:before="240" w:after="120"/>
+      <w:outlineLvl w:val="1"/>
+    </w:pPr>
+    <w:rPr>
+      <w:b/>
+      <w:bCs/>
+      <w:color w:val="3B6E8F"/>
+      <w:sz w:val="26"/>
+      <w:szCs w:val="26"/>
+    </w:rPr>
+  </w:style>
+  <w:style w:type="paragraph" w:styleId="Ttulo3">
+    <w:name w:val="heading 3"/>
+    <w:uiPriority w:val="9"/>
+    <w:semiHidden/>
+    <w:unhideWhenUsed/>
+    <w:qFormat/>
+    <w:pPr>
+      <w:outlineLvl w:val="2"/>
+    </w:pPr>
+    <w:rPr>
+      <w:color w:val="1F4D78"/>
+      <w:sz w:val="24"/>
+      <w:szCs w:val="24"/>
+    </w:rPr>
+  </w:style>
+  <w:style w:type="paragraph" w:styleId="Ttulo4">
+    <w:name w:val="heading 4"/>
+    <w:uiPriority w:val="9"/>
+    <w:semiHidden/>
+    <w:unhideWhenUsed/>
+    <w:qFormat/>
+    <w:pPr>
+      <w:outlineLvl w:val="3"/>
+    </w:pPr>
+    <w:rPr>
+      <w:i/>
+      <w:iCs/>
+      <w:color w:val="2E74B5"/>
+    </w:rPr>
+  </w:style>
+  <w:style w:type="paragraph" w:styleId="Ttulo5">
+    <w:name w:val="heading 5"/>
+    <w:uiPriority w:val="9"/>
+    <w:semiHidden/>
+    <w:unhideWhenUsed/>
+    <w:qFormat/>
+    <w:pPr>
+      <w:outlineLvl w:val="4"/>
+    </w:pPr>
+    <w:rPr>
+      <w:color w:val="2E74B5"/>
+    </w:rPr>
+  </w:style>
+  <w:style w:type="paragraph" w:styleId="Ttulo6">
+    <w:name w:val="heading 6"/>
+    <w:uiPriority w:val="9"/>
+    <w:semiHidden/>
+    <w:unhideWhenUsed/>
+    <w:qFormat/>
+    <w:pPr>
+      <w:outlineLvl w:val="5"/>
+    </w:pPr>
+    <w:rPr>
+      <w:color w:val="1F4D78"/>
+    </w:rPr>
+  </w:style>
+  <w:style w:type="character" w:default="1" w:styleId="Fontepargpadro">
+    <w:name w:val="Default Paragraph Font"/>
+    <w:uiPriority w:val="1"/>
+    <w:semiHidden/>
+    <w:unhideWhenUsed/>
+  </w:style>
+  <w:style w:type="table" w:default="1" w:styleId="Tabelanormal">
+    <w:name w:val="Normal Table"/>
+    <w:uiPriority w:val="99"/>
+    <w:semiHidden/>
+    <w:unhideWhenUsed/>
+    <w:tblPr>
+      <w:tblInd w:w="0" w:type="dxa"/>
+      <w:tblCellMar>
+        <w:top w:w="0" w:type="dxa"/>
+        <w:left w:w="108" w:type="dxa"/>
+        <w:bottom w:w="0" w:type="dxa"/>
+        <w:right w:w="108" w:type="dxa"/>
+      </w:tblCellMar>
+    </w:tblPr>
+  </w:style>
+  <w:style w:type="numbering" w:default="1" w:styleId="Semlista">
+    <w:name w:val="No List"/>
+    <w:uiPriority w:val="99"/>
+    <w:semiHidden/>
+    <w:unhideWhenUsed/>
+  </w:style>
+  <w:style w:type="paragraph" w:styleId="Ttulo">
     <w:name w:val="Title"/>
-    <w:basedOn w:val="Normal"/>
-    <w:next w:val="Normal"/>
+    <w:uiPriority w:val="10"/>
     <w:qFormat/>
     <w:rPr>
       <w:sz w:val="56"/>
       <w:szCs w:val="56"/>
     </w:rPr>
   </w:style>
-  <w:style w:type="paragraph" w:styleId="Heading1">
-    <w:name w:val="Heading 1"/>
-    <w:basedOn w:val="Normal"/>
-    <w:next w:val="Normal"/>
-    <w:qFormat/>
-    <w:rPr>
-      <w:color w:val="2E74B5"/>
-      <w:sz w:val="32"/>
-      <w:szCs w:val="32"/>
-    </w:rPr>
-  </w:style>
-  <w:style w:type="paragraph" w:styleId="Heading2">
-    <w:name w:val="Heading 2"/>
-    <w:basedOn w:val="Normal"/>
-    <w:next w:val="Normal"/>
-    <w:qFormat/>
-    <w:rPr>
-      <w:color w:val="2E74B5"/>
-      <w:sz w:val="26"/>
-      <w:szCs w:val="26"/>
-    </w:rPr>
-  </w:style>
-  <w:style w:type="paragraph" w:styleId="Heading3">
-    <w:name w:val="Heading 3"/>
-    <w:basedOn w:val="Normal"/>
-    <w:next w:val="Normal"/>
-    <w:qFormat/>
-    <w:rPr>
-      <w:color w:val="1F4D78"/>
-      <w:sz w:val="24"/>
-      <w:szCs w:val="24"/>
-    </w:rPr>
-  </w:style>
-  <w:style w:type="paragraph" w:styleId="Heading4">
-    <w:name w:val="Heading 4"/>
-    <w:basedOn w:val="Normal"/>
-    <w:next w:val="Normal"/>
-    <w:qFormat/>
-    <w:rPr>
-      <w:i/>
-      <w:iCs/>
-      <w:color w:val="2E74B5"/>
-    </w:rPr>
-  </w:style>
-  <w:style w:type="paragraph" w:styleId="Heading5">
-    <w:name w:val="Heading 5"/>
-    <w:basedOn w:val="Normal"/>
-    <w:next w:val="Normal"/>
-    <w:qFormat/>
-    <w:rPr>
-      <w:color w:val="2E74B5"/>
-    </w:rPr>
-  </w:style>
-  <w:style w:type="paragraph" w:styleId="Heading6">
-    <w:name w:val="Heading 6"/>
-    <w:basedOn w:val="Normal"/>
-    <w:next w:val="Normal"/>
-    <w:qFormat/>
-    <w:rPr>
-      <w:color w:val="1F4D78"/>
-    </w:rPr>
-  </w:style>
-  <w:style w:type="paragraph" w:styleId="Strong">
-    <w:name w:val="Strong"/>
-    <w:basedOn w:val="Normal"/>
-    <w:next w:val="Normal"/>
+  <w:style w:type="paragraph" w:customStyle="1" w:styleId="Forte1">
+    <w:name w:val="Forte1"/>
     <w:qFormat/>
     <w:rPr>
       <w:b/>
       <w:bCs/>
     </w:rPr>
   </w:style>
-  <w:style w:type="paragraph" w:styleId="ListParagraph">
+  <w:style w:type="paragraph" w:styleId="PargrafodaLista">
     <w:name w:val="List Paragraph"/>
-    <w:basedOn w:val="Normal"/>
     <w:qFormat/>
   </w:style>
   <w:style w:type="character" w:styleId="Hyperlink">
     <w:name w:val="Hyperlink"/>
-    <w:basedOn w:val="DefaultParagraphFont"/>
     <w:uiPriority w:val="99"/>
     <w:unhideWhenUsed/>
     <w:rPr>
@@ -1751,9 +2337,8 @@
       <w:u w:val="single"/>
     </w:rPr>
   </w:style>
-  <w:style w:type="character" w:styleId="FootnoteReference">
+  <w:style w:type="character" w:styleId="Refdenotaderodap">
     <w:name w:val="footnote reference"/>
-    <w:basedOn w:val="DefaultParagraphFont"/>
     <w:uiPriority w:val="99"/>
     <w:semiHidden/>
     <w:unhideWhenUsed/>
@@ -1761,25 +2346,9 @@
       <w:vertAlign w:val="superscript"/>
     </w:rPr>
   </w:style>
-  <w:style w:type="paragraph" w:styleId="FootnoteText">
+  <w:style w:type="paragraph" w:styleId="Textodenotaderodap">
     <w:name w:val="footnote text"/>
-    <w:basedOn w:val="Normal"/>
-    <w:link w:val="FootnoteTextChar"/>
-    <w:uiPriority w:val="99"/>
-    <w:semiHidden/>
-    <w:unhideWhenUsed/>
-    <w:pPr>
-      <w:spacing w:after="0" w:line="240" w:lineRule="auto"/>
-    </w:pPr>
-    <w:rPr>
-      <w:sz w:val="20"/>
-      <w:szCs w:val="20"/>
-    </w:rPr>
-  </w:style>
-  <w:style w:type="character" w:styleId="FootnoteTextChar">
-    <w:name w:val="Footnote Text Char"/>
-    <w:basedOn w:val="DefaultParagraphFont"/>
-    <w:link w:val="FootnoteText"/>
+    <w:link w:val="TextodenotaderodapChar"/>
     <w:uiPriority w:val="99"/>
     <w:semiHidden/>
     <w:unhideWhenUsed/>
@@ -1788,35 +2357,9 @@
       <w:szCs w:val="20"/>
     </w:rPr>
   </w:style>
-  <w:style w:type="character" w:styleId="EndnoteReference">
-    <w:name w:val="endnote reference"/>
-    <w:basedOn w:val="DefaultParagraphFont"/>
-    <w:uiPriority w:val="99"/>
-    <w:semiHidden/>
-    <w:unhideWhenUsed/>
-    <w:rPr>
-      <w:vertAlign w:val="superscript"/>
-    </w:rPr>
-  </w:style>
-  <w:style w:type="paragraph" w:styleId="EndnoteText">
-    <w:name w:val="endnote text"/>
-    <w:basedOn w:val="Normal"/>
-    <w:link w:val="EndnoteTextChar"/>
-    <w:uiPriority w:val="99"/>
-    <w:semiHidden/>
-    <w:unhideWhenUsed/>
-    <w:pPr>
-      <w:spacing w:after="0" w:line="240" w:lineRule="auto"/>
-    </w:pPr>
-    <w:rPr>
-      <w:sz w:val="20"/>
-      <w:szCs w:val="20"/>
-    </w:rPr>
-  </w:style>
-  <w:style w:type="character" w:styleId="EndnoteTextChar">
-    <w:name w:val="Endnote Text Char"/>
-    <w:basedOn w:val="DefaultParagraphFont"/>
-    <w:link w:val="EndnoteText"/>
+  <w:style w:type="character" w:customStyle="1" w:styleId="TextodenotaderodapChar">
+    <w:name w:val="Texto de nota de rodapé Char"/>
+    <w:link w:val="Textodenotaderodap"/>
     <w:uiPriority w:val="99"/>
     <w:semiHidden/>
     <w:unhideWhenUsed/>
@@ -1825,41 +2368,351 @@
       <w:szCs w:val="20"/>
     </w:rPr>
   </w:style>
-  <w:style w:type="paragraph" w:styleId="Heading1">
-    <w:name w:val="Heading 1"/>
-    <w:basedOn w:val="Normal"/>
-    <w:next w:val="Normal"/>
-    <w:qFormat/>
-    <w:pPr>
-      <w:spacing w:after="160" w:before="320"/>
-      <w:outlineLvl w:val="0"/>
-    </w:pPr>
+  <w:style w:type="character" w:styleId="Refdenotadefim">
+    <w:name w:val="endnote reference"/>
+    <w:uiPriority w:val="99"/>
+    <w:semiHidden/>
+    <w:unhideWhenUsed/>
     <w:rPr>
-      <w:rFonts w:ascii="Calibri" w:cs="Calibri" w:eastAsia="Calibri" w:hAnsi="Calibri"/>
-      <w:b/>
-      <w:bCs/>
-      <w:color w:val="1F3864"/>
-      <w:sz w:val="30"/>
-      <w:szCs w:val="30"/>
+      <w:vertAlign w:val="superscript"/>
     </w:rPr>
   </w:style>
-  <w:style w:type="paragraph" w:styleId="Heading2">
-    <w:name w:val="Heading 2"/>
-    <w:basedOn w:val="Normal"/>
-    <w:next w:val="Normal"/>
-    <w:qFormat/>
-    <w:pPr>
-      <w:spacing w:after="120" w:before="240"/>
-      <w:outlineLvl w:val="1"/>
-    </w:pPr>
+  <w:style w:type="paragraph" w:styleId="Textodenotadefim">
+    <w:name w:val="endnote text"/>
+    <w:link w:val="TextodenotadefimChar"/>
+    <w:uiPriority w:val="99"/>
+    <w:semiHidden/>
+    <w:unhideWhenUsed/>
     <w:rPr>
-      <w:rFonts w:ascii="Calibri" w:cs="Calibri" w:eastAsia="Calibri" w:hAnsi="Calibri"/>
-      <w:b/>
-      <w:bCs/>
-      <w:color w:val="3B6E8F"/>
-      <w:sz w:val="26"/>
-      <w:szCs w:val="26"/>
+      <w:sz w:val="20"/>
+      <w:szCs w:val="20"/>
+    </w:rPr>
+  </w:style>
+  <w:style w:type="character" w:customStyle="1" w:styleId="TextodenotadefimChar">
+    <w:name w:val="Texto de nota de fim Char"/>
+    <w:link w:val="Textodenotadefim"/>
+    <w:uiPriority w:val="99"/>
+    <w:semiHidden/>
+    <w:unhideWhenUsed/>
+    <w:rPr>
+      <w:sz w:val="20"/>
+      <w:szCs w:val="20"/>
     </w:rPr>
   </w:style>
 </w:styles>
+</file>
+
+<file path=word/theme/theme1.xml><?xml version="1.0" encoding="utf-8"?>
+<a:theme xmlns:a="http://schemas.openxmlformats.org/drawingml/2006/main" name="Tema do Office">
+  <a:themeElements>
+    <a:clrScheme name="Office">
+      <a:dk1>
+        <a:sysClr val="windowText" lastClr="000000"/>
+      </a:dk1>
+      <a:lt1>
+        <a:sysClr val="window" lastClr="FFFFFF"/>
+      </a:lt1>
+      <a:dk2>
+        <a:srgbClr val="0E2841"/>
+      </a:dk2>
+      <a:lt2>
+        <a:srgbClr val="E8E8E8"/>
+      </a:lt2>
+      <a:accent1>
+        <a:srgbClr val="156082"/>
+      </a:accent1>
+      <a:accent2>
+        <a:srgbClr val="E97132"/>
+      </a:accent2>
+      <a:accent3>
+        <a:srgbClr val="196B24"/>
+      </a:accent3>
+      <a:accent4>
+        <a:srgbClr val="0F9ED5"/>
+      </a:accent4>
+      <a:accent5>
+        <a:srgbClr val="A02B93"/>
+      </a:accent5>
+      <a:accent6>
+        <a:srgbClr val="4EA72E"/>
+      </a:accent6>
+      <a:hlink>
+        <a:srgbClr val="467886"/>
+      </a:hlink>
+      <a:folHlink>
+        <a:srgbClr val="96607D"/>
+      </a:folHlink>
+    </a:clrScheme>
+    <a:fontScheme name="Office">
+      <a:majorFont>
+        <a:latin typeface="Aptos Display" panose="02110004020202020204"/>
+        <a:ea typeface=""/>
+        <a:cs typeface=""/>
+        <a:font script="Jpan" typeface="游ゴシック Light"/>
+        <a:font script="Hang" typeface="맑은 고딕"/>
+        <a:font script="Hans" typeface="等线 Light"/>
+        <a:font script="Hant" typeface="新細明體"/>
+        <a:font script="Arab" typeface="Times New Roman"/>
+        <a:font script="Hebr" typeface="Times New Roman"/>
+        <a:font script="Thai" typeface="Angsana New"/>
+        <a:font script="Ethi" typeface="Nyala"/>
+        <a:font script="Beng" typeface="Vrinda"/>
+        <a:font script="Gujr" typeface="Shruti"/>
+        <a:font script="Khmr" typeface="MoolBoran"/>
+        <a:font script="Knda" typeface="Tunga"/>
+        <a:font script="Guru" typeface="Raavi"/>
+        <a:font script="Cans" typeface="Euphemia"/>
+        <a:font script="Cher" typeface="Plantagenet Cherokee"/>
+        <a:font script="Yiii" typeface="Microsoft Yi Baiti"/>
+        <a:font script="Tibt" typeface="Microsoft Himalaya"/>
+        <a:font script="Thaa" typeface="MV Boli"/>
+        <a:font script="Deva" typeface="Mangal"/>
+        <a:font script="Telu" typeface="Gautami"/>
+        <a:font script="Taml" typeface="Latha"/>
+        <a:font script="Syrc" typeface="Estrangelo Edessa"/>
+        <a:font script="Orya" typeface="Kalinga"/>
+        <a:font script="Mlym" typeface="Kartika"/>
+        <a:font script="Laoo" typeface="DokChampa"/>
+        <a:font script="Sinh" typeface="Iskoola Pota"/>
+        <a:font script="Mong" typeface="Mongolian Baiti"/>
+        <a:font script="Viet" typeface="Times New Roman"/>
+        <a:font script="Uigh" typeface="Microsoft Uighur"/>
+        <a:font script="Geor" typeface="Sylfaen"/>
+        <a:font script="Armn" typeface="Arial"/>
+        <a:font script="Bugi" typeface="Leelawadee UI"/>
+        <a:font script="Bopo" typeface="Microsoft JhengHei"/>
+        <a:font script="Java" typeface="Javanese Text"/>
+        <a:font script="Lisu" typeface="Segoe UI"/>
+        <a:font script="Mymr" typeface="Myanmar Text"/>
+        <a:font script="Nkoo" typeface="Ebrima"/>
+        <a:font script="Olck" typeface="Nirmala UI"/>
+        <a:font script="Osma" typeface="Ebrima"/>
+        <a:font script="Phag" typeface="Phagspa"/>
+        <a:font script="Syrn" typeface="Estrangelo Edessa"/>
+        <a:font script="Syrj" typeface="Estrangelo Edessa"/>
+        <a:font script="Syre" typeface="Estrangelo Edessa"/>
+        <a:font script="Sora" typeface="Nirmala UI"/>
+        <a:font script="Tale" typeface="Microsoft Tai Le"/>
+        <a:font script="Talu" typeface="Microsoft New Tai Lue"/>
+        <a:font script="Tfng" typeface="Ebrima"/>
+      </a:majorFont>
+      <a:minorFont>
+        <a:latin typeface="Aptos" panose="02110004020202020204"/>
+        <a:ea typeface=""/>
+        <a:cs typeface=""/>
+        <a:font script="Jpan" typeface="游明朝"/>
+        <a:font script="Hang" typeface="맑은 고딕"/>
+        <a:font script="Hans" typeface="等线"/>
+        <a:font script="Hant" typeface="新細明體"/>
+        <a:font script="Arab" typeface="Arial"/>
+        <a:font script="Hebr" typeface="Arial"/>
+        <a:font script="Thai" typeface="Cordia New"/>
+        <a:font script="Ethi" typeface="Nyala"/>
+        <a:font script="Beng" typeface="Vrinda"/>
+        <a:font script="Gujr" typeface="Shruti"/>
+        <a:font script="Khmr" typeface="DaunPenh"/>
+        <a:font script="Knda" typeface="Tunga"/>
+        <a:font script="Guru" typeface="Raavi"/>
+        <a:font script="Cans" typeface="Euphemia"/>
+        <a:font script="Cher" typeface="Plantagenet Cherokee"/>
+        <a:font script="Yiii" typeface="Microsoft Yi Baiti"/>
+        <a:font script="Tibt" typeface="Microsoft Himalaya"/>
+        <a:font script="Thaa" typeface="MV Boli"/>
+        <a:font script="Deva" typeface="Mangal"/>
+        <a:font script="Telu" typeface="Gautami"/>
+        <a:font script="Taml" typeface="Latha"/>
+        <a:font script="Syrc" typeface="Estrangelo Edessa"/>
+        <a:font script="Orya" typeface="Kalinga"/>
+        <a:font script="Mlym" typeface="Kartika"/>
+        <a:font script="Laoo" typeface="DokChampa"/>
+        <a:font script="Sinh" typeface="Iskoola Pota"/>
+        <a:font script="Mong" typeface="Mongolian Baiti"/>
+        <a:font script="Viet" typeface="Arial"/>
+        <a:font script="Uigh" typeface="Microsoft Uighur"/>
+        <a:font script="Geor" typeface="Sylfaen"/>
+        <a:font script="Armn" typeface="Arial"/>
+        <a:font script="Bugi" typeface="Leelawadee UI"/>
+        <a:font script="Bopo" typeface="Microsoft JhengHei"/>
+        <a:font script="Java" typeface="Javanese Text"/>
+        <a:font script="Lisu" typeface="Segoe UI"/>
+        <a:font script="Mymr" typeface="Myanmar Text"/>
+        <a:font script="Nkoo" typeface="Ebrima"/>
+        <a:font script="Olck" typeface="Nirmala UI"/>
+        <a:font script="Osma" typeface="Ebrima"/>
+        <a:font script="Phag" typeface="Phagspa"/>
+        <a:font script="Syrn" typeface="Estrangelo Edessa"/>
+        <a:font script="Syrj" typeface="Estrangelo Edessa"/>
+        <a:font script="Syre" typeface="Estrangelo Edessa"/>
+        <a:font script="Sora" typeface="Nirmala UI"/>
+        <a:font script="Tale" typeface="Microsoft Tai Le"/>
+        <a:font script="Talu" typeface="Microsoft New Tai Lue"/>
+        <a:font script="Tfng" typeface="Ebrima"/>
+      </a:minorFont>
+    </a:fontScheme>
+    <a:fmtScheme name="Office">
+      <a:fillStyleLst>
+        <a:solidFill>
+          <a:schemeClr val="phClr"/>
+        </a:solidFill>
+        <a:gradFill rotWithShape="1">
+          <a:gsLst>
+            <a:gs pos="0">
+              <a:schemeClr val="phClr">
+                <a:lumMod val="110000"/>
+                <a:satMod val="105000"/>
+                <a:tint val="67000"/>
+              </a:schemeClr>
+            </a:gs>
+            <a:gs pos="50000">
+              <a:schemeClr val="phClr">
+                <a:lumMod val="105000"/>
+                <a:satMod val="103000"/>
+                <a:tint val="73000"/>
+              </a:schemeClr>
+            </a:gs>
+            <a:gs pos="100000">
+              <a:schemeClr val="phClr">
+                <a:lumMod val="105000"/>
+                <a:satMod val="109000"/>
+                <a:tint val="81000"/>
+              </a:schemeClr>
+            </a:gs>
+          </a:gsLst>
+          <a:lin ang="5400000" scaled="0"/>
+        </a:gradFill>
+        <a:gradFill rotWithShape="1">
+          <a:gsLst>
+            <a:gs pos="0">
+              <a:schemeClr val="phClr">
+                <a:satMod val="103000"/>
+                <a:lumMod val="102000"/>
+                <a:tint val="94000"/>
+              </a:schemeClr>
+            </a:gs>
+            <a:gs pos="50000">
+              <a:schemeClr val="phClr">
+                <a:satMod val="110000"/>
+                <a:lumMod val="100000"/>
+                <a:shade val="100000"/>
+              </a:schemeClr>
+            </a:gs>
+            <a:gs pos="100000">
+              <a:schemeClr val="phClr">
+                <a:lumMod val="99000"/>
+                <a:satMod val="120000"/>
+                <a:shade val="78000"/>
+              </a:schemeClr>
+            </a:gs>
+          </a:gsLst>
+          <a:lin ang="5400000" scaled="0"/>
+        </a:gradFill>
+      </a:fillStyleLst>
+      <a:lnStyleLst>
+        <a:ln w="12700" cap="flat" cmpd="sng" algn="ctr">
+          <a:solidFill>
+            <a:schemeClr val="phClr"/>
+          </a:solidFill>
+          <a:prstDash val="solid"/>
+          <a:miter lim="800000"/>
+        </a:ln>
+        <a:ln w="19050" cap="flat" cmpd="sng" algn="ctr">
+          <a:solidFill>
+            <a:schemeClr val="phClr"/>
+          </a:solidFill>
+          <a:prstDash val="solid"/>
+          <a:miter lim="800000"/>
+        </a:ln>
+        <a:ln w="25400" cap="flat" cmpd="sng" algn="ctr">
+          <a:solidFill>
+            <a:schemeClr val="phClr"/>
+          </a:solidFill>
+          <a:prstDash val="solid"/>
+          <a:miter lim="800000"/>
+        </a:ln>
+      </a:lnStyleLst>
+      <a:effectStyleLst>
+        <a:effectStyle>
+          <a:effectLst/>
+        </a:effectStyle>
+        <a:effectStyle>
+          <a:effectLst/>
+        </a:effectStyle>
+        <a:effectStyle>
+          <a:effectLst>
+            <a:outerShdw blurRad="57150" dist="19050" dir="5400000" algn="ctr" rotWithShape="0">
+              <a:srgbClr val="000000">
+                <a:alpha val="63000"/>
+              </a:srgbClr>
+            </a:outerShdw>
+          </a:effectLst>
+        </a:effectStyle>
+      </a:effectStyleLst>
+      <a:bgFillStyleLst>
+        <a:solidFill>
+          <a:schemeClr val="phClr"/>
+        </a:solidFill>
+        <a:solidFill>
+          <a:schemeClr val="phClr">
+            <a:tint val="95000"/>
+            <a:satMod val="170000"/>
+          </a:schemeClr>
+        </a:solidFill>
+        <a:gradFill rotWithShape="1">
+          <a:gsLst>
+            <a:gs pos="0">
+              <a:schemeClr val="phClr">
+                <a:tint val="93000"/>
+                <a:satMod val="150000"/>
+                <a:shade val="98000"/>
+                <a:lumMod val="102000"/>
+              </a:schemeClr>
+            </a:gs>
+            <a:gs pos="50000">
+              <a:schemeClr val="phClr">
+                <a:tint val="98000"/>
+                <a:satMod val="130000"/>
+                <a:shade val="90000"/>
+                <a:lumMod val="103000"/>
+              </a:schemeClr>
+            </a:gs>
+            <a:gs pos="100000">
+              <a:schemeClr val="phClr">
+                <a:shade val="63000"/>
+                <a:satMod val="120000"/>
+              </a:schemeClr>
+            </a:gs>
+          </a:gsLst>
+          <a:lin ang="5400000" scaled="0"/>
+        </a:gradFill>
+      </a:bgFillStyleLst>
+    </a:fmtScheme>
+  </a:themeElements>
+  <a:objectDefaults>
+    <a:lnDef>
+      <a:spPr/>
+      <a:bodyPr/>
+      <a:lstStyle/>
+      <a:style>
+        <a:lnRef idx="2">
+          <a:schemeClr val="accent1"/>
+        </a:lnRef>
+        <a:fillRef idx="0">
+          <a:schemeClr val="accent1"/>
+        </a:fillRef>
+        <a:effectRef idx="1">
+          <a:schemeClr val="accent1"/>
+        </a:effectRef>
+        <a:fontRef idx="minor">
+          <a:schemeClr val="tx1"/>
+        </a:fontRef>
+      </a:style>
+    </a:lnDef>
+  </a:objectDefaults>
+  <a:extraClrSchemeLst/>
+  <a:extLst>
+    <a:ext uri="{05A4C25C-085E-4340-85A3-A5531E510DB2}">
+      <thm15:themeFamily xmlns:thm15="http://schemas.microsoft.com/office/thememl/2012/main" name="Office Theme" id="{2E142A2C-CD16-42D6-873A-C26D2A0506FA}" vid="{1BDDFF52-6CD6-40A5-AB3C-68EB2F1E4D0A}"/>
+    </a:ext>
+  </a:extLst>
+</a:theme>
 </file>
--- a/data-science/data/processed/GASTRA_Dados_Processados.docx
+++ b/data-science/data/processed/GASTRA_Dados_Processados.docx
@@ -4,56 +4,42 @@
   <w:body>
     <w:p>
       <w:pPr>
-        <w:spacing w:before="800" w:after="120"/>
-        <w:jc w:val="center"/>
-      </w:pPr>
-      <w:r>
-        <w:rPr>
-          <w:b/>
-          <w:bCs/>
-          <w:color w:val="1F3864"/>
-          <w:sz w:val="56"/>
-          <w:szCs w:val="56"/>
+        <w:pStyle w:val="Ttulo"/>
+      </w:pPr>
+      <w:r>
+        <w:rPr>
+          <w:rFonts w:ascii="Times New Roman" w:hAnsi="Times New Roman" w:cs="Times New Roman"/>
         </w:rPr>
         <w:t>GASTRA</w:t>
       </w:r>
     </w:p>
     <w:p>
       <w:pPr>
-        <w:spacing w:after="60"/>
-        <w:jc w:val="center"/>
-      </w:pPr>
-      <w:r>
-        <w:rPr>
-          <w:b/>
-          <w:bCs/>
-          <w:color w:val="3B6E8F"/>
+        <w:spacing w:before="300" w:after="150"/>
+        <w:outlineLvl w:val="0"/>
+        <w:rPr>
+          <w:b/>
+          <w:bCs/>
           <w:sz w:val="32"/>
           <w:szCs w:val="32"/>
         </w:rPr>
-        <w:t>Dados Processados — Questionários e Entrevista</w:t>
-      </w:r>
-    </w:p>
-    <w:p>
-      <w:pPr>
-        <w:spacing w:after="600"/>
-        <w:jc w:val="center"/>
-      </w:pPr>
-    </w:p>
-    <w:p>
-      <w:pPr>
-        <w:spacing w:after="40"/>
-        <w:jc w:val="center"/>
-      </w:pPr>
+      </w:pPr>
+      <w:r>
+        <w:rPr>
+          <w:b/>
+          <w:bCs/>
+          <w:sz w:val="32"/>
+          <w:szCs w:val="32"/>
+        </w:rPr>
+        <w:t>Dados Processados – Questionários e Entrevista</w:t>
+      </w:r>
+    </w:p>
+    <w:p>
       <w:r>
         <w:t>TG — FATEC Araraquara</w:t>
       </w:r>
     </w:p>
     <w:p>
-      <w:pPr>
-        <w:spacing w:after="40"/>
-        <w:jc w:val="center"/>
-      </w:pPr>
       <w:r>
         <w:t xml:space="preserve">Autores: Daniel </w:t>
       </w:r>
@@ -83,130 +69,124 @@
       </w:r>
     </w:p>
     <w:p>
-      <w:pPr>
-        <w:spacing w:after="40"/>
-        <w:jc w:val="center"/>
-      </w:pPr>
       <w:r>
         <w:t>Orientador: Prof. Me. Leonardo José de Lima Ferrucci</w:t>
       </w:r>
     </w:p>
-    <w:p>
-      <w:pPr>
-        <w:spacing w:after="900"/>
-        <w:jc w:val="center"/>
-      </w:pPr>
-      <w:r>
-        <w:rPr>
-          <w:color w:val="595959"/>
-          <w:sz w:val="20"/>
-          <w:szCs w:val="20"/>
-        </w:rPr>
-        <w:t>Versão: 2</w:t>
-      </w:r>
-      <w:r>
-        <w:rPr>
-          <w:color w:val="595959"/>
-          <w:sz w:val="20"/>
-          <w:szCs w:val="20"/>
-        </w:rPr>
-        <w:t>7</w:t>
-      </w:r>
-      <w:r>
-        <w:rPr>
-          <w:color w:val="595959"/>
-          <w:sz w:val="20"/>
-          <w:szCs w:val="20"/>
-        </w:rPr>
-        <w:t>/08/2026</w:t>
-      </w:r>
-    </w:p>
-    <w:p>
-      <w:r>
-        <w:br w:type="page"/>
-      </w:r>
-    </w:p>
-    <w:p>
-      <w:pPr>
-        <w:pStyle w:val="Ttulo1"/>
-      </w:pPr>
-      <w:r>
-        <w:lastRenderedPageBreak/>
-        <w:t>1. Sobre este documento</w:t>
-      </w:r>
-    </w:p>
-    <w:p>
-      <w:pPr>
-        <w:spacing w:after="160"/>
-      </w:pPr>
-      <w:r>
-        <w:t xml:space="preserve">Este documento reúne os dados já processados e interpretados dos dois questionários aplicados via </w:t>
-      </w:r>
-      <w:proofErr w:type="spellStart"/>
-      <w:r>
-        <w:t>Jotform</w:t>
-      </w:r>
-      <w:proofErr w:type="spellEnd"/>
-      <w:r>
-        <w:t xml:space="preserve"> (garçom, n=2; cliente, n=13) e da entrevista qualitativa semiestruturada realizada com um garçom do restaurante colaborador.</w:t>
-      </w:r>
-    </w:p>
-    <w:p>
-      <w:pPr>
-        <w:spacing w:after="160"/>
-      </w:pPr>
-      <w:r>
-        <w:t xml:space="preserve">Regra de tratamento aplicada consistentemente neste documento: dados do questionário de cliente (n=13) são apresentados de forma agregada, com gráficos, por serem uma amostra grande o suficiente para não </w:t>
-      </w:r>
-      <w:proofErr w:type="spellStart"/>
-      <w:r>
-        <w:t>reidentificar</w:t>
-      </w:r>
-      <w:proofErr w:type="spellEnd"/>
-      <w:r>
-        <w:t xml:space="preserve"> respostas individuais. Dados do questionário de garçom (n=2) são apresentados apenas como síntese narrativa, sem gráfico ou tabela estruturada por resposta — com apenas duas respostas, qualquer recorte estruturado praticamente expõe a resposta individual. A entrevista segue a mesma lógica: síntese por bloco temático, sem transcrição literal.</w:t>
-      </w:r>
-    </w:p>
-    <w:p>
-      <w:pPr>
-        <w:pStyle w:val="Ttulo1"/>
-      </w:pPr>
-      <w:r>
-        <w:t>2. Questionário — Cliente (n=13)</w:t>
-      </w:r>
-    </w:p>
-    <w:p>
-      <w:pPr>
-        <w:spacing w:after="160"/>
-      </w:pPr>
-      <w:r>
-        <w:t xml:space="preserve">Coleta encerrada em 17/08/2026, formulário anônimo por desenho (sem nome, e-mail ou CPF). Perfil da amostra: 92% dos respondentes têm entre 18 e 24 anos, e </w:t>
-      </w:r>
-      <w:proofErr w:type="gramStart"/>
-      <w:r>
-        <w:t>54% frequenta</w:t>
-      </w:r>
-      <w:proofErr w:type="gramEnd"/>
-      <w:r>
-        <w:t xml:space="preserve"> restaurantes fora de fast-food apenas raramente — a amostra é pequena e concentrada numa faixa etária, então os números abaixo são indicativos, não estatisticamente representativos</w:t>
-      </w:r>
-      <w:r>
-        <w:t>.</w:t>
-      </w:r>
-    </w:p>
-    <w:p>
-      <w:pPr>
-        <w:pStyle w:val="Ttulo2"/>
-      </w:pPr>
-      <w:r>
-        <w:t>2.1 Dificuldade em identificar flags dietéticas</w:t>
-      </w:r>
-    </w:p>
-    <w:p>
-      <w:pPr>
-        <w:spacing w:after="160"/>
-      </w:pPr>
-      <w:r>
+    <w:p/>
+    <w:p>
+      <w:pPr>
+        <w:spacing w:before="300" w:after="150"/>
+        <w:outlineLvl w:val="0"/>
+        <w:rPr>
+          <w:b/>
+          <w:bCs/>
+          <w:sz w:val="32"/>
+          <w:szCs w:val="32"/>
+        </w:rPr>
+      </w:pPr>
+      <w:r>
+        <w:rPr>
+          <w:b/>
+          <w:bCs/>
+          <w:sz w:val="32"/>
+          <w:szCs w:val="32"/>
+        </w:rPr>
+        <w:t>1</w:t>
+      </w:r>
+      <w:r>
+        <w:rPr>
+          <w:b/>
+          <w:bCs/>
+          <w:sz w:val="32"/>
+          <w:szCs w:val="32"/>
+        </w:rPr>
+        <w:t>. Questionário — Cliente (n=13)</w:t>
+      </w:r>
+    </w:p>
+    <w:p>
+      <w:pPr>
+        <w:spacing w:after="160"/>
+        <w:jc w:val="both"/>
+        <w:rPr>
+          <w:rFonts w:ascii="Calibri" w:eastAsia="Calibri" w:hAnsi="Calibri" w:cs="Calibri"/>
+          <w:sz w:val="22"/>
+          <w:szCs w:val="22"/>
+        </w:rPr>
+      </w:pPr>
+      <w:r>
+        <w:rPr>
+          <w:rFonts w:ascii="Calibri" w:eastAsia="Calibri" w:hAnsi="Calibri" w:cs="Calibri"/>
+          <w:sz w:val="22"/>
+          <w:szCs w:val="22"/>
+        </w:rPr>
+        <w:t xml:space="preserve">Perfil da amostra: 92% dos respondentes têm entre 18 e 24 anos, e </w:t>
+      </w:r>
+      <w:r>
+        <w:rPr>
+          <w:rFonts w:ascii="Calibri" w:eastAsia="Calibri" w:hAnsi="Calibri" w:cs="Calibri"/>
+          <w:sz w:val="22"/>
+          <w:szCs w:val="22"/>
+        </w:rPr>
+        <w:t>54% frequentam</w:t>
+      </w:r>
+      <w:r>
+        <w:rPr>
+          <w:rFonts w:ascii="Calibri" w:eastAsia="Calibri" w:hAnsi="Calibri" w:cs="Calibri"/>
+          <w:sz w:val="22"/>
+          <w:szCs w:val="22"/>
+        </w:rPr>
+        <w:t xml:space="preserve"> restaurantes fora de fast-food apenas raramente — a amostra é pequena e concentrada numa faixa etária, então os números abaixo são indicativos, não estatisticamente representativos.</w:t>
+      </w:r>
+    </w:p>
+    <w:p>
+      <w:pPr>
+        <w:spacing w:before="240" w:after="120"/>
+        <w:outlineLvl w:val="1"/>
+        <w:rPr>
+          <w:rFonts w:eastAsia="Calibri"/>
+          <w:b/>
+          <w:bCs/>
+          <w:sz w:val="26"/>
+          <w:szCs w:val="26"/>
+        </w:rPr>
+      </w:pPr>
+      <w:r>
+        <w:rPr>
+          <w:rFonts w:eastAsia="Calibri"/>
+          <w:b/>
+          <w:bCs/>
+          <w:sz w:val="26"/>
+          <w:szCs w:val="26"/>
+        </w:rPr>
+        <w:t>1</w:t>
+      </w:r>
+      <w:r>
+        <w:rPr>
+          <w:rFonts w:eastAsia="Calibri"/>
+          <w:b/>
+          <w:bCs/>
+          <w:sz w:val="26"/>
+          <w:szCs w:val="26"/>
+        </w:rPr>
+        <w:t>.1 Dificuldade em identificar flags dietéticas</w:t>
+      </w:r>
+    </w:p>
+    <w:p>
+      <w:pPr>
+        <w:spacing w:after="160"/>
+        <w:rPr>
+          <w:rFonts w:eastAsia="Calibri"/>
+          <w:sz w:val="22"/>
+          <w:szCs w:val="22"/>
+        </w:rPr>
+      </w:pPr>
+      <w:r>
+        <w:rPr>
+          <w:rFonts w:eastAsia="Calibri"/>
+          <w:sz w:val="22"/>
+          <w:szCs w:val="22"/>
+        </w:rPr>
         <w:t>77% dos clientes relatam algum grau de dificuldade em identificar no cardápio se um prato é vegano, vegetariano, sem glúten ou sem lactose (46% "às vezes", 31% "frequentemente"); apenas 23% nunca tiveram esse problema.</w:t>
       </w:r>
     </w:p>
@@ -214,16 +194,411 @@
       <w:pPr>
         <w:spacing w:before="120" w:after="60"/>
         <w:jc w:val="center"/>
-      </w:pPr>
-      <w:r>
-        <w:rPr>
+        <w:rPr>
+          <w:rFonts w:ascii="Calibri" w:eastAsia="Calibri" w:hAnsi="Calibri" w:cs="Calibri"/>
+          <w:sz w:val="22"/>
+          <w:szCs w:val="22"/>
+        </w:rPr>
+      </w:pPr>
+      <w:r>
+        <w:rPr>
+          <w:rFonts w:ascii="Calibri" w:eastAsia="Calibri" w:hAnsi="Calibri" w:cs="Calibri"/>
           <w:noProof/>
+          <w:sz w:val="22"/>
+          <w:szCs w:val="22"/>
         </w:rPr>
         <w:drawing>
-          <wp:inline distT="0" distB="0" distL="0" distR="0" wp14:anchorId="00A1E0CE" wp14:editId="00A1E0CF">
+          <wp:inline distT="0" distB="0" distL="0" distR="0" wp14:anchorId="66451358" wp14:editId="0303F455">
             <wp:extent cx="4572000" cy="2409825"/>
             <wp:effectExtent l="0" t="0" r="0" b="0"/>
             <wp:docPr id="1" name="Imagem 1"/>
+            <wp:cNvGraphicFramePr>
+              <a:graphicFrameLocks xmlns:a="http://schemas.openxmlformats.org/drawingml/2006/main" noChangeAspect="1"/>
+            </wp:cNvGraphicFramePr>
+            <a:graphic xmlns:a="http://schemas.openxmlformats.org/drawingml/2006/main">
+              <a:graphicData uri="http://schemas.openxmlformats.org/drawingml/2006/picture">
+                <pic:pic xmlns:pic="http://schemas.openxmlformats.org/drawingml/2006/picture">
+                  <pic:nvPicPr>
+                    <pic:cNvPr id="0" name=""/>
+                    <pic:cNvPicPr>
+                      <a:picLocks noChangeAspect="1" noChangeArrowheads="1"/>
+                    </pic:cNvPicPr>
+                  </pic:nvPicPr>
+                  <pic:blipFill>
+                    <a:blip r:embed="rId5"/>
+                    <a:srcRect/>
+                    <a:stretch>
+                      <a:fillRect/>
+                    </a:stretch>
+                  </pic:blipFill>
+                  <pic:spPr bwMode="auto">
+                    <a:xfrm>
+                      <a:off x="0" y="0"/>
+                      <a:ext cx="4572000" cy="2409825"/>
+                    </a:xfrm>
+                    <a:prstGeom prst="rect">
+                      <a:avLst/>
+                    </a:prstGeom>
+                  </pic:spPr>
+                </pic:pic>
+              </a:graphicData>
+            </a:graphic>
+          </wp:inline>
+        </w:drawing>
+      </w:r>
+    </w:p>
+    <w:p>
+      <w:pPr>
+        <w:spacing w:after="240"/>
+        <w:jc w:val="center"/>
+        <w:rPr>
+          <w:rFonts w:ascii="Calibri" w:eastAsia="Calibri" w:hAnsi="Calibri" w:cs="Calibri"/>
+          <w:i/>
+          <w:iCs/>
+          <w:color w:val="595959"/>
+          <w:sz w:val="18"/>
+          <w:szCs w:val="18"/>
+        </w:rPr>
+      </w:pPr>
+      <w:r>
+        <w:rPr>
+          <w:rFonts w:ascii="Calibri" w:eastAsia="Calibri" w:hAnsi="Calibri" w:cs="Calibri"/>
+          <w:i/>
+          <w:iCs/>
+          <w:color w:val="595959"/>
+          <w:sz w:val="18"/>
+          <w:szCs w:val="18"/>
+        </w:rPr>
+        <w:t>Figura 1 — Dificuldade em identificar flags dietéticas no cardápio (n=13)</w:t>
+      </w:r>
+    </w:p>
+    <w:p>
+      <w:pPr>
+        <w:spacing w:after="240"/>
+        <w:jc w:val="center"/>
+        <w:rPr>
+          <w:rFonts w:ascii="Calibri" w:eastAsia="Calibri" w:hAnsi="Calibri" w:cs="Calibri"/>
+          <w:i/>
+          <w:iCs/>
+          <w:color w:val="595959"/>
+          <w:sz w:val="18"/>
+          <w:szCs w:val="18"/>
+        </w:rPr>
+      </w:pPr>
+    </w:p>
+    <w:p>
+      <w:pPr>
+        <w:spacing w:after="240"/>
+        <w:jc w:val="center"/>
+        <w:rPr>
+          <w:rFonts w:ascii="Calibri" w:eastAsia="Calibri" w:hAnsi="Calibri" w:cs="Calibri"/>
+          <w:i/>
+          <w:iCs/>
+          <w:color w:val="595959"/>
+          <w:sz w:val="18"/>
+          <w:szCs w:val="18"/>
+        </w:rPr>
+      </w:pPr>
+    </w:p>
+    <w:p>
+      <w:pPr>
+        <w:spacing w:after="240"/>
+        <w:jc w:val="center"/>
+        <w:rPr>
+          <w:rFonts w:ascii="Calibri" w:eastAsia="Calibri" w:hAnsi="Calibri" w:cs="Calibri"/>
+          <w:i/>
+          <w:iCs/>
+          <w:color w:val="595959"/>
+          <w:sz w:val="18"/>
+          <w:szCs w:val="18"/>
+        </w:rPr>
+      </w:pPr>
+    </w:p>
+    <w:p>
+      <w:pPr>
+        <w:spacing w:after="240"/>
+        <w:jc w:val="center"/>
+        <w:rPr>
+          <w:rFonts w:ascii="Calibri" w:eastAsia="Calibri" w:hAnsi="Calibri" w:cs="Calibri"/>
+          <w:i/>
+          <w:iCs/>
+          <w:color w:val="595959"/>
+          <w:sz w:val="18"/>
+          <w:szCs w:val="18"/>
+        </w:rPr>
+      </w:pPr>
+    </w:p>
+    <w:p>
+      <w:pPr>
+        <w:spacing w:after="240"/>
+        <w:jc w:val="center"/>
+        <w:rPr>
+          <w:rFonts w:ascii="Calibri" w:eastAsia="Calibri" w:hAnsi="Calibri" w:cs="Calibri"/>
+          <w:i/>
+          <w:iCs/>
+          <w:color w:val="595959"/>
+          <w:sz w:val="18"/>
+          <w:szCs w:val="18"/>
+        </w:rPr>
+      </w:pPr>
+    </w:p>
+    <w:p>
+      <w:pPr>
+        <w:spacing w:after="240"/>
+        <w:jc w:val="center"/>
+        <w:rPr>
+          <w:rFonts w:ascii="Calibri" w:eastAsia="Calibri" w:hAnsi="Calibri" w:cs="Calibri"/>
+          <w:i/>
+          <w:iCs/>
+          <w:color w:val="595959"/>
+          <w:sz w:val="18"/>
+          <w:szCs w:val="18"/>
+        </w:rPr>
+      </w:pPr>
+    </w:p>
+    <w:p>
+      <w:pPr>
+        <w:spacing w:after="240"/>
+        <w:jc w:val="center"/>
+        <w:rPr>
+          <w:rFonts w:ascii="Calibri" w:eastAsia="Calibri" w:hAnsi="Calibri" w:cs="Calibri"/>
+          <w:i/>
+          <w:iCs/>
+          <w:color w:val="595959"/>
+          <w:sz w:val="18"/>
+          <w:szCs w:val="18"/>
+        </w:rPr>
+      </w:pPr>
+    </w:p>
+    <w:p>
+      <w:pPr>
+        <w:spacing w:after="240"/>
+        <w:jc w:val="center"/>
+        <w:rPr>
+          <w:rFonts w:ascii="Calibri" w:eastAsia="Calibri" w:hAnsi="Calibri" w:cs="Calibri"/>
+          <w:i/>
+          <w:iCs/>
+          <w:color w:val="595959"/>
+          <w:sz w:val="18"/>
+          <w:szCs w:val="18"/>
+        </w:rPr>
+      </w:pPr>
+    </w:p>
+    <w:p>
+      <w:pPr>
+        <w:spacing w:after="240"/>
+        <w:jc w:val="center"/>
+        <w:rPr>
+          <w:rFonts w:ascii="Calibri" w:eastAsia="Calibri" w:hAnsi="Calibri" w:cs="Calibri"/>
+          <w:sz w:val="22"/>
+          <w:szCs w:val="22"/>
+        </w:rPr>
+      </w:pPr>
+    </w:p>
+    <w:p>
+      <w:pPr>
+        <w:spacing w:before="240" w:after="120"/>
+        <w:outlineLvl w:val="1"/>
+        <w:rPr>
+          <w:rFonts w:eastAsia="Calibri"/>
+          <w:b/>
+          <w:bCs/>
+          <w:sz w:val="26"/>
+          <w:szCs w:val="26"/>
+        </w:rPr>
+      </w:pPr>
+      <w:r>
+        <w:rPr>
+          <w:rFonts w:eastAsia="Calibri"/>
+          <w:b/>
+          <w:bCs/>
+          <w:sz w:val="26"/>
+          <w:szCs w:val="26"/>
+        </w:rPr>
+        <w:lastRenderedPageBreak/>
+        <w:t>1</w:t>
+      </w:r>
+      <w:r>
+        <w:rPr>
+          <w:rFonts w:eastAsia="Calibri"/>
+          <w:b/>
+          <w:bCs/>
+          <w:sz w:val="26"/>
+          <w:szCs w:val="26"/>
+        </w:rPr>
+        <w:t>.2 Interesse em sugestões automáticas de combinações</w:t>
+      </w:r>
+    </w:p>
+    <w:p>
+      <w:pPr>
+        <w:spacing w:after="160"/>
+        <w:rPr>
+          <w:rFonts w:eastAsia="Calibri"/>
+          <w:sz w:val="22"/>
+          <w:szCs w:val="22"/>
+        </w:rPr>
+      </w:pPr>
+      <w:r>
+        <w:rPr>
+          <w:rFonts w:eastAsia="Calibri"/>
+          <w:sz w:val="22"/>
+          <w:szCs w:val="22"/>
+        </w:rPr>
+        <w:t>Interesse alto e concentrado: média de 4,31/5, com 62% das respostas na nota máxima. Esse é um dos achados mais fortes a favor de RF09 (recomendação de pratos por clusterização/regras de associação).</w:t>
+      </w:r>
+    </w:p>
+    <w:p>
+      <w:pPr>
+        <w:spacing w:before="120" w:after="60"/>
+        <w:jc w:val="center"/>
+        <w:rPr>
+          <w:rFonts w:ascii="Calibri" w:eastAsia="Calibri" w:hAnsi="Calibri" w:cs="Calibri"/>
+          <w:sz w:val="22"/>
+          <w:szCs w:val="22"/>
+        </w:rPr>
+      </w:pPr>
+      <w:r>
+        <w:rPr>
+          <w:rFonts w:ascii="Calibri" w:eastAsia="Calibri" w:hAnsi="Calibri" w:cs="Calibri"/>
+          <w:noProof/>
+          <w:sz w:val="22"/>
+          <w:szCs w:val="22"/>
+        </w:rPr>
+        <w:drawing>
+          <wp:inline distT="0" distB="0" distL="0" distR="0" wp14:anchorId="49C120CB" wp14:editId="1113E345">
+            <wp:extent cx="4572000" cy="2409825"/>
+            <wp:effectExtent l="0" t="0" r="0" b="0"/>
+            <wp:docPr id="872068464" name="Imagem 872068464"/>
+            <wp:cNvGraphicFramePr>
+              <a:graphicFrameLocks xmlns:a="http://schemas.openxmlformats.org/drawingml/2006/main" noChangeAspect="1"/>
+            </wp:cNvGraphicFramePr>
+            <a:graphic xmlns:a="http://schemas.openxmlformats.org/drawingml/2006/main">
+              <a:graphicData uri="http://schemas.openxmlformats.org/drawingml/2006/picture">
+                <pic:pic xmlns:pic="http://schemas.openxmlformats.org/drawingml/2006/picture">
+                  <pic:nvPicPr>
+                    <pic:cNvPr id="0" name=""/>
+                    <pic:cNvPicPr>
+                      <a:picLocks noChangeAspect="1" noChangeArrowheads="1"/>
+                    </pic:cNvPicPr>
+                  </pic:nvPicPr>
+                  <pic:blipFill>
+                    <a:blip r:embed="rId6"/>
+                    <a:srcRect/>
+                    <a:stretch>
+                      <a:fillRect/>
+                    </a:stretch>
+                  </pic:blipFill>
+                  <pic:spPr bwMode="auto">
+                    <a:xfrm>
+                      <a:off x="0" y="0"/>
+                      <a:ext cx="4572000" cy="2409825"/>
+                    </a:xfrm>
+                    <a:prstGeom prst="rect">
+                      <a:avLst/>
+                    </a:prstGeom>
+                  </pic:spPr>
+                </pic:pic>
+              </a:graphicData>
+            </a:graphic>
+          </wp:inline>
+        </w:drawing>
+      </w:r>
+    </w:p>
+    <w:p>
+      <w:pPr>
+        <w:spacing w:after="240"/>
+        <w:jc w:val="center"/>
+        <w:rPr>
+          <w:rFonts w:ascii="Calibri" w:eastAsia="Calibri" w:hAnsi="Calibri" w:cs="Calibri"/>
+          <w:sz w:val="22"/>
+          <w:szCs w:val="22"/>
+        </w:rPr>
+      </w:pPr>
+      <w:r>
+        <w:rPr>
+          <w:rFonts w:ascii="Calibri" w:eastAsia="Calibri" w:hAnsi="Calibri" w:cs="Calibri"/>
+          <w:i/>
+          <w:iCs/>
+          <w:color w:val="595959"/>
+          <w:sz w:val="18"/>
+          <w:szCs w:val="18"/>
+        </w:rPr>
+        <w:t>Figura 2 — Interesse em sugestões de combinações de pratos (n=13)</w:t>
+      </w:r>
+    </w:p>
+    <w:p>
+      <w:pPr>
+        <w:spacing w:before="240" w:after="120"/>
+        <w:outlineLvl w:val="1"/>
+        <w:rPr>
+          <w:rFonts w:eastAsia="Calibri"/>
+          <w:b/>
+          <w:bCs/>
+          <w:sz w:val="26"/>
+          <w:szCs w:val="26"/>
+        </w:rPr>
+      </w:pPr>
+      <w:r>
+        <w:rPr>
+          <w:rFonts w:eastAsia="Calibri"/>
+          <w:b/>
+          <w:bCs/>
+          <w:sz w:val="26"/>
+          <w:szCs w:val="26"/>
+        </w:rPr>
+        <w:t>1</w:t>
+      </w:r>
+      <w:r>
+        <w:rPr>
+          <w:rFonts w:eastAsia="Calibri"/>
+          <w:b/>
+          <w:bCs/>
+          <w:sz w:val="26"/>
+          <w:szCs w:val="26"/>
+        </w:rPr>
+        <w:t>.3 Taxa de serviço (10%)</w:t>
+      </w:r>
+    </w:p>
+    <w:p>
+      <w:pPr>
+        <w:spacing w:after="160"/>
+        <w:rPr>
+          <w:rFonts w:eastAsia="Calibri"/>
+          <w:sz w:val="22"/>
+          <w:szCs w:val="22"/>
+        </w:rPr>
+      </w:pPr>
+      <w:r>
+        <w:rPr>
+          <w:rFonts w:eastAsia="Calibri"/>
+          <w:sz w:val="22"/>
+          <w:szCs w:val="22"/>
+        </w:rPr>
+        <w:t>54% sempre reparam no valor da taxa de serviço na conta, mas a resistência ativa é baixa: 62% nunca pediram para retirá-la, e apenas 23% já pediram ao menos uma vez.</w:t>
+      </w:r>
+    </w:p>
+    <w:p>
+      <w:pPr>
+        <w:spacing w:before="120" w:after="60"/>
+        <w:jc w:val="center"/>
+        <w:rPr>
+          <w:rFonts w:ascii="Calibri" w:eastAsia="Calibri" w:hAnsi="Calibri" w:cs="Calibri"/>
+          <w:sz w:val="22"/>
+          <w:szCs w:val="22"/>
+        </w:rPr>
+      </w:pPr>
+      <w:r>
+        <w:rPr>
+          <w:rFonts w:ascii="Calibri" w:eastAsia="Calibri" w:hAnsi="Calibri" w:cs="Calibri"/>
+          <w:noProof/>
+          <w:sz w:val="22"/>
+          <w:szCs w:val="22"/>
+        </w:rPr>
+        <w:drawing>
+          <wp:inline distT="0" distB="0" distL="0" distR="0" wp14:anchorId="4302782D" wp14:editId="50C93355">
+            <wp:extent cx="4572000" cy="2409825"/>
+            <wp:effectExtent l="0" t="0" r="0" b="0"/>
+            <wp:docPr id="1312554510" name="Imagem 1312554510"/>
             <wp:cNvGraphicFramePr>
               <a:graphicFrameLocks xmlns:a="http://schemas.openxmlformats.org/drawingml/2006/main" noChangeAspect="1"/>
             </wp:cNvGraphicFramePr>
@@ -263,49 +638,190 @@
       <w:pPr>
         <w:spacing w:after="240"/>
         <w:jc w:val="center"/>
-      </w:pPr>
-      <w:r>
-        <w:rPr>
+        <w:rPr>
+          <w:rFonts w:ascii="Calibri" w:eastAsia="Calibri" w:hAnsi="Calibri" w:cs="Calibri"/>
           <w:i/>
           <w:iCs/>
           <w:color w:val="595959"/>
           <w:sz w:val="18"/>
           <w:szCs w:val="18"/>
         </w:rPr>
-        <w:t>Figura 1 — Dificuldade em identificar flags dietéticas no cardápio (n=13)</w:t>
-      </w:r>
-    </w:p>
-    <w:p>
-      <w:pPr>
-        <w:pStyle w:val="Ttulo2"/>
-      </w:pPr>
-      <w:r>
-        <w:t>2.2 Interesse em sugestões automáticas de combinações</w:t>
-      </w:r>
-    </w:p>
-    <w:p>
-      <w:pPr>
-        <w:spacing w:after="160"/>
-      </w:pPr>
-      <w:r>
-        <w:t>Interesse alto e concentrado: média de 4,31/5, com 62% das respostas na nota máxima. Esse é um dos achados mais fortes a favor de RF09 (recomendação de pratos por clusterização/regras de associação).</w:t>
+      </w:pPr>
+      <w:r>
+        <w:rPr>
+          <w:rFonts w:ascii="Calibri" w:eastAsia="Calibri" w:hAnsi="Calibri" w:cs="Calibri"/>
+          <w:i/>
+          <w:iCs/>
+          <w:color w:val="595959"/>
+          <w:sz w:val="18"/>
+          <w:szCs w:val="18"/>
+        </w:rPr>
+        <w:t>Figura 3 — Percepção da taxa de serviço de 10% (n=13)</w:t>
+      </w:r>
+    </w:p>
+    <w:p>
+      <w:pPr>
+        <w:spacing w:after="240"/>
+        <w:jc w:val="center"/>
+        <w:rPr>
+          <w:rFonts w:ascii="Calibri" w:eastAsia="Calibri" w:hAnsi="Calibri" w:cs="Calibri"/>
+          <w:i/>
+          <w:iCs/>
+          <w:color w:val="595959"/>
+          <w:sz w:val="18"/>
+          <w:szCs w:val="18"/>
+        </w:rPr>
+      </w:pPr>
+    </w:p>
+    <w:p>
+      <w:pPr>
+        <w:spacing w:after="240"/>
+        <w:jc w:val="center"/>
+        <w:rPr>
+          <w:rFonts w:ascii="Calibri" w:eastAsia="Calibri" w:hAnsi="Calibri" w:cs="Calibri"/>
+          <w:i/>
+          <w:iCs/>
+          <w:color w:val="595959"/>
+          <w:sz w:val="18"/>
+          <w:szCs w:val="18"/>
+        </w:rPr>
+      </w:pPr>
+    </w:p>
+    <w:p>
+      <w:pPr>
+        <w:spacing w:after="240"/>
+        <w:jc w:val="center"/>
+        <w:rPr>
+          <w:rFonts w:ascii="Calibri" w:eastAsia="Calibri" w:hAnsi="Calibri" w:cs="Calibri"/>
+          <w:i/>
+          <w:iCs/>
+          <w:color w:val="595959"/>
+          <w:sz w:val="18"/>
+          <w:szCs w:val="18"/>
+        </w:rPr>
+      </w:pPr>
+    </w:p>
+    <w:p>
+      <w:pPr>
+        <w:spacing w:after="240"/>
+        <w:jc w:val="center"/>
+        <w:rPr>
+          <w:rFonts w:ascii="Calibri" w:eastAsia="Calibri" w:hAnsi="Calibri" w:cs="Calibri"/>
+          <w:i/>
+          <w:iCs/>
+          <w:color w:val="595959"/>
+          <w:sz w:val="18"/>
+          <w:szCs w:val="18"/>
+        </w:rPr>
+      </w:pPr>
+    </w:p>
+    <w:p>
+      <w:pPr>
+        <w:spacing w:after="240"/>
+        <w:jc w:val="center"/>
+        <w:rPr>
+          <w:rFonts w:ascii="Calibri" w:eastAsia="Calibri" w:hAnsi="Calibri" w:cs="Calibri"/>
+          <w:i/>
+          <w:iCs/>
+          <w:color w:val="595959"/>
+          <w:sz w:val="18"/>
+          <w:szCs w:val="18"/>
+        </w:rPr>
+      </w:pPr>
+    </w:p>
+    <w:p>
+      <w:pPr>
+        <w:spacing w:after="240"/>
+        <w:jc w:val="center"/>
+        <w:rPr>
+          <w:rFonts w:ascii="Calibri" w:eastAsia="Calibri" w:hAnsi="Calibri" w:cs="Calibri"/>
+          <w:sz w:val="22"/>
+          <w:szCs w:val="22"/>
+        </w:rPr>
+      </w:pPr>
+    </w:p>
+    <w:p>
+      <w:pPr>
+        <w:spacing w:before="240" w:after="120"/>
+        <w:outlineLvl w:val="1"/>
+        <w:rPr>
+          <w:rFonts w:eastAsia="Calibri"/>
+          <w:b/>
+          <w:bCs/>
+          <w:sz w:val="26"/>
+          <w:szCs w:val="26"/>
+        </w:rPr>
+      </w:pPr>
+      <w:r>
+        <w:rPr>
+          <w:rFonts w:eastAsia="Calibri"/>
+          <w:b/>
+          <w:bCs/>
+          <w:sz w:val="26"/>
+          <w:szCs w:val="26"/>
+        </w:rPr>
+        <w:lastRenderedPageBreak/>
+        <w:t>1</w:t>
+      </w:r>
+      <w:r>
+        <w:rPr>
+          <w:rFonts w:eastAsia="Calibri"/>
+          <w:b/>
+          <w:bCs/>
+          <w:sz w:val="26"/>
+          <w:szCs w:val="26"/>
+        </w:rPr>
+        <w:t>.4 Personalização e recomendação — impacto na experiência</w:t>
+      </w:r>
+    </w:p>
+    <w:p>
+      <w:pPr>
+        <w:spacing w:after="160"/>
+        <w:rPr>
+          <w:rFonts w:eastAsia="Calibri"/>
+          <w:sz w:val="22"/>
+          <w:szCs w:val="22"/>
+        </w:rPr>
+      </w:pPr>
+      <w:r>
+        <w:rPr>
+          <w:rFonts w:eastAsia="Calibri"/>
+          <w:sz w:val="22"/>
+          <w:szCs w:val="22"/>
+        </w:rPr>
+        <w:t>Média de 9,46/10 para "quanto uma experiência mais ágil e personalizada faria você recomendar o restaurante para outras pessoas" — o achado de maior magnitude de todo o questionário, e o número mais forte para abrir a justificativa de negócio</w:t>
+      </w:r>
+      <w:r>
+        <w:rPr>
+          <w:rFonts w:eastAsia="Calibri"/>
+          <w:sz w:val="22"/>
+          <w:szCs w:val="22"/>
+        </w:rPr>
+        <w:t>.</w:t>
       </w:r>
     </w:p>
     <w:p>
       <w:pPr>
         <w:spacing w:before="120" w:after="60"/>
         <w:jc w:val="center"/>
-      </w:pPr>
-      <w:r>
-        <w:rPr>
+        <w:rPr>
+          <w:rFonts w:ascii="Calibri" w:eastAsia="Calibri" w:hAnsi="Calibri" w:cs="Calibri"/>
+          <w:sz w:val="22"/>
+          <w:szCs w:val="22"/>
+        </w:rPr>
+      </w:pPr>
+      <w:r>
+        <w:rPr>
+          <w:rFonts w:ascii="Calibri" w:eastAsia="Calibri" w:hAnsi="Calibri" w:cs="Calibri"/>
           <w:noProof/>
-        </w:rPr>
-        <w:lastRenderedPageBreak/>
+          <w:sz w:val="22"/>
+          <w:szCs w:val="22"/>
+        </w:rPr>
         <w:drawing>
-          <wp:inline distT="0" distB="0" distL="0" distR="0" wp14:anchorId="00A1E0D0" wp14:editId="00A1E0D1">
+          <wp:inline distT="0" distB="0" distL="0" distR="0" wp14:anchorId="51C32DAD" wp14:editId="47BC31F8">
             <wp:extent cx="4572000" cy="2409825"/>
             <wp:effectExtent l="0" t="0" r="0" b="0"/>
-            <wp:docPr id="872068464" name="Imagem 872068464"/>
+            <wp:docPr id="1450961905" name="Imagem 1450961905"/>
             <wp:cNvGraphicFramePr>
               <a:graphicFrameLocks xmlns:a="http://schemas.openxmlformats.org/drawingml/2006/main" noChangeAspect="1"/>
             </wp:cNvGraphicFramePr>
@@ -345,48 +861,97 @@
       <w:pPr>
         <w:spacing w:after="240"/>
         <w:jc w:val="center"/>
-      </w:pPr>
-      <w:r>
-        <w:rPr>
+        <w:rPr>
+          <w:rFonts w:ascii="Calibri" w:eastAsia="Calibri" w:hAnsi="Calibri" w:cs="Calibri"/>
+          <w:sz w:val="22"/>
+          <w:szCs w:val="22"/>
+        </w:rPr>
+      </w:pPr>
+      <w:r>
+        <w:rPr>
+          <w:rFonts w:ascii="Calibri" w:eastAsia="Calibri" w:hAnsi="Calibri" w:cs="Calibri"/>
           <w:i/>
           <w:iCs/>
           <w:color w:val="595959"/>
           <w:sz w:val="18"/>
           <w:szCs w:val="18"/>
         </w:rPr>
-        <w:t>Figura 2 — Interesse em sugestões de combinações de pratos (n=13)</w:t>
-      </w:r>
-    </w:p>
-    <w:p>
-      <w:pPr>
-        <w:pStyle w:val="Ttulo2"/>
-      </w:pPr>
-      <w:r>
-        <w:t>2.3 Taxa de serviço (10%)</w:t>
-      </w:r>
-    </w:p>
-    <w:p>
-      <w:pPr>
-        <w:spacing w:after="160"/>
-      </w:pPr>
-      <w:r>
-        <w:t>54% sempre reparam no valor da taxa de serviço na conta, mas a resistência ativa é baixa: 62% nunca pediram para retirá-la, e apenas 23% já pediram ao menos uma vez.</w:t>
+        <w:t>Figura 4 — Impacto da personalização na recomendação do restaurante (n=13)</w:t>
+      </w:r>
+    </w:p>
+    <w:p>
+      <w:pPr>
+        <w:spacing w:before="240" w:after="120"/>
+        <w:outlineLvl w:val="1"/>
+        <w:rPr>
+          <w:rFonts w:eastAsia="Calibri"/>
+          <w:b/>
+          <w:bCs/>
+          <w:sz w:val="26"/>
+          <w:szCs w:val="26"/>
+        </w:rPr>
+      </w:pPr>
+      <w:r>
+        <w:rPr>
+          <w:rFonts w:eastAsia="Calibri"/>
+          <w:b/>
+          <w:bCs/>
+          <w:sz w:val="26"/>
+          <w:szCs w:val="26"/>
+        </w:rPr>
+        <w:t>1</w:t>
+      </w:r>
+      <w:r>
+        <w:rPr>
+          <w:rFonts w:eastAsia="Calibri"/>
+          <w:b/>
+          <w:bCs/>
+          <w:sz w:val="26"/>
+          <w:szCs w:val="26"/>
+        </w:rPr>
+        <w:t>.5 Conforto com histórico de pedidos sem nome/CPF (LGPD)</w:t>
+      </w:r>
+    </w:p>
+    <w:p>
+      <w:pPr>
+        <w:spacing w:after="160"/>
+        <w:rPr>
+          <w:rFonts w:eastAsia="Calibri"/>
+          <w:sz w:val="22"/>
+          <w:szCs w:val="22"/>
+        </w:rPr>
+      </w:pPr>
+      <w:r>
+        <w:rPr>
+          <w:rFonts w:eastAsia="Calibri"/>
+          <w:sz w:val="22"/>
+          <w:szCs w:val="22"/>
+        </w:rPr>
+        <w:t>84% dos clientes se dizem confortáveis com o restaurante guardar um histórico de pedidos sem nome ou CPF para recomendar pratos no futuro — mas quase metade (46%) condiciona esse conforto a poder apagar esse histórico quando quiser; 15% só aceitariam mediante aviso prévio.</w:t>
       </w:r>
     </w:p>
     <w:p>
       <w:pPr>
         <w:spacing w:before="120" w:after="60"/>
         <w:jc w:val="center"/>
-      </w:pPr>
-      <w:r>
-        <w:rPr>
+        <w:rPr>
+          <w:rFonts w:ascii="Calibri" w:eastAsia="Calibri" w:hAnsi="Calibri" w:cs="Calibri"/>
+          <w:sz w:val="22"/>
+          <w:szCs w:val="22"/>
+        </w:rPr>
+      </w:pPr>
+      <w:r>
+        <w:rPr>
+          <w:rFonts w:ascii="Calibri" w:eastAsia="Calibri" w:hAnsi="Calibri" w:cs="Calibri"/>
           <w:noProof/>
+          <w:sz w:val="22"/>
+          <w:szCs w:val="22"/>
         </w:rPr>
         <w:drawing>
-          <wp:inline distT="0" distB="0" distL="0" distR="0" wp14:anchorId="00A1E0D2" wp14:editId="00A1E0D3">
+          <wp:inline distT="0" distB="0" distL="0" distR="0" wp14:anchorId="19D5D50E" wp14:editId="3B5B4B62">
             <wp:extent cx="4572000" cy="2409825"/>
             <wp:effectExtent l="0" t="0" r="0" b="0"/>
-            <wp:docPr id="1312554510" name="Imagem 1312554510"/>
+            <wp:docPr id="338971668" name="Imagem 338971668"/>
             <wp:cNvGraphicFramePr>
               <a:graphicFrameLocks xmlns:a="http://schemas.openxmlformats.org/drawingml/2006/main" noChangeAspect="1"/>
             </wp:cNvGraphicFramePr>
@@ -426,187 +991,137 @@
       <w:pPr>
         <w:spacing w:after="240"/>
         <w:jc w:val="center"/>
-      </w:pPr>
-      <w:r>
-        <w:rPr>
+        <w:rPr>
+          <w:rFonts w:ascii="Calibri" w:eastAsia="Calibri" w:hAnsi="Calibri" w:cs="Calibri"/>
           <w:i/>
           <w:iCs/>
           <w:color w:val="595959"/>
           <w:sz w:val="18"/>
           <w:szCs w:val="18"/>
         </w:rPr>
-        <w:t>Figura 3 — Percepção da taxa de serviço de 10% (n=13)</w:t>
-      </w:r>
-    </w:p>
-    <w:p>
-      <w:pPr>
-        <w:pStyle w:val="Ttulo2"/>
-      </w:pPr>
-      <w:r>
-        <w:t>2.4 Personalização e recomendação — impacto na experiência</w:t>
-      </w:r>
-    </w:p>
-    <w:p>
-      <w:pPr>
-        <w:spacing w:after="160"/>
-      </w:pPr>
-      <w:r>
-        <w:t>Média de 9,46/10 para "quanto uma experiência mais ágil e personalizada faria você recomendar o restaurante para outras pessoas" — o achado de maior magnitude de todo o questionário, e o número mais forte para abrir a justificativa de negócio (Business Model Canvas, Sprint 2).</w:t>
-      </w:r>
-    </w:p>
-    <w:p>
-      <w:pPr>
-        <w:spacing w:before="120" w:after="60"/>
-        <w:jc w:val="center"/>
-      </w:pPr>
-      <w:r>
-        <w:rPr>
-          <w:noProof/>
-        </w:rPr>
-        <w:lastRenderedPageBreak/>
-        <w:drawing>
-          <wp:inline distT="0" distB="0" distL="0" distR="0" wp14:anchorId="00A1E0D4" wp14:editId="00A1E0D5">
-            <wp:extent cx="4572000" cy="2409825"/>
-            <wp:effectExtent l="0" t="0" r="0" b="0"/>
-            <wp:docPr id="1450961905" name="Imagem 1450961905"/>
-            <wp:cNvGraphicFramePr>
-              <a:graphicFrameLocks xmlns:a="http://schemas.openxmlformats.org/drawingml/2006/main" noChangeAspect="1"/>
-            </wp:cNvGraphicFramePr>
-            <a:graphic xmlns:a="http://schemas.openxmlformats.org/drawingml/2006/main">
-              <a:graphicData uri="http://schemas.openxmlformats.org/drawingml/2006/picture">
-                <pic:pic xmlns:pic="http://schemas.openxmlformats.org/drawingml/2006/picture">
-                  <pic:nvPicPr>
-                    <pic:cNvPr id="0" name=""/>
-                    <pic:cNvPicPr>
-                      <a:picLocks noChangeAspect="1" noChangeArrowheads="1"/>
-                    </pic:cNvPicPr>
-                  </pic:nvPicPr>
-                  <pic:blipFill>
-                    <a:blip r:embed="rId10"/>
-                    <a:srcRect/>
-                    <a:stretch>
-                      <a:fillRect/>
-                    </a:stretch>
-                  </pic:blipFill>
-                  <pic:spPr bwMode="auto">
-                    <a:xfrm>
-                      <a:off x="0" y="0"/>
-                      <a:ext cx="4572000" cy="2409825"/>
-                    </a:xfrm>
-                    <a:prstGeom prst="rect">
-                      <a:avLst/>
-                    </a:prstGeom>
-                  </pic:spPr>
-                </pic:pic>
-              </a:graphicData>
-            </a:graphic>
-          </wp:inline>
-        </w:drawing>
-      </w:r>
-    </w:p>
-    <w:p>
-      <w:pPr>
-        <w:spacing w:after="240"/>
-        <w:jc w:val="center"/>
-      </w:pPr>
-      <w:r>
-        <w:rPr>
+      </w:pPr>
+      <w:r>
+        <w:rPr>
+          <w:rFonts w:ascii="Calibri" w:eastAsia="Calibri" w:hAnsi="Calibri" w:cs="Calibri"/>
           <w:i/>
           <w:iCs/>
           <w:color w:val="595959"/>
           <w:sz w:val="18"/>
           <w:szCs w:val="18"/>
         </w:rPr>
-        <w:t>Figura 4 — Impacto da personalização na recomendação do restaurante (n=13)</w:t>
-      </w:r>
-    </w:p>
-    <w:p>
-      <w:pPr>
-        <w:pStyle w:val="Ttulo2"/>
-      </w:pPr>
-      <w:r>
-        <w:t>2.5 Conforto com histórico de pedidos sem nome/CPF (LGPD)</w:t>
-      </w:r>
-    </w:p>
-    <w:p>
-      <w:pPr>
-        <w:spacing w:after="160"/>
-      </w:pPr>
-      <w:r>
-        <w:t>84% dos clientes se dizem confortáveis com o restaurante guardar um histórico de pedidos sem nome ou CPF para recomendar pratos no futuro — mas quase metade (46%) condiciona esse conforto a poder apagar esse histórico quando quiser; 15% só aceitariam mediante aviso prévio.</w:t>
-      </w:r>
-    </w:p>
-    <w:p>
-      <w:pPr>
-        <w:spacing w:before="120" w:after="60"/>
-        <w:jc w:val="center"/>
-      </w:pPr>
-      <w:r>
-        <w:rPr>
-          <w:noProof/>
-        </w:rPr>
-        <w:drawing>
-          <wp:inline distT="0" distB="0" distL="0" distR="0" wp14:anchorId="00A1E0D6" wp14:editId="00A1E0D7">
-            <wp:extent cx="4572000" cy="2409825"/>
-            <wp:effectExtent l="0" t="0" r="0" b="0"/>
-            <wp:docPr id="338971668" name="Imagem 338971668"/>
-            <wp:cNvGraphicFramePr>
-              <a:graphicFrameLocks xmlns:a="http://schemas.openxmlformats.org/drawingml/2006/main" noChangeAspect="1"/>
-            </wp:cNvGraphicFramePr>
-            <a:graphic xmlns:a="http://schemas.openxmlformats.org/drawingml/2006/main">
-              <a:graphicData uri="http://schemas.openxmlformats.org/drawingml/2006/picture">
-                <pic:pic xmlns:pic="http://schemas.openxmlformats.org/drawingml/2006/picture">
-                  <pic:nvPicPr>
-                    <pic:cNvPr id="0" name=""/>
-                    <pic:cNvPicPr>
-                      <a:picLocks noChangeAspect="1" noChangeArrowheads="1"/>
-                    </pic:cNvPicPr>
-                  </pic:nvPicPr>
-                  <pic:blipFill>
-                    <a:blip r:embed="rId11"/>
-                    <a:srcRect/>
-                    <a:stretch>
-                      <a:fillRect/>
-                    </a:stretch>
-                  </pic:blipFill>
-                  <pic:spPr bwMode="auto">
-                    <a:xfrm>
-                      <a:off x="0" y="0"/>
-                      <a:ext cx="4572000" cy="2409825"/>
-                    </a:xfrm>
-                    <a:prstGeom prst="rect">
-                      <a:avLst/>
-                    </a:prstGeom>
-                  </pic:spPr>
-                </pic:pic>
-              </a:graphicData>
-            </a:graphic>
-          </wp:inline>
-        </w:drawing>
+        <w:t>Figura 5 — Conforto com histórico de pedidos anonimizado (n=13)</w:t>
       </w:r>
     </w:p>
     <w:p>
       <w:pPr>
         <w:spacing w:after="240"/>
         <w:jc w:val="center"/>
-      </w:pPr>
-      <w:r>
-        <w:rPr>
+        <w:rPr>
+          <w:rFonts w:ascii="Calibri" w:eastAsia="Calibri" w:hAnsi="Calibri" w:cs="Calibri"/>
           <w:i/>
           <w:iCs/>
           <w:color w:val="595959"/>
           <w:sz w:val="18"/>
           <w:szCs w:val="18"/>
         </w:rPr>
-        <w:t>Figura 5 — Conforto com histórico de pedidos anonimizado (n=13)</w:t>
-      </w:r>
-    </w:p>
-    <w:p>
-      <w:pPr>
-        <w:pStyle w:val="Ttulo2"/>
-      </w:pPr>
-      <w:r>
-        <w:t>2.6 Outros achados relevantes</w:t>
+      </w:pPr>
+    </w:p>
+    <w:p>
+      <w:pPr>
+        <w:spacing w:after="240"/>
+        <w:jc w:val="center"/>
+        <w:rPr>
+          <w:rFonts w:ascii="Calibri" w:eastAsia="Calibri" w:hAnsi="Calibri" w:cs="Calibri"/>
+          <w:i/>
+          <w:iCs/>
+          <w:color w:val="595959"/>
+          <w:sz w:val="18"/>
+          <w:szCs w:val="18"/>
+        </w:rPr>
+      </w:pPr>
+    </w:p>
+    <w:p>
+      <w:pPr>
+        <w:spacing w:after="240"/>
+        <w:jc w:val="center"/>
+        <w:rPr>
+          <w:rFonts w:ascii="Calibri" w:eastAsia="Calibri" w:hAnsi="Calibri" w:cs="Calibri"/>
+          <w:i/>
+          <w:iCs/>
+          <w:color w:val="595959"/>
+          <w:sz w:val="18"/>
+          <w:szCs w:val="18"/>
+        </w:rPr>
+      </w:pPr>
+    </w:p>
+    <w:p>
+      <w:pPr>
+        <w:spacing w:after="240"/>
+        <w:jc w:val="center"/>
+        <w:rPr>
+          <w:rFonts w:ascii="Calibri" w:eastAsia="Calibri" w:hAnsi="Calibri" w:cs="Calibri"/>
+          <w:i/>
+          <w:iCs/>
+          <w:color w:val="595959"/>
+          <w:sz w:val="18"/>
+          <w:szCs w:val="18"/>
+        </w:rPr>
+      </w:pPr>
+    </w:p>
+    <w:p>
+      <w:pPr>
+        <w:spacing w:after="240"/>
+        <w:jc w:val="center"/>
+        <w:rPr>
+          <w:rFonts w:ascii="Calibri" w:eastAsia="Calibri" w:hAnsi="Calibri" w:cs="Calibri"/>
+          <w:sz w:val="22"/>
+          <w:szCs w:val="22"/>
+        </w:rPr>
+      </w:pPr>
+    </w:p>
+    <w:p>
+      <w:pPr>
+        <w:spacing w:after="240"/>
+        <w:jc w:val="center"/>
+        <w:rPr>
+          <w:rFonts w:ascii="Calibri" w:eastAsia="Calibri" w:hAnsi="Calibri" w:cs="Calibri"/>
+          <w:sz w:val="22"/>
+          <w:szCs w:val="22"/>
+        </w:rPr>
+      </w:pPr>
+    </w:p>
+    <w:p>
+      <w:pPr>
+        <w:spacing w:before="240" w:after="120"/>
+        <w:outlineLvl w:val="1"/>
+        <w:rPr>
+          <w:rFonts w:eastAsia="Calibri"/>
+          <w:b/>
+          <w:bCs/>
+          <w:sz w:val="26"/>
+          <w:szCs w:val="26"/>
+        </w:rPr>
+      </w:pPr>
+      <w:r>
+        <w:rPr>
+          <w:rFonts w:eastAsia="Calibri"/>
+          <w:b/>
+          <w:bCs/>
+          <w:sz w:val="26"/>
+          <w:szCs w:val="26"/>
+        </w:rPr>
+        <w:lastRenderedPageBreak/>
+        <w:t>1</w:t>
+      </w:r>
+      <w:r>
+        <w:rPr>
+          <w:rFonts w:eastAsia="Calibri"/>
+          <w:b/>
+          <w:bCs/>
+          <w:sz w:val="26"/>
+          <w:szCs w:val="26"/>
+        </w:rPr>
+        <w:t>.6 Outros achados relevantes</w:t>
       </w:r>
     </w:p>
     <w:p>
@@ -614,230 +1129,674 @@
         <w:pStyle w:val="PargrafodaLista"/>
         <w:numPr>
           <w:ilvl w:val="0"/>
-          <w:numId w:val="1"/>
+          <w:numId w:val="2"/>
         </w:numPr>
-        <w:spacing w:after="80"/>
-      </w:pPr>
-      <w:r>
+        <w:spacing w:after="160"/>
+        <w:rPr>
+          <w:rFonts w:eastAsia="Calibri"/>
+          <w:sz w:val="22"/>
+          <w:szCs w:val="22"/>
+        </w:rPr>
+      </w:pPr>
+      <w:r>
+        <w:rPr>
+          <w:rFonts w:eastAsia="Calibri"/>
+          <w:sz w:val="22"/>
+          <w:szCs w:val="22"/>
+        </w:rPr>
         <w:t>O que mais incomoda no atendimento: demora para o pedido chegar (40%) e dificuldade de decidir o que pedir (33%) — este segundo acha ponto reforça RF09.</w:t>
       </w:r>
+    </w:p>
+    <w:p>
+      <w:pPr>
+        <w:pStyle w:val="PargrafodaLista"/>
+        <w:spacing w:after="160"/>
+        <w:rPr>
+          <w:rFonts w:eastAsia="Calibri"/>
+          <w:sz w:val="22"/>
+          <w:szCs w:val="22"/>
+        </w:rPr>
+      </w:pPr>
     </w:p>
     <w:p>
       <w:pPr>
         <w:pStyle w:val="PargrafodaLista"/>
         <w:numPr>
           <w:ilvl w:val="0"/>
-          <w:numId w:val="1"/>
+          <w:numId w:val="2"/>
         </w:numPr>
-        <w:spacing w:after="80"/>
-      </w:pPr>
-      <w:r>
+        <w:spacing w:after="160"/>
+        <w:rPr>
+          <w:rFonts w:eastAsia="Calibri"/>
+          <w:sz w:val="22"/>
+          <w:szCs w:val="22"/>
+        </w:rPr>
+      </w:pPr>
+      <w:r>
+        <w:rPr>
+          <w:rFonts w:eastAsia="Calibri"/>
+          <w:sz w:val="22"/>
+          <w:szCs w:val="22"/>
+        </w:rPr>
         <w:t>Como o cliente informa restrição alimentar: 38% sempre informam por conta própria, 31% só quando perguntado, 31% geralmente não informam — reforça que o sistema não pode depender só da comunicação espontânea do cliente.</w:t>
       </w:r>
+    </w:p>
+    <w:p>
+      <w:pPr>
+        <w:pStyle w:val="PargrafodaLista"/>
+        <w:rPr>
+          <w:rFonts w:eastAsia="Calibri"/>
+          <w:sz w:val="22"/>
+          <w:szCs w:val="22"/>
+        </w:rPr>
+      </w:pPr>
+    </w:p>
+    <w:p>
+      <w:pPr>
+        <w:pStyle w:val="PargrafodaLista"/>
+        <w:spacing w:after="160"/>
+        <w:rPr>
+          <w:rFonts w:eastAsia="Calibri"/>
+          <w:sz w:val="22"/>
+          <w:szCs w:val="22"/>
+        </w:rPr>
+      </w:pPr>
     </w:p>
     <w:p>
       <w:pPr>
         <w:pStyle w:val="PargrafodaLista"/>
         <w:numPr>
           <w:ilvl w:val="0"/>
-          <w:numId w:val="1"/>
+          <w:numId w:val="2"/>
         </w:numPr>
-        <w:spacing w:after="80"/>
-      </w:pPr>
-      <w:r>
+        <w:spacing w:after="160"/>
+        <w:rPr>
+          <w:rFonts w:eastAsia="Calibri"/>
+          <w:sz w:val="22"/>
+          <w:szCs w:val="22"/>
+        </w:rPr>
+      </w:pPr>
+      <w:r>
+        <w:rPr>
+          <w:rFonts w:eastAsia="Calibri"/>
+          <w:sz w:val="22"/>
+          <w:szCs w:val="22"/>
+        </w:rPr>
         <w:t>Conhecimento sobre LGPD: 38% dizem saber bem, 38% já ouviram falar sem detalhes, 23% nunca ouviram falar — sinaliza que comunicação clara sobre coleta de dados (não só a prática de minimização) tem valor percebido.</w:t>
       </w:r>
+    </w:p>
+    <w:p>
+      <w:pPr>
+        <w:pStyle w:val="PargrafodaLista"/>
+        <w:spacing w:after="160"/>
+        <w:rPr>
+          <w:rFonts w:eastAsia="Calibri"/>
+          <w:sz w:val="22"/>
+          <w:szCs w:val="22"/>
+        </w:rPr>
+      </w:pPr>
     </w:p>
     <w:p>
       <w:pPr>
         <w:pStyle w:val="PargrafodaLista"/>
         <w:numPr>
           <w:ilvl w:val="0"/>
-          <w:numId w:val="1"/>
+          <w:numId w:val="2"/>
         </w:numPr>
-        <w:spacing w:after="80"/>
-      </w:pPr>
-      <w:r>
+        <w:spacing w:after="160"/>
+        <w:rPr>
+          <w:rFonts w:eastAsia="Calibri"/>
+          <w:sz w:val="22"/>
+          <w:szCs w:val="22"/>
+        </w:rPr>
+      </w:pPr>
+      <w:r>
+        <w:rPr>
+          <w:rFonts w:eastAsia="Calibri"/>
+          <w:sz w:val="22"/>
+          <w:szCs w:val="22"/>
+        </w:rPr>
         <w:t>Preferência de estilo de atendimento: dividido quase igualmente entre "mais discrição" (38%) e "atendimento mais próximo, com conversa e sugestões" (38%) — não há um padrão dominante, o que sugere que qualquer automação de sugestão (RF09) deve continuar sendo oferecida pelo garçom como apoio opcional, não como script fixo.</w:t>
       </w:r>
     </w:p>
     <w:p>
       <w:pPr>
-        <w:pStyle w:val="Ttulo1"/>
-      </w:pPr>
-      <w:r>
+        <w:spacing w:after="160"/>
+        <w:jc w:val="both"/>
+        <w:rPr>
+          <w:rFonts w:ascii="Calibri" w:eastAsia="Calibri" w:hAnsi="Calibri" w:cs="Calibri"/>
+        </w:rPr>
+      </w:pPr>
+    </w:p>
+    <w:p>
+      <w:pPr>
+        <w:spacing w:before="300" w:after="150"/>
+        <w:outlineLvl w:val="0"/>
+        <w:rPr>
+          <w:b/>
+          <w:bCs/>
+          <w:sz w:val="32"/>
+          <w:szCs w:val="32"/>
+        </w:rPr>
+      </w:pPr>
+      <w:r>
+        <w:rPr>
+          <w:b/>
+          <w:bCs/>
+          <w:sz w:val="32"/>
+          <w:szCs w:val="32"/>
+        </w:rPr>
+        <w:t>2</w:t>
+      </w:r>
+      <w:r>
+        <w:rPr>
+          <w:b/>
+          <w:bCs/>
+          <w:sz w:val="32"/>
+          <w:szCs w:val="32"/>
+        </w:rPr>
+        <w:t>. Questionário — Garçom/Atendente (n=2)</w:t>
+      </w:r>
+    </w:p>
+    <w:p>
+      <w:pPr>
+        <w:spacing w:after="160"/>
+        <w:rPr>
+          <w:rFonts w:eastAsia="Calibri"/>
+          <w:sz w:val="22"/>
+          <w:szCs w:val="22"/>
+        </w:rPr>
+      </w:pPr>
+      <w:r>
+        <w:rPr>
+          <w:rFonts w:eastAsia="Calibri"/>
+          <w:sz w:val="22"/>
+          <w:szCs w:val="22"/>
+        </w:rPr>
+        <w:t xml:space="preserve">Os dois respondentes trabalham em restaurante à </w:t>
+      </w:r>
+      <w:proofErr w:type="spellStart"/>
+      <w:r>
+        <w:rPr>
+          <w:rFonts w:eastAsia="Calibri"/>
+          <w:sz w:val="22"/>
+          <w:szCs w:val="22"/>
+        </w:rPr>
+        <w:t>la</w:t>
+      </w:r>
+      <w:proofErr w:type="spellEnd"/>
+      <w:r>
+        <w:rPr>
+          <w:rFonts w:eastAsia="Calibri"/>
+          <w:sz w:val="22"/>
+          <w:szCs w:val="22"/>
+        </w:rPr>
+        <w:t xml:space="preserve"> carte, recebem comissão sobre vendas, e registram pedidos hoje em sistema/comanda eletrônica já existente — nenhum dos dois trabalha de forma manual/em papel. Ambos usam tecnologia (celular/tablet) frequentemente no atendimento, e ambos relatam perceber diferença de movimento/faturamento entre praças de forma bem perceptível, baseada especialmente no tipo de cliente que costuma </w:t>
+      </w:r>
+      <w:r>
+        <w:rPr>
+          <w:rFonts w:eastAsia="Calibri"/>
+          <w:sz w:val="22"/>
+          <w:szCs w:val="22"/>
+        </w:rPr>
+        <w:t>sentar-se</w:t>
+      </w:r>
+      <w:r>
+        <w:rPr>
+          <w:rFonts w:eastAsia="Calibri"/>
+          <w:sz w:val="22"/>
+          <w:szCs w:val="22"/>
+        </w:rPr>
+        <w:t xml:space="preserve"> em cada área e, secundariamente, no horário do dia e na localização da praça.</w:t>
+      </w:r>
+    </w:p>
+    <w:p>
+      <w:pPr>
+        <w:spacing w:after="160"/>
+        <w:rPr>
+          <w:rFonts w:eastAsia="Calibri"/>
+          <w:sz w:val="22"/>
+          <w:szCs w:val="22"/>
+        </w:rPr>
+      </w:pPr>
+      <w:r>
+        <w:rPr>
+          <w:rFonts w:eastAsia="Calibri"/>
+          <w:sz w:val="22"/>
+          <w:szCs w:val="22"/>
+        </w:rPr>
+        <w:t>Quanto à rotação de praças por dados de faturamento (em vez de escala fixa ou hierarquia informal), os dois concordam que seria mais justa (nota 4 de 5 para ambos) — esse é o achado mais consistente e mais citável para justificar RN03, por ter unanimidade apesar do n pequeno.</w:t>
+      </w:r>
+    </w:p>
+    <w:p>
+      <w:pPr>
+        <w:spacing w:after="160"/>
+        <w:rPr>
+          <w:rFonts w:eastAsia="Calibri"/>
+          <w:sz w:val="22"/>
+          <w:szCs w:val="22"/>
+        </w:rPr>
+      </w:pPr>
+      <w:r>
+        <w:rPr>
+          <w:rFonts w:eastAsia="Calibri"/>
+          <w:sz w:val="22"/>
+          <w:szCs w:val="22"/>
+        </w:rPr>
+        <w:t>As respostas divergem bastante em pontos ligados à adoção de tecnologia de recomendação: um respondente vê pouca utilidade em sugestões automáticas e pouca necessidade de informação extra sobre os pratos, enquanto o outro vê alta utilidade e aponta sinais concretos que ajudariam numa sugestão mais assertiva (número de pessoas na mesa, horário do pedido, menção a ocasião especial, prato já pedido, e restrição informada voluntariamente pelo cliente) — esses sinais citados coincidem exatamente com os sinais não sensíveis já adotados no desenho de segmentação do GASTRA (RN05).</w:t>
+      </w:r>
+    </w:p>
+    <w:p>
+      <w:pPr>
+        <w:spacing w:after="160"/>
+        <w:rPr>
+          <w:rFonts w:eastAsia="Calibri"/>
+          <w:sz w:val="22"/>
+          <w:szCs w:val="22"/>
+        </w:rPr>
+      </w:pPr>
+      <w:r>
+        <w:rPr>
+          <w:rFonts w:eastAsia="Calibri"/>
+          <w:sz w:val="22"/>
+          <w:szCs w:val="22"/>
+        </w:rPr>
+        <w:t>Sobre ranking e gamificação, ambos dizem que um ranking os motivaria (nenhum relato de desconforto), e ambos já tiveram alguma forma de reconhecimento de desempenho pela gerência hoje (um "frequentemente", outro "às vezes") — mas nenhum dos dois já participou de uma ação formal de gamificação (metas/rankings estruturados) antes, o que qualifica a força desse achado: a motivação declarada é genuína, mas não testada.</w:t>
+      </w:r>
+    </w:p>
+    <w:p>
+      <w:pPr>
+        <w:spacing w:after="160"/>
+        <w:rPr>
+          <w:rFonts w:eastAsia="Calibri"/>
+          <w:sz w:val="22"/>
+          <w:szCs w:val="22"/>
+        </w:rPr>
+      </w:pPr>
+    </w:p>
+    <w:p>
+      <w:pPr>
+        <w:spacing w:after="160"/>
+        <w:rPr>
+          <w:rFonts w:eastAsia="Calibri"/>
+          <w:sz w:val="22"/>
+          <w:szCs w:val="22"/>
+        </w:rPr>
+      </w:pPr>
+    </w:p>
+    <w:p>
+      <w:pPr>
+        <w:spacing w:after="160"/>
+        <w:rPr>
+          <w:rFonts w:eastAsia="Calibri"/>
+          <w:sz w:val="22"/>
+          <w:szCs w:val="22"/>
+        </w:rPr>
+      </w:pPr>
+    </w:p>
+    <w:p>
+      <w:pPr>
+        <w:spacing w:after="160"/>
+        <w:rPr>
+          <w:rFonts w:eastAsia="Calibri"/>
+          <w:sz w:val="22"/>
+          <w:szCs w:val="22"/>
+        </w:rPr>
+      </w:pPr>
+    </w:p>
+    <w:p>
+      <w:pPr>
+        <w:spacing w:after="160"/>
+        <w:rPr>
+          <w:rFonts w:eastAsia="Calibri"/>
+          <w:sz w:val="22"/>
+          <w:szCs w:val="22"/>
+        </w:rPr>
+      </w:pPr>
+    </w:p>
+    <w:p>
+      <w:pPr>
+        <w:spacing w:before="300" w:after="150"/>
+        <w:outlineLvl w:val="0"/>
+        <w:rPr>
+          <w:b/>
+          <w:bCs/>
+          <w:sz w:val="32"/>
+          <w:szCs w:val="32"/>
+        </w:rPr>
+      </w:pPr>
+      <w:r>
+        <w:rPr>
+          <w:b/>
+          <w:bCs/>
+          <w:sz w:val="32"/>
+          <w:szCs w:val="32"/>
+        </w:rPr>
         <w:lastRenderedPageBreak/>
-        <w:t>3. Questionário — Garçom/Atendente (n=2)</w:t>
-      </w:r>
-    </w:p>
-    <w:p>
-      <w:pPr>
-        <w:spacing w:after="160"/>
-      </w:pPr>
-      <w:r>
-        <w:t xml:space="preserve">Os dois respondentes trabalham em restaurante à </w:t>
+        <w:t>3</w:t>
+      </w:r>
+      <w:r>
+        <w:rPr>
+          <w:b/>
+          <w:bCs/>
+          <w:sz w:val="32"/>
+          <w:szCs w:val="32"/>
+        </w:rPr>
+        <w:t>. Entrevista qualitativa</w:t>
+      </w:r>
+    </w:p>
+    <w:p>
+      <w:pPr>
+        <w:spacing w:before="240" w:after="120"/>
+        <w:outlineLvl w:val="1"/>
+        <w:rPr>
+          <w:rFonts w:eastAsia="Calibri"/>
+          <w:b/>
+          <w:bCs/>
+          <w:sz w:val="26"/>
+          <w:szCs w:val="26"/>
+        </w:rPr>
+      </w:pPr>
+      <w:r>
+        <w:rPr>
+          <w:rFonts w:eastAsia="Calibri"/>
+          <w:b/>
+          <w:bCs/>
+          <w:sz w:val="26"/>
+          <w:szCs w:val="26"/>
+        </w:rPr>
+        <w:t>3</w:t>
+      </w:r>
+      <w:r>
+        <w:rPr>
+          <w:rFonts w:eastAsia="Calibri"/>
+          <w:b/>
+          <w:bCs/>
+          <w:sz w:val="26"/>
+          <w:szCs w:val="26"/>
+        </w:rPr>
+        <w:t>.1 Fluxo operacional</w:t>
+      </w:r>
+    </w:p>
+    <w:p>
+      <w:pPr>
+        <w:spacing w:after="160"/>
+        <w:rPr>
+          <w:rFonts w:eastAsia="Calibri"/>
+          <w:sz w:val="22"/>
+          <w:szCs w:val="22"/>
+        </w:rPr>
+      </w:pPr>
+      <w:r>
+        <w:rPr>
+          <w:rFonts w:eastAsia="Calibri"/>
+          <w:sz w:val="22"/>
+          <w:szCs w:val="22"/>
+        </w:rPr>
+        <w:t xml:space="preserve">O atendimento segue um roteiro padrão (recepção, oferta de bebida, consulta ao cardápio via QR </w:t>
       </w:r>
       <w:proofErr w:type="spellStart"/>
       <w:r>
-        <w:t>la</w:t>
+        <w:rPr>
+          <w:rFonts w:eastAsia="Calibri"/>
+          <w:sz w:val="22"/>
+          <w:szCs w:val="22"/>
+        </w:rPr>
+        <w:t>code</w:t>
       </w:r>
       <w:proofErr w:type="spellEnd"/>
       <w:r>
-        <w:t xml:space="preserve"> carte, recebem comissão sobre vendas, e registram pedidos hoje em sistema/comanda eletrônica já existente — nenhum dos dois trabalha de forma manual/em papel. Ambos usam tecnologia (celular/tablet) frequentemente no atendimento, e ambos relatam perceber diferença de movimento/faturamento entre praças de forma bem perceptível, baseada especialmente no tipo de cliente que costuma </w:t>
-      </w:r>
-      <w:proofErr w:type="gramStart"/>
-      <w:r>
-        <w:t>sentar</w:t>
-      </w:r>
-      <w:proofErr w:type="gramEnd"/>
-      <w:r>
-        <w:t xml:space="preserve"> em cada área e, secundariamente, no horário do dia e na localização da praça.</w:t>
-      </w:r>
-    </w:p>
-    <w:p>
-      <w:pPr>
-        <w:spacing w:after="160"/>
-      </w:pPr>
-      <w:r>
-        <w:t>Quanto à rotação de praças por dados de faturamento (em vez de escala fixa ou hierarquia informal), os dois concordam que seria mais justa (nota 4 de 5 para ambos) — esse é o achado mais consistente e mais citável para justificar RN03, por ter unanimidade apesar do n pequeno.</w:t>
-      </w:r>
-    </w:p>
-    <w:p>
-      <w:pPr>
-        <w:spacing w:after="160"/>
-      </w:pPr>
-      <w:r>
-        <w:t>As respostas divergem bastante em pontos ligados à adoção de tecnologia de recomendação: um respondente vê pouca utilidade em sugestões automáticas e pouca necessidade de informação extra sobre os pratos, enquanto o outro vê alta utilidade e aponta sinais concretos que ajudariam numa sugestão mais assertiva (número de pessoas na mesa, horário do pedido, menção a ocasião especial, prato já pedido, e restrição informada voluntariamente pelo cliente) — esses sinais citados coincidem exatamente com os sinais nã</w:t>
-      </w:r>
-      <w:r>
-        <w:t>o sensíveis já adotados no desenho de segmentação do GASTRA (RN05).</w:t>
-      </w:r>
-    </w:p>
-    <w:p>
-      <w:pPr>
-        <w:spacing w:after="160"/>
-      </w:pPr>
-      <w:r>
-        <w:t>Sobre ranking e gamificação, ambos dizem que um ranking os motivaria (nenhum relato de desconforto), e ambos já tiveram alguma forma de reconhecimento de desempenho pela gerência hoje (um "frequentemente", outro "às vezes") — mas nenhum dos dois já participou de uma ação formal de gamificação (metas/rankings estruturados) antes, o que qualifica a força desse achado: a motivação declarada é genuína, mas não testada.</w:t>
-      </w:r>
-    </w:p>
-    <w:p>
-      <w:pPr>
-        <w:pStyle w:val="Ttulo1"/>
-      </w:pPr>
-      <w:r>
-        <w:t>4. Entrevista qualitativa — Restaurante Colaborador</w:t>
-      </w:r>
-    </w:p>
-    <w:p>
-      <w:pPr>
-        <w:spacing w:after="160"/>
-      </w:pPr>
-      <w:r>
-        <w:t>Entrevista semiestruturada realizada em 20/08/2026 com um garçom do restaurante colaborador, com consentimento informado e anonimização</w:t>
-      </w:r>
-      <w:r>
-        <w:t xml:space="preserve">. </w:t>
-      </w:r>
-      <w:r>
-        <w:t>A entrevista complementa o questionário fechado, trazendo o "porquê" por trás dos números. Síntese por bloco:</w:t>
-      </w:r>
-    </w:p>
-    <w:p>
-      <w:pPr>
-        <w:pStyle w:val="Ttulo2"/>
-      </w:pPr>
-      <w:r>
-        <w:t>4.1 Fluxo operacional</w:t>
-      </w:r>
-    </w:p>
-    <w:p>
-      <w:pPr>
-        <w:spacing w:after="160"/>
-      </w:pPr>
-      <w:r>
-        <w:t xml:space="preserve">O atendimento segue um roteiro padrão (recepção, oferta de bebida, consulta ao cardápio via QR </w:t>
-      </w:r>
-      <w:proofErr w:type="spellStart"/>
-      <w:r>
-        <w:t>code</w:t>
-      </w:r>
-      <w:proofErr w:type="spellEnd"/>
-      <w:r>
-        <w:t xml:space="preserve"> ou físico incompleto, montagem do pedido pelo garçom). O sistema usado ("maquininha") trava com frequência, gerando retrabalho quando o garçom precisa confirmar se um lançamento realmente foi registrado — achado que embasa RNF01/RNF02 (metas de desempenho/usabilidade ainda com valor numérico em aberto).</w:t>
-      </w:r>
-    </w:p>
-    <w:p>
-      <w:pPr>
-        <w:pStyle w:val="Ttulo2"/>
-      </w:pPr>
-      <w:r>
-        <w:t>4.2 Alocação de garçons e praças (RN03)</w:t>
-      </w:r>
-    </w:p>
-    <w:p>
-      <w:pPr>
-        <w:spacing w:after="160"/>
-      </w:pPr>
-      <w:r>
+        <w:rPr>
+          <w:rFonts w:eastAsia="Calibri"/>
+          <w:sz w:val="22"/>
+          <w:szCs w:val="22"/>
+        </w:rPr>
+        <w:t xml:space="preserve"> ou físico incompleto, montagem do pedido pelo garçom). O sistema usado ("maquininha") trava com frequência, gerando retrabalho quando o garçom precisa confirmar se um lançamento realmente foi registrado — achado que embasa RNF01/RNF02</w:t>
+      </w:r>
+      <w:r>
+        <w:rPr>
+          <w:rFonts w:eastAsia="Calibri"/>
+          <w:sz w:val="22"/>
+          <w:szCs w:val="22"/>
+        </w:rPr>
+        <w:t>.</w:t>
+      </w:r>
+    </w:p>
+    <w:p>
+      <w:pPr>
+        <w:spacing w:before="240" w:after="120"/>
+        <w:outlineLvl w:val="1"/>
+        <w:rPr>
+          <w:rFonts w:eastAsia="Calibri"/>
+          <w:b/>
+          <w:bCs/>
+          <w:sz w:val="26"/>
+          <w:szCs w:val="26"/>
+        </w:rPr>
+      </w:pPr>
+      <w:r>
+        <w:rPr>
+          <w:rFonts w:eastAsia="Calibri"/>
+          <w:b/>
+          <w:bCs/>
+          <w:sz w:val="26"/>
+          <w:szCs w:val="26"/>
+        </w:rPr>
+        <w:t>3</w:t>
+      </w:r>
+      <w:r>
+        <w:rPr>
+          <w:rFonts w:eastAsia="Calibri"/>
+          <w:b/>
+          <w:bCs/>
+          <w:sz w:val="26"/>
+          <w:szCs w:val="26"/>
+        </w:rPr>
+        <w:t>.2 Alocação de garçons e praças (RN03)</w:t>
+      </w:r>
+    </w:p>
+    <w:p>
+      <w:pPr>
+        <w:spacing w:after="160"/>
+        <w:rPr>
+          <w:rFonts w:eastAsia="Calibri"/>
+          <w:sz w:val="22"/>
+          <w:szCs w:val="22"/>
+        </w:rPr>
+      </w:pPr>
+      <w:r>
+        <w:rPr>
+          <w:rFonts w:eastAsia="Calibri"/>
+          <w:sz w:val="22"/>
+          <w:szCs w:val="22"/>
+        </w:rPr>
         <w:t>A distribuição hoje é hierárquica: o chefe de fila escolhe primeiro, o restante é sorteado ou decidido pelo metre. O entrevistado confirma diferença real de potencial de faturamento entre praças com exemplo concreto (praça mais frequentada por casais vs. praça de mesas grandes/familiares) e diz que confiaria integralmente numa sugestão automática de distribuição — achado central para justificar RN03.</w:t>
       </w:r>
     </w:p>
     <w:p>
       <w:pPr>
-        <w:pStyle w:val="Ttulo2"/>
-      </w:pPr>
-      <w:r>
-        <w:t>4.3 Cardápio e restrição alimentar</w:t>
-      </w:r>
-    </w:p>
-    <w:p>
-      <w:pPr>
-        <w:spacing w:after="160"/>
-      </w:pPr>
-      <w:r>
+        <w:spacing w:before="240" w:after="120"/>
+        <w:outlineLvl w:val="1"/>
+        <w:rPr>
+          <w:rFonts w:eastAsia="Calibri"/>
+          <w:b/>
+          <w:bCs/>
+          <w:sz w:val="26"/>
+          <w:szCs w:val="26"/>
+        </w:rPr>
+      </w:pPr>
+      <w:r>
+        <w:rPr>
+          <w:rFonts w:eastAsia="Calibri"/>
+          <w:b/>
+          <w:bCs/>
+          <w:sz w:val="26"/>
+          <w:szCs w:val="26"/>
+        </w:rPr>
+        <w:t>3</w:t>
+      </w:r>
+      <w:r>
+        <w:rPr>
+          <w:rFonts w:eastAsia="Calibri"/>
+          <w:b/>
+          <w:bCs/>
+          <w:sz w:val="26"/>
+          <w:szCs w:val="26"/>
+        </w:rPr>
+        <w:t>.3 Cardápio e restrição alimentar</w:t>
+      </w:r>
+    </w:p>
+    <w:p>
+      <w:pPr>
+        <w:spacing w:after="160"/>
+        <w:rPr>
+          <w:rFonts w:eastAsia="Calibri"/>
+          <w:sz w:val="22"/>
+          <w:szCs w:val="22"/>
+        </w:rPr>
+      </w:pPr>
+      <w:r>
+        <w:rPr>
+          <w:rFonts w:eastAsia="Calibri"/>
+          <w:sz w:val="22"/>
+          <w:szCs w:val="22"/>
+        </w:rPr>
         <w:t>A dificuldade relatada pelos clientes não é falha de comunicação do garçom, é escassez real de opções no cardápio (poucos pratos vegano/vegetariano/sem glúten disponíveis) — o garçom já responde da melhor forma possível dentro de uma oferta limitada. Isso qualifica RF05 como solução para o sintoma (dificuldade de identificar), não para a causa raiz (variedade do cardápio), que está fora do escopo do GASTRA.</w:t>
       </w:r>
     </w:p>
     <w:p>
       <w:pPr>
-        <w:pStyle w:val="Ttulo2"/>
-      </w:pPr>
-      <w:r>
-        <w:t>4.4 Ranking e gamificação</w:t>
-      </w:r>
-    </w:p>
-    <w:p>
-      <w:pPr>
-        <w:spacing w:after="160"/>
-      </w:pPr>
-      <w:r>
-        <w:lastRenderedPageBreak/>
+        <w:spacing w:before="240" w:after="120"/>
+        <w:outlineLvl w:val="1"/>
+        <w:rPr>
+          <w:rFonts w:eastAsia="Calibri"/>
+          <w:b/>
+          <w:bCs/>
+          <w:sz w:val="26"/>
+          <w:szCs w:val="26"/>
+        </w:rPr>
+      </w:pPr>
+      <w:r>
+        <w:rPr>
+          <w:rFonts w:eastAsia="Calibri"/>
+          <w:b/>
+          <w:bCs/>
+          <w:sz w:val="26"/>
+          <w:szCs w:val="26"/>
+        </w:rPr>
+        <w:t>3</w:t>
+      </w:r>
+      <w:r>
+        <w:rPr>
+          <w:rFonts w:eastAsia="Calibri"/>
+          <w:b/>
+          <w:bCs/>
+          <w:sz w:val="26"/>
+          <w:szCs w:val="26"/>
+        </w:rPr>
+        <w:t>.4 Ranking e gamificação</w:t>
+      </w:r>
+    </w:p>
+    <w:p>
+      <w:pPr>
+        <w:spacing w:after="160"/>
+        <w:rPr>
+          <w:rFonts w:eastAsia="Calibri"/>
+          <w:sz w:val="22"/>
+          <w:szCs w:val="22"/>
+        </w:rPr>
+      </w:pPr>
+      <w:r>
+        <w:rPr>
+          <w:rFonts w:eastAsia="Calibri"/>
+          <w:sz w:val="22"/>
+          <w:szCs w:val="22"/>
+        </w:rPr>
         <w:t>Já existe algo informal (gerente consulta um painel ocasionalmente), mas nunca houve meta ou ranking formal. O entrevistado sugeriu espontaneamente que o critério não deveria ser só venda — achado incorporado ao índice composto de RF11.</w:t>
       </w:r>
     </w:p>
     <w:p>
       <w:pPr>
-        <w:pStyle w:val="Ttulo2"/>
-      </w:pPr>
-      <w:r>
-        <w:t>4.5 Composição de mesa e comanda</w:t>
-      </w:r>
-    </w:p>
-    <w:p>
-      <w:pPr>
-        <w:spacing w:after="160"/>
-      </w:pPr>
-      <w:r>
+        <w:spacing w:before="240" w:after="120"/>
+        <w:outlineLvl w:val="1"/>
+        <w:rPr>
+          <w:rFonts w:eastAsia="Calibri"/>
+          <w:b/>
+          <w:bCs/>
+          <w:sz w:val="26"/>
+          <w:szCs w:val="26"/>
+        </w:rPr>
+      </w:pPr>
+      <w:r>
+        <w:rPr>
+          <w:rFonts w:eastAsia="Calibri"/>
+          <w:b/>
+          <w:bCs/>
+          <w:sz w:val="26"/>
+          <w:szCs w:val="26"/>
+        </w:rPr>
+        <w:t>3</w:t>
+      </w:r>
+      <w:r>
+        <w:rPr>
+          <w:rFonts w:eastAsia="Calibri"/>
+          <w:b/>
+          <w:bCs/>
+          <w:sz w:val="26"/>
+          <w:szCs w:val="26"/>
+        </w:rPr>
+        <w:t>.5 Composição de mesa e comanda</w:t>
+      </w:r>
+    </w:p>
+    <w:p>
+      <w:pPr>
+        <w:spacing w:after="160"/>
+        <w:rPr>
+          <w:rFonts w:eastAsia="Calibri"/>
+          <w:sz w:val="22"/>
+          <w:szCs w:val="22"/>
+        </w:rPr>
+      </w:pPr>
+      <w:r>
+        <w:rPr>
+          <w:rFonts w:eastAsia="Calibri"/>
+          <w:sz w:val="22"/>
+          <w:szCs w:val="22"/>
+        </w:rPr>
         <w:t>O garçom confirma que, na prática, não há sinal confiável para inferir composição de mesa além do que já foi pedido (ex.: prato infantil pedido) — reforça a decisão híbrida de RF02/RN01 (sistema sugere, garçom confirma) em vez de inferência automática sozinha.</w:t>
       </w:r>
     </w:p>
     <w:p>
       <w:pPr>
-        <w:pStyle w:val="Ttulo2"/>
-      </w:pPr>
-      <w:r>
-        <w:t>4.6 Achados espontâneos incorporados ao escopo</w:t>
+        <w:spacing w:before="240" w:after="120"/>
+        <w:outlineLvl w:val="1"/>
+        <w:rPr>
+          <w:rFonts w:eastAsia="Calibri"/>
+          <w:b/>
+          <w:bCs/>
+          <w:sz w:val="26"/>
+          <w:szCs w:val="26"/>
+        </w:rPr>
+      </w:pPr>
+      <w:r>
+        <w:rPr>
+          <w:rFonts w:eastAsia="Calibri"/>
+          <w:b/>
+          <w:bCs/>
+          <w:sz w:val="26"/>
+          <w:szCs w:val="26"/>
+        </w:rPr>
+        <w:t>3</w:t>
+      </w:r>
+      <w:r>
+        <w:rPr>
+          <w:rFonts w:eastAsia="Calibri"/>
+          <w:b/>
+          <w:bCs/>
+          <w:sz w:val="26"/>
+          <w:szCs w:val="26"/>
+        </w:rPr>
+        <w:t>.6 Achados espontâneos incorporados ao escopo</w:t>
       </w:r>
     </w:p>
     <w:p>
@@ -845,25 +1804,167 @@
         <w:pStyle w:val="PargrafodaLista"/>
         <w:numPr>
           <w:ilvl w:val="0"/>
-          <w:numId w:val="1"/>
+          <w:numId w:val="3"/>
         </w:numPr>
-        <w:spacing w:after="80"/>
-      </w:pPr>
-      <w:r>
+        <w:spacing w:after="160"/>
+        <w:rPr>
+          <w:rFonts w:eastAsia="Calibri"/>
+          <w:sz w:val="22"/>
+          <w:szCs w:val="22"/>
+        </w:rPr>
+      </w:pPr>
+      <w:r>
+        <w:rPr>
+          <w:rFonts w:eastAsia="Calibri"/>
+          <w:sz w:val="22"/>
+          <w:szCs w:val="22"/>
+        </w:rPr>
         <w:t>Lista de pendências do garçom (itens não entregues, ex.: água) — motivou RF03/RN02.</w:t>
       </w:r>
+    </w:p>
+    <w:p>
+      <w:pPr>
+        <w:pStyle w:val="PargrafodaLista"/>
+        <w:spacing w:after="160"/>
+        <w:rPr>
+          <w:rFonts w:eastAsia="Calibri"/>
+          <w:sz w:val="22"/>
+          <w:szCs w:val="22"/>
+        </w:rPr>
+      </w:pPr>
     </w:p>
     <w:p>
       <w:pPr>
         <w:pStyle w:val="PargrafodaLista"/>
         <w:numPr>
           <w:ilvl w:val="0"/>
-          <w:numId w:val="1"/>
+          <w:numId w:val="3"/>
         </w:numPr>
-        <w:spacing w:after="80"/>
-      </w:pPr>
-      <w:r>
+        <w:spacing w:after="160"/>
+        <w:rPr>
+          <w:rFonts w:eastAsia="Calibri"/>
+          <w:sz w:val="22"/>
+          <w:szCs w:val="22"/>
+        </w:rPr>
+      </w:pPr>
+      <w:r>
+        <w:rPr>
+          <w:rFonts w:eastAsia="Calibri"/>
+          <w:sz w:val="22"/>
+          <w:szCs w:val="22"/>
+        </w:rPr>
         <w:t>Consulta da comanda em tempo real pelo cliente, para reduzir disputas de conta — motivou RF13.</w:t>
+      </w:r>
+    </w:p>
+    <w:p>
+      <w:pPr>
+        <w:spacing w:after="160"/>
+        <w:rPr>
+          <w:rFonts w:eastAsia="Calibri"/>
+          <w:sz w:val="22"/>
+          <w:szCs w:val="22"/>
+        </w:rPr>
+      </w:pPr>
+    </w:p>
+    <w:p>
+      <w:pPr>
+        <w:spacing w:after="160"/>
+        <w:rPr>
+          <w:rFonts w:eastAsia="Calibri"/>
+          <w:sz w:val="22"/>
+          <w:szCs w:val="22"/>
+        </w:rPr>
+      </w:pPr>
+    </w:p>
+    <w:p>
+      <w:pPr>
+        <w:spacing w:after="160"/>
+        <w:rPr>
+          <w:rFonts w:eastAsia="Calibri"/>
+          <w:sz w:val="22"/>
+          <w:szCs w:val="22"/>
+        </w:rPr>
+      </w:pPr>
+    </w:p>
+    <w:p>
+      <w:pPr>
+        <w:spacing w:after="160"/>
+        <w:rPr>
+          <w:rFonts w:eastAsia="Calibri"/>
+          <w:sz w:val="22"/>
+          <w:szCs w:val="22"/>
+        </w:rPr>
+      </w:pPr>
+    </w:p>
+    <w:p>
+      <w:pPr>
+        <w:spacing w:after="160"/>
+        <w:rPr>
+          <w:rFonts w:eastAsia="Calibri"/>
+          <w:sz w:val="22"/>
+          <w:szCs w:val="22"/>
+        </w:rPr>
+      </w:pPr>
+    </w:p>
+    <w:p>
+      <w:pPr>
+        <w:spacing w:after="160"/>
+        <w:rPr>
+          <w:rFonts w:eastAsia="Calibri"/>
+          <w:sz w:val="22"/>
+          <w:szCs w:val="22"/>
+        </w:rPr>
+      </w:pPr>
+    </w:p>
+    <w:p>
+      <w:pPr>
+        <w:spacing w:after="160"/>
+        <w:rPr>
+          <w:rFonts w:eastAsia="Calibri"/>
+          <w:sz w:val="22"/>
+          <w:szCs w:val="22"/>
+        </w:rPr>
+      </w:pPr>
+    </w:p>
+    <w:p>
+      <w:pPr>
+        <w:spacing w:after="160"/>
+        <w:rPr>
+          <w:rFonts w:eastAsia="Calibri"/>
+          <w:sz w:val="22"/>
+          <w:szCs w:val="22"/>
+        </w:rPr>
+      </w:pPr>
+    </w:p>
+    <w:p>
+      <w:pPr>
+        <w:spacing w:before="300" w:after="150"/>
+        <w:outlineLvl w:val="0"/>
+        <w:rPr>
+          <w:b/>
+          <w:bCs/>
+          <w:sz w:val="32"/>
+          <w:szCs w:val="32"/>
+        </w:rPr>
+      </w:pPr>
+      <w:r>
+        <w:rPr>
+          <w:b/>
+          <w:bCs/>
+          <w:sz w:val="32"/>
+          <w:szCs w:val="32"/>
+        </w:rPr>
+        <w:lastRenderedPageBreak/>
+        <w:t>4</w:t>
+      </w:r>
+      <w:r>
+        <w:rPr>
+          <w:b/>
+          <w:bCs/>
+          <w:sz w:val="32"/>
+          <w:szCs w:val="32"/>
+        </w:rPr>
+        <w:t>. Limitações da amostra</w:t>
       </w:r>
     </w:p>
     <w:p>
@@ -871,105 +1972,261 @@
         <w:pStyle w:val="PargrafodaLista"/>
         <w:numPr>
           <w:ilvl w:val="0"/>
-          <w:numId w:val="1"/>
+          <w:numId w:val="3"/>
         </w:numPr>
-        <w:spacing w:after="80"/>
-      </w:pPr>
-      <w:r>
-        <w:t>Preferência por manter o cliente pagando na mesa via sistema de comanda física, para reduzir risco de saída sem pagamento — acompanhado pela dupla como contexto operacional, sem virar requisito formal novo neste ciclo.</w:t>
-      </w:r>
-    </w:p>
-    <w:p>
-      <w:pPr>
-        <w:pStyle w:val="Ttulo1"/>
-      </w:pPr>
-      <w:r>
-        <w:t>5. Limitações da amostra</w:t>
-      </w:r>
+        <w:spacing w:after="160"/>
+        <w:rPr>
+          <w:rFonts w:eastAsia="Calibri"/>
+          <w:sz w:val="22"/>
+          <w:szCs w:val="22"/>
+        </w:rPr>
+      </w:pPr>
+      <w:r>
+        <w:rPr>
+          <w:rFonts w:eastAsia="Calibri"/>
+          <w:sz w:val="22"/>
+          <w:szCs w:val="22"/>
+        </w:rPr>
+        <w:t>Questionário de garçom: n=2, sem representatividade estatística. Tratado explicitamente como indicativo/qualitativo, nunca como percentual generalizável.</w:t>
+      </w:r>
+    </w:p>
+    <w:p>
+      <w:pPr>
+        <w:pStyle w:val="PargrafodaLista"/>
+        <w:spacing w:after="160"/>
+        <w:rPr>
+          <w:rFonts w:eastAsia="Calibri"/>
+          <w:sz w:val="22"/>
+          <w:szCs w:val="22"/>
+        </w:rPr>
+      </w:pPr>
     </w:p>
     <w:p>
       <w:pPr>
         <w:pStyle w:val="PargrafodaLista"/>
         <w:numPr>
           <w:ilvl w:val="0"/>
-          <w:numId w:val="1"/>
+          <w:numId w:val="3"/>
         </w:numPr>
-        <w:spacing w:after="80"/>
-      </w:pPr>
-      <w:r>
-        <w:t>Questionário de garçom: n=2, sem representatividade estatística. Tratado explicitamente como indicativo/qualitativo, nunca como percentual generalizável.</w:t>
-      </w:r>
+        <w:spacing w:after="160"/>
+        <w:rPr>
+          <w:rFonts w:eastAsia="Calibri"/>
+          <w:sz w:val="22"/>
+          <w:szCs w:val="22"/>
+        </w:rPr>
+      </w:pPr>
+      <w:r>
+        <w:rPr>
+          <w:rFonts w:eastAsia="Calibri"/>
+          <w:sz w:val="22"/>
+          <w:szCs w:val="22"/>
+        </w:rPr>
+        <w:t>Questionário de cliente: n=13, com viés de faixa etária (92% entre 18</w:t>
+      </w:r>
+      <w:proofErr w:type="gramStart"/>
+      <w:r>
+        <w:rPr>
+          <w:rFonts w:eastAsia="Calibri"/>
+          <w:sz w:val="22"/>
+          <w:szCs w:val="22"/>
+        </w:rPr>
+        <w:t>–</w:t>
+      </w:r>
+      <w:proofErr w:type="gramEnd"/>
+      <w:r>
+        <w:rPr>
+          <w:rFonts w:eastAsia="Calibri"/>
+          <w:sz w:val="22"/>
+          <w:szCs w:val="22"/>
+        </w:rPr>
+        <w:t xml:space="preserve">24 anos) — resultados não devem ser lidos como representativos do público geral de um restaurante à </w:t>
+      </w:r>
+      <w:proofErr w:type="spellStart"/>
+      <w:r>
+        <w:rPr>
+          <w:rFonts w:eastAsia="Calibri"/>
+          <w:sz w:val="22"/>
+          <w:szCs w:val="22"/>
+        </w:rPr>
+        <w:t>la</w:t>
+      </w:r>
+      <w:proofErr w:type="spellEnd"/>
+      <w:r>
+        <w:rPr>
+          <w:rFonts w:eastAsia="Calibri"/>
+          <w:sz w:val="22"/>
+          <w:szCs w:val="22"/>
+        </w:rPr>
+        <w:t xml:space="preserve"> carte.</w:t>
+      </w:r>
+    </w:p>
+    <w:p>
+      <w:pPr>
+        <w:pStyle w:val="PargrafodaLista"/>
+        <w:rPr>
+          <w:rFonts w:eastAsia="Calibri"/>
+          <w:sz w:val="22"/>
+          <w:szCs w:val="22"/>
+        </w:rPr>
+      </w:pPr>
+    </w:p>
+    <w:p>
+      <w:pPr>
+        <w:pStyle w:val="PargrafodaLista"/>
+        <w:spacing w:after="160"/>
+        <w:rPr>
+          <w:rFonts w:eastAsia="Calibri"/>
+          <w:sz w:val="22"/>
+          <w:szCs w:val="22"/>
+        </w:rPr>
+      </w:pPr>
     </w:p>
     <w:p>
       <w:pPr>
         <w:pStyle w:val="PargrafodaLista"/>
         <w:numPr>
           <w:ilvl w:val="0"/>
-          <w:numId w:val="1"/>
+          <w:numId w:val="3"/>
         </w:numPr>
-        <w:spacing w:after="80"/>
-      </w:pPr>
-      <w:r>
-        <w:t>Questionário de cliente: n=13, com viés de faixa etária (92% entre 18</w:t>
-      </w:r>
-      <w:proofErr w:type="gramStart"/>
-      <w:r>
-        <w:t>–</w:t>
-      </w:r>
-      <w:proofErr w:type="gramEnd"/>
-      <w:r>
-        <w:t xml:space="preserve">24 anos) — resultados não devem ser lidos como representativos do público geral de um restaurante à </w:t>
-      </w:r>
-      <w:proofErr w:type="spellStart"/>
-      <w:r>
-        <w:t>la</w:t>
-      </w:r>
-      <w:proofErr w:type="spellEnd"/>
-      <w:r>
-        <w:t xml:space="preserve"> carte.</w:t>
-      </w:r>
+        <w:spacing w:after="160"/>
+        <w:rPr>
+          <w:rFonts w:eastAsia="Calibri"/>
+          <w:sz w:val="22"/>
+          <w:szCs w:val="22"/>
+        </w:rPr>
+      </w:pPr>
+      <w:r>
+        <w:rPr>
+          <w:rFonts w:eastAsia="Calibri"/>
+          <w:sz w:val="22"/>
+          <w:szCs w:val="22"/>
+        </w:rPr>
+        <w:t>Entrevista: relato de uma única pessoa, sem gravação preservada</w:t>
+      </w:r>
+      <w:r>
+        <w:rPr>
+          <w:rFonts w:eastAsia="Calibri"/>
+          <w:sz w:val="22"/>
+          <w:szCs w:val="22"/>
+        </w:rPr>
+        <w:t xml:space="preserve"> </w:t>
+      </w:r>
+      <w:r>
+        <w:rPr>
+          <w:rFonts w:eastAsia="Calibri"/>
+          <w:sz w:val="22"/>
+          <w:szCs w:val="22"/>
+        </w:rPr>
+        <w:t>— serve como evidência qualitativa complementar, não substitui o crescimento da amostra fechada.</w:t>
+      </w:r>
+    </w:p>
+    <w:p>
+      <w:pPr>
+        <w:pStyle w:val="PargrafodaLista"/>
+        <w:spacing w:after="160"/>
+        <w:rPr>
+          <w:rFonts w:eastAsia="Calibri"/>
+          <w:sz w:val="22"/>
+          <w:szCs w:val="22"/>
+        </w:rPr>
+      </w:pPr>
     </w:p>
     <w:p>
       <w:pPr>
         <w:pStyle w:val="PargrafodaLista"/>
         <w:numPr>
           <w:ilvl w:val="0"/>
-          <w:numId w:val="1"/>
+          <w:numId w:val="3"/>
         </w:numPr>
-        <w:spacing w:after="80"/>
-      </w:pPr>
-      <w:r>
-        <w:t>Entrevista: relato de uma única pessoa, sem gravação preservada (apagada após a transcrição, conforme consentimento) — serve como evidência qualitativa complementar, não substitui o crescimento da amostra fechada.</w:t>
+        <w:spacing w:after="160"/>
+        <w:rPr>
+          <w:rFonts w:eastAsia="Calibri"/>
+          <w:sz w:val="22"/>
+          <w:szCs w:val="22"/>
+        </w:rPr>
+      </w:pPr>
+      <w:r>
+        <w:rPr>
+          <w:rFonts w:eastAsia="Calibri"/>
+          <w:sz w:val="22"/>
+          <w:szCs w:val="22"/>
+        </w:rPr>
+        <w:t>Nenhuma inferência estatística</w:t>
+      </w:r>
+      <w:r>
+        <w:rPr>
+          <w:rFonts w:eastAsia="Calibri"/>
+          <w:sz w:val="22"/>
+          <w:szCs w:val="22"/>
+        </w:rPr>
+        <w:t xml:space="preserve"> </w:t>
+      </w:r>
+      <w:r>
+        <w:rPr>
+          <w:rFonts w:eastAsia="Calibri"/>
+          <w:sz w:val="22"/>
+          <w:szCs w:val="22"/>
+        </w:rPr>
+        <w:t>é aplicável a nenhuma das duas amostras</w:t>
+      </w:r>
+      <w:r>
+        <w:rPr>
+          <w:rFonts w:eastAsia="Calibri"/>
+          <w:sz w:val="22"/>
+          <w:szCs w:val="22"/>
+        </w:rPr>
+        <w:t>.</w:t>
       </w:r>
     </w:p>
     <w:p>
       <w:pPr>
         <w:pStyle w:val="PargrafodaLista"/>
-        <w:numPr>
-          <w:ilvl w:val="0"/>
-          <w:numId w:val="1"/>
-        </w:numPr>
-        <w:spacing w:after="80"/>
-      </w:pPr>
-      <w:r>
-        <w:t>Nenhuma inferência estatística (intervalo de confiança, teste de hipótese) é aplicável a nenhuma das duas amostras — todos os percentuais citados neste documento e no TG devem vir acompanhados do n correspondente.</w:t>
-      </w:r>
-    </w:p>
-    <w:p>
-      <w:pPr>
-        <w:pStyle w:val="Ttulo1"/>
-      </w:pPr>
-      <w:r>
-        <w:t>6. Rastreabilidade</w:t>
-      </w:r>
-    </w:p>
-    <w:p>
-      <w:pPr>
-        <w:spacing w:after="160"/>
-      </w:pPr>
-      <w:r>
-        <w:t>Tabela de correspondência entre os principais achados deste documento e os RF/RN que eles sustentam — mesma lógica de rastreabilidade já usada na Matriz de Rastreabilidade e no Roteiro de Entrevista.</w:t>
-      </w:r>
+        <w:rPr>
+          <w:rFonts w:eastAsia="Calibri"/>
+          <w:sz w:val="22"/>
+          <w:szCs w:val="22"/>
+        </w:rPr>
+      </w:pPr>
+    </w:p>
+    <w:p>
+      <w:pPr>
+        <w:spacing w:before="300" w:after="150"/>
+        <w:outlineLvl w:val="0"/>
+        <w:rPr>
+          <w:b/>
+          <w:bCs/>
+          <w:sz w:val="32"/>
+          <w:szCs w:val="32"/>
+        </w:rPr>
+      </w:pPr>
+      <w:r>
+        <w:rPr>
+          <w:b/>
+          <w:bCs/>
+          <w:sz w:val="32"/>
+          <w:szCs w:val="32"/>
+        </w:rPr>
+        <w:t>5</w:t>
+      </w:r>
+      <w:r>
+        <w:rPr>
+          <w:b/>
+          <w:bCs/>
+          <w:sz w:val="32"/>
+          <w:szCs w:val="32"/>
+        </w:rPr>
+        <w:t>. Rastreabilidade</w:t>
+      </w:r>
+    </w:p>
+    <w:p>
+      <w:pPr>
+        <w:spacing w:after="160"/>
+        <w:rPr>
+          <w:rFonts w:eastAsia="Calibri"/>
+          <w:sz w:val="22"/>
+          <w:szCs w:val="22"/>
+        </w:rPr>
+      </w:pPr>
     </w:p>
     <w:tbl>
       <w:tblPr>
@@ -994,12 +2251,6 @@
         <w:gridCol w:w="2200"/>
       </w:tblGrid>
       <w:tr>
-        <w:tblPrEx>
-          <w:tblCellMar>
-            <w:top w:w="0" w:type="dxa"/>
-            <w:bottom w:w="0" w:type="dxa"/>
-          </w:tblCellMar>
-        </w:tblPrEx>
         <w:trPr>
           <w:tblHeader/>
         </w:trPr>
@@ -1015,8 +2266,6 @@
                 <w:b/>
                 <w:bCs/>
                 <w:color w:val="FFFFFF"/>
-                <w:sz w:val="20"/>
-                <w:szCs w:val="20"/>
               </w:rPr>
               <w:t>Achado</w:t>
             </w:r>
@@ -1034,8 +2283,6 @@
                 <w:b/>
                 <w:bCs/>
                 <w:color w:val="FFFFFF"/>
-                <w:sz w:val="20"/>
-                <w:szCs w:val="20"/>
               </w:rPr>
               <w:t>RF/RN relacionado</w:t>
             </w:r>
@@ -1053,8 +2300,6 @@
                 <w:b/>
                 <w:bCs/>
                 <w:color w:val="FFFFFF"/>
-                <w:sz w:val="20"/>
-                <w:szCs w:val="20"/>
               </w:rPr>
               <w:t>Fonte</w:t>
             </w:r>
@@ -1062,12 +2307,6 @@
         </w:tc>
       </w:tr>
       <w:tr>
-        <w:tblPrEx>
-          <w:tblCellMar>
-            <w:top w:w="0" w:type="dxa"/>
-            <w:bottom w:w="0" w:type="dxa"/>
-          </w:tblCellMar>
-        </w:tblPrEx>
         <w:tc>
           <w:tcPr>
             <w:tcW w:w="4800" w:type="dxa"/>
@@ -1075,10 +2314,6 @@
           </w:tcPr>
           <w:p>
             <w:r>
-              <w:rPr>
-                <w:sz w:val="20"/>
-                <w:szCs w:val="20"/>
-              </w:rPr>
               <w:t>Dificuldade com flags dietéticas (77% cliente)</w:t>
             </w:r>
           </w:p>
@@ -1090,10 +2325,6 @@
           </w:tcPr>
           <w:p>
             <w:r>
-              <w:rPr>
-                <w:sz w:val="20"/>
-                <w:szCs w:val="20"/>
-              </w:rPr>
               <w:t>RF05, RF09</w:t>
             </w:r>
           </w:p>
@@ -1105,22 +2336,12 @@
           </w:tcPr>
           <w:p>
             <w:r>
-              <w:rPr>
-                <w:sz w:val="20"/>
-                <w:szCs w:val="20"/>
-              </w:rPr>
               <w:t>Questionário cliente</w:t>
             </w:r>
           </w:p>
         </w:tc>
       </w:tr>
       <w:tr>
-        <w:tblPrEx>
-          <w:tblCellMar>
-            <w:top w:w="0" w:type="dxa"/>
-            <w:bottom w:w="0" w:type="dxa"/>
-          </w:tblCellMar>
-        </w:tblPrEx>
         <w:tc>
           <w:tcPr>
             <w:tcW w:w="4800" w:type="dxa"/>
@@ -1128,10 +2349,6 @@
           </w:tcPr>
           <w:p>
             <w:r>
-              <w:rPr>
-                <w:sz w:val="20"/>
-                <w:szCs w:val="20"/>
-              </w:rPr>
               <w:t>Interesse em sugestão de combinações (méd. 4,31/5)</w:t>
             </w:r>
           </w:p>
@@ -1143,10 +2360,6 @@
           </w:tcPr>
           <w:p>
             <w:r>
-              <w:rPr>
-                <w:sz w:val="20"/>
-                <w:szCs w:val="20"/>
-              </w:rPr>
               <w:t>RF09</w:t>
             </w:r>
           </w:p>
@@ -1158,22 +2371,12 @@
           </w:tcPr>
           <w:p>
             <w:r>
-              <w:rPr>
-                <w:sz w:val="20"/>
-                <w:szCs w:val="20"/>
-              </w:rPr>
               <w:t>Questionário cliente</w:t>
             </w:r>
           </w:p>
         </w:tc>
       </w:tr>
       <w:tr>
-        <w:tblPrEx>
-          <w:tblCellMar>
-            <w:top w:w="0" w:type="dxa"/>
-            <w:bottom w:w="0" w:type="dxa"/>
-          </w:tblCellMar>
-        </w:tblPrEx>
         <w:tc>
           <w:tcPr>
             <w:tcW w:w="4800" w:type="dxa"/>
@@ -1181,10 +2384,6 @@
           </w:tcPr>
           <w:p>
             <w:r>
-              <w:rPr>
-                <w:sz w:val="20"/>
-                <w:szCs w:val="20"/>
-              </w:rPr>
               <w:t>Rotação de praças por dado seria mais justa (100% garçom)</w:t>
             </w:r>
           </w:p>
@@ -1196,10 +2395,6 @@
           </w:tcPr>
           <w:p>
             <w:r>
-              <w:rPr>
-                <w:sz w:val="20"/>
-                <w:szCs w:val="20"/>
-              </w:rPr>
               <w:t>RN03, RF06–RF08</w:t>
             </w:r>
           </w:p>
@@ -1211,22 +2406,12 @@
           </w:tcPr>
           <w:p>
             <w:r>
-              <w:rPr>
-                <w:sz w:val="20"/>
-                <w:szCs w:val="20"/>
-              </w:rPr>
               <w:t>Questionário garçom + entrevista</w:t>
             </w:r>
           </w:p>
         </w:tc>
       </w:tr>
       <w:tr>
-        <w:tblPrEx>
-          <w:tblCellMar>
-            <w:top w:w="0" w:type="dxa"/>
-            <w:bottom w:w="0" w:type="dxa"/>
-          </w:tblCellMar>
-        </w:tblPrEx>
         <w:tc>
           <w:tcPr>
             <w:tcW w:w="4800" w:type="dxa"/>
@@ -1234,26 +2419,14 @@
           </w:tcPr>
           <w:p>
             <w:r>
-              <w:rPr>
-                <w:sz w:val="20"/>
-                <w:szCs w:val="20"/>
-              </w:rPr>
               <w:t>Conforto condicional com histórico anonimizado (</w:t>
             </w:r>
             <w:proofErr w:type="gramStart"/>
             <w:r>
-              <w:rPr>
-                <w:sz w:val="20"/>
-                <w:szCs w:val="20"/>
-              </w:rPr>
               <w:t>46% quer</w:t>
             </w:r>
             <w:proofErr w:type="gramEnd"/>
             <w:r>
-              <w:rPr>
-                <w:sz w:val="20"/>
-                <w:szCs w:val="20"/>
-              </w:rPr>
               <w:t xml:space="preserve"> poder apagar)</w:t>
             </w:r>
           </w:p>
@@ -1265,27 +2438,7 @@
           </w:tcPr>
           <w:p>
             <w:r>
-              <w:rPr>
-                <w:sz w:val="20"/>
-                <w:szCs w:val="20"/>
-              </w:rPr>
-              <w:t>RN04, RN05 — decisão sobre RF12 (</w:t>
-            </w:r>
-            <w:proofErr w:type="spellStart"/>
-            <w:r>
-              <w:rPr>
-                <w:sz w:val="20"/>
-                <w:szCs w:val="20"/>
-              </w:rPr>
-              <w:t>issue</w:t>
-            </w:r>
-            <w:proofErr w:type="spellEnd"/>
-            <w:r>
-              <w:rPr>
-                <w:sz w:val="20"/>
-                <w:szCs w:val="20"/>
-              </w:rPr>
-              <w:t xml:space="preserve"> #53)</w:t>
+              <w:t>RN04, RN05 — decisão sobre RF12</w:t>
             </w:r>
           </w:p>
         </w:tc>
@@ -1296,22 +2449,12 @@
           </w:tcPr>
           <w:p>
             <w:r>
-              <w:rPr>
-                <w:sz w:val="20"/>
-                <w:szCs w:val="20"/>
-              </w:rPr>
               <w:t>Questionário cliente</w:t>
             </w:r>
           </w:p>
         </w:tc>
       </w:tr>
       <w:tr>
-        <w:tblPrEx>
-          <w:tblCellMar>
-            <w:top w:w="0" w:type="dxa"/>
-            <w:bottom w:w="0" w:type="dxa"/>
-          </w:tblCellMar>
-        </w:tblPrEx>
         <w:tc>
           <w:tcPr>
             <w:tcW w:w="4800" w:type="dxa"/>
@@ -1319,10 +2462,6 @@
           </w:tcPr>
           <w:p>
             <w:r>
-              <w:rPr>
-                <w:sz w:val="20"/>
-                <w:szCs w:val="20"/>
-              </w:rPr>
               <w:t>Ranking motivaria (100% garçom, sem experiência formal prévia)</w:t>
             </w:r>
           </w:p>
@@ -1334,10 +2473,6 @@
           </w:tcPr>
           <w:p>
             <w:r>
-              <w:rPr>
-                <w:sz w:val="20"/>
-                <w:szCs w:val="20"/>
-              </w:rPr>
               <w:t>RF11</w:t>
             </w:r>
           </w:p>
@@ -1349,22 +2484,12 @@
           </w:tcPr>
           <w:p>
             <w:r>
-              <w:rPr>
-                <w:sz w:val="20"/>
-                <w:szCs w:val="20"/>
-              </w:rPr>
               <w:t>Questionário garçom + entrevista</w:t>
             </w:r>
           </w:p>
         </w:tc>
       </w:tr>
       <w:tr>
-        <w:tblPrEx>
-          <w:tblCellMar>
-            <w:top w:w="0" w:type="dxa"/>
-            <w:bottom w:w="0" w:type="dxa"/>
-          </w:tblCellMar>
-        </w:tblPrEx>
         <w:tc>
           <w:tcPr>
             <w:tcW w:w="4800" w:type="dxa"/>
@@ -1372,10 +2497,6 @@
           </w:tcPr>
           <w:p>
             <w:r>
-              <w:rPr>
-                <w:sz w:val="20"/>
-                <w:szCs w:val="20"/>
-              </w:rPr>
               <w:t>Escassez de opções no cardápio, não falha de comunicação</w:t>
             </w:r>
           </w:p>
@@ -1387,10 +2508,6 @@
           </w:tcPr>
           <w:p>
             <w:r>
-              <w:rPr>
-                <w:sz w:val="20"/>
-                <w:szCs w:val="20"/>
-              </w:rPr>
               <w:t>RF05 (qualifica limite de escopo)</w:t>
             </w:r>
           </w:p>
@@ -1402,22 +2519,12 @@
           </w:tcPr>
           <w:p>
             <w:r>
-              <w:rPr>
-                <w:sz w:val="20"/>
-                <w:szCs w:val="20"/>
-              </w:rPr>
               <w:t>Entrevista</w:t>
             </w:r>
           </w:p>
         </w:tc>
       </w:tr>
       <w:tr>
-        <w:tblPrEx>
-          <w:tblCellMar>
-            <w:top w:w="0" w:type="dxa"/>
-            <w:bottom w:w="0" w:type="dxa"/>
-          </w:tblCellMar>
-        </w:tblPrEx>
         <w:tc>
           <w:tcPr>
             <w:tcW w:w="4800" w:type="dxa"/>
@@ -1425,10 +2532,6 @@
           </w:tcPr>
           <w:p>
             <w:r>
-              <w:rPr>
-                <w:sz w:val="20"/>
-                <w:szCs w:val="20"/>
-              </w:rPr>
               <w:t>Itens esquecidos (ex.: água) até o fechamento</w:t>
             </w:r>
           </w:p>
@@ -1440,10 +2543,6 @@
           </w:tcPr>
           <w:p>
             <w:r>
-              <w:rPr>
-                <w:sz w:val="20"/>
-                <w:szCs w:val="20"/>
-              </w:rPr>
               <w:t>RF03, RN02</w:t>
             </w:r>
           </w:p>
@@ -1455,22 +2554,12 @@
           </w:tcPr>
           <w:p>
             <w:r>
-              <w:rPr>
-                <w:sz w:val="20"/>
-                <w:szCs w:val="20"/>
-              </w:rPr>
               <w:t>Entrevista</w:t>
             </w:r>
           </w:p>
         </w:tc>
       </w:tr>
       <w:tr>
-        <w:tblPrEx>
-          <w:tblCellMar>
-            <w:top w:w="0" w:type="dxa"/>
-            <w:bottom w:w="0" w:type="dxa"/>
-          </w:tblCellMar>
-        </w:tblPrEx>
         <w:tc>
           <w:tcPr>
             <w:tcW w:w="4800" w:type="dxa"/>
@@ -1478,10 +2567,6 @@
           </w:tcPr>
           <w:p>
             <w:r>
-              <w:rPr>
-                <w:sz w:val="20"/>
-                <w:szCs w:val="20"/>
-              </w:rPr>
               <w:t>Personalização eleva fortemente a recomendação (méd. 9,46/10)</w:t>
             </w:r>
           </w:p>
@@ -1493,11 +2578,7 @@
           </w:tcPr>
           <w:p>
             <w:r>
-              <w:rPr>
-                <w:sz w:val="20"/>
-                <w:szCs w:val="20"/>
-              </w:rPr>
-              <w:t>Justificativa de negócio (Canvas, Sprint 2)</w:t>
+              <w:t>Justificativa de negócio</w:t>
             </w:r>
           </w:p>
         </w:tc>
@@ -1508,10 +2589,6 @@
           </w:tcPr>
           <w:p>
             <w:r>
-              <w:rPr>
-                <w:sz w:val="20"/>
-                <w:szCs w:val="20"/>
-              </w:rPr>
               <w:t>Questionário cliente</w:t>
             </w:r>
           </w:p>
@@ -1520,188 +2597,275 @@
     </w:tbl>
     <w:p>
       <w:pPr>
-        <w:spacing w:before="400"/>
-      </w:pPr>
-    </w:p>
+        <w:spacing w:after="160"/>
+        <w:rPr>
+          <w:rFonts w:eastAsia="Calibri"/>
+          <w:sz w:val="22"/>
+          <w:szCs w:val="22"/>
+        </w:rPr>
+      </w:pPr>
+    </w:p>
+    <w:p>
+      <w:pPr>
+        <w:spacing w:after="160"/>
+        <w:jc w:val="both"/>
+        <w:rPr>
+          <w:rFonts w:ascii="Calibri" w:eastAsia="Calibri" w:hAnsi="Calibri" w:cs="Calibri"/>
+        </w:rPr>
+      </w:pPr>
+    </w:p>
+    <w:p>
+      <w:pPr>
+        <w:spacing w:before="300" w:after="150"/>
+        <w:outlineLvl w:val="0"/>
+        <w:rPr>
+          <w:b/>
+          <w:bCs/>
+          <w:sz w:val="32"/>
+          <w:szCs w:val="32"/>
+        </w:rPr>
+      </w:pPr>
+    </w:p>
+    <w:p/>
     <w:sectPr>
-      <w:headerReference w:type="default" r:id="rId12"/>
-      <w:footerReference w:type="default" r:id="rId13"/>
       <w:pgSz w:w="11906" w:h="16838"/>
-      <w:pgMar w:top="1134" w:right="1134" w:bottom="1134" w:left="1134" w:header="708" w:footer="708" w:gutter="0"/>
-      <w:cols w:space="720"/>
+      <w:pgMar w:top="1417" w:right="1701" w:bottom="1417" w:left="1701" w:header="708" w:footer="708" w:gutter="0"/>
+      <w:cols w:space="708"/>
       <w:docGrid w:linePitch="360"/>
     </w:sectPr>
   </w:body>
 </w:document>
 </file>
 
-<file path=word/endnotes.xml><?xml version="1.0" encoding="utf-8"?>
-<w:endnotes xmlns:wpc="http://schemas.microsoft.com/office/word/2010/wordprocessingCanvas" xmlns:cx="http://schemas.microsoft.com/office/drawing/2014/chartex" xmlns:cx1="http://schemas.microsoft.com/office/drawing/2015/9/8/chartex" xmlns:cx2="http://schemas.microsoft.com/office/drawing/2015/10/21/chartex" xmlns:cx3="http://schemas.microsoft.com/office/drawing/2016/5/9/chartex" xmlns:cx4="http://schemas.microsoft.com/office/drawing/2016/5/10/chartex" xmlns:cx5="http://schemas.microsoft.com/office/drawing/2016/5/11/chartex" xmlns:cx6="http://schemas.microsoft.com/office/drawing/2016/5/12/chartex" xmlns:cx7="http://schemas.microsoft.com/office/drawing/2016/5/13/chartex" xmlns:cx8="http://schemas.microsoft.com/office/drawing/2016/5/14/chartex" xmlns:mc="http://schemas.openxmlformats.org/markup-compatibility/2006" xmlns:aink="http://schemas.microsoft.com/office/drawing/2016/ink" xmlns:am3d="http://schemas.microsoft.com/office/drawing/2017/model3d" xmlns:o="urn:schemas-microsoft-com:office:office" xmlns:oel="http://schemas.microsoft.com/office/2019/extlst" xmlns:r="http://schemas.openxmlformats.org/officeDocument/2006/relationships" xmlns:m="http://schemas.openxmlformats.org/officeDocument/2006/math" xmlns:v="urn:schemas-microsoft-com:vml" xmlns:wp14="http://schemas.microsoft.com/office/word/2010/wordprocessingDrawing" xmlns:wp="http://schemas.openxmlformats.org/drawingml/2006/wordprocessingDrawing" xmlns:w10="urn:schemas-microsoft-com:office:word" xmlns:w="http://schemas.openxmlformats.org/wordprocessingml/2006/main" xmlns:w14="http://schemas.microsoft.com/office/word/2010/wordml" xmlns:w15="http://schemas.microsoft.com/office/word/2012/wordml" xmlns:w16cex="http://schemas.microsoft.com/office/word/2018/wordml/cex" xmlns:w16cid="http://schemas.microsoft.com/office/word/2016/wordml/cid" xmlns:w16="http://schemas.microsoft.com/office/word/2018/wordml" xmlns:w16du="http://schemas.microsoft.com/office/word/2023/wordml/word16du" xmlns:w16sdtdh="http://schemas.microsoft.com/office/word/2020/wordml/sdtdatahash" xmlns:w16sdtfl="http://schemas.microsoft.com/office/word/2024/wordml/sdtformatlock" xmlns:w16se="http://schemas.microsoft.com/office/word/2015/wordml/symex" xmlns:wpg="http://schemas.microsoft.com/office/word/2010/wordprocessingGroup" xmlns:wpi="http://schemas.microsoft.com/office/word/2010/wordprocessingInk" xmlns:wne="http://schemas.microsoft.com/office/word/2006/wordml" xmlns:wps="http://schemas.microsoft.com/office/word/2010/wordprocessingShape" mc:Ignorable="w14 w15 w16se w16cid w16 w16cex w16sdtdh w16sdtfl w16du wp14">
-  <w:endnote w:type="separator" w:id="-1">
-    <w:p>
-      <w:r>
-        <w:separator/>
-      </w:r>
-    </w:p>
-  </w:endnote>
-  <w:endnote w:type="continuationSeparator" w:id="0">
-    <w:p>
-      <w:r>
-        <w:continuationSeparator/>
-      </w:r>
-    </w:p>
-  </w:endnote>
-</w:endnotes>
-</file>
-
-<file path=word/footer1.xml><?xml version="1.0" encoding="utf-8"?>
-<w:ftr xmlns:wpc="http://schemas.microsoft.com/office/word/2010/wordprocessingCanvas" xmlns:cx="http://schemas.microsoft.com/office/drawing/2014/chartex" xmlns:cx1="http://schemas.microsoft.com/office/drawing/2015/9/8/chartex" xmlns:cx2="http://schemas.microsoft.com/office/drawing/2015/10/21/chartex" xmlns:cx3="http://schemas.microsoft.com/office/drawing/2016/5/9/chartex" xmlns:cx4="http://schemas.microsoft.com/office/drawing/2016/5/10/chartex" xmlns:cx5="http://schemas.microsoft.com/office/drawing/2016/5/11/chartex" xmlns:cx6="http://schemas.microsoft.com/office/drawing/2016/5/12/chartex" xmlns:cx7="http://schemas.microsoft.com/office/drawing/2016/5/13/chartex" xmlns:cx8="http://schemas.microsoft.com/office/drawing/2016/5/14/chartex" xmlns:mc="http://schemas.openxmlformats.org/markup-compatibility/2006" xmlns:aink="http://schemas.microsoft.com/office/drawing/2016/ink" xmlns:am3d="http://schemas.microsoft.com/office/drawing/2017/model3d" xmlns:o="urn:schemas-microsoft-com:office:office" xmlns:oel="http://schemas.microsoft.com/office/2019/extlst" xmlns:r="http://schemas.openxmlformats.org/officeDocument/2006/relationships" xmlns:m="http://schemas.openxmlformats.org/officeDocument/2006/math" xmlns:v="urn:schemas-microsoft-com:vml" xmlns:wp14="http://schemas.microsoft.com/office/word/2010/wordprocessingDrawing" xmlns:wp="http://schemas.openxmlformats.org/drawingml/2006/wordprocessingDrawing" xmlns:w10="urn:schemas-microsoft-com:office:word" xmlns:w="http://schemas.openxmlformats.org/wordprocessingml/2006/main" xmlns:w14="http://schemas.microsoft.com/office/word/2010/wordml" xmlns:w15="http://schemas.microsoft.com/office/word/2012/wordml" xmlns:w16cex="http://schemas.microsoft.com/office/word/2018/wordml/cex" xmlns:w16cid="http://schemas.microsoft.com/office/word/2016/wordml/cid" xmlns:w16="http://schemas.microsoft.com/office/word/2018/wordml" xmlns:w16du="http://schemas.microsoft.com/office/word/2023/wordml/word16du" xmlns:w16sdtdh="http://schemas.microsoft.com/office/word/2020/wordml/sdtdatahash" xmlns:w16sdtfl="http://schemas.microsoft.com/office/word/2024/wordml/sdtformatlock" xmlns:w16se="http://schemas.microsoft.com/office/word/2015/wordml/symex" xmlns:wpg="http://schemas.microsoft.com/office/word/2010/wordprocessingGroup" xmlns:wpi="http://schemas.microsoft.com/office/word/2010/wordprocessingInk" xmlns:wne="http://schemas.microsoft.com/office/word/2006/wordml" xmlns:wps="http://schemas.microsoft.com/office/word/2010/wordprocessingShape" mc:Ignorable="w14 w15 w16se w16cid w16 w16cex w16sdtdh w16sdtfl w16du wp14">
-  <w:p>
-    <w:pPr>
-      <w:jc w:val="center"/>
-    </w:pPr>
-    <w:r>
-      <w:rPr>
-        <w:color w:val="595959"/>
-        <w:sz w:val="16"/>
-        <w:szCs w:val="16"/>
-      </w:rPr>
-      <w:t xml:space="preserve">Página </w:t>
-    </w:r>
-    <w:r>
-      <w:rPr>
-        <w:color w:val="595959"/>
-        <w:sz w:val="16"/>
-        <w:szCs w:val="16"/>
-      </w:rPr>
-      <w:fldChar w:fldCharType="begin"/>
-    </w:r>
-    <w:r>
-      <w:rPr>
-        <w:color w:val="595959"/>
-        <w:sz w:val="16"/>
-        <w:szCs w:val="16"/>
-      </w:rPr>
-      <w:instrText>PAGE</w:instrText>
-    </w:r>
-    <w:r>
-      <w:rPr>
-        <w:color w:val="595959"/>
-        <w:sz w:val="16"/>
-        <w:szCs w:val="16"/>
-      </w:rPr>
-      <w:fldChar w:fldCharType="separate"/>
-    </w:r>
-    <w:r>
-      <w:rPr>
-        <w:noProof/>
-        <w:color w:val="595959"/>
-        <w:sz w:val="16"/>
-        <w:szCs w:val="16"/>
-      </w:rPr>
-      <w:t>1</w:t>
-    </w:r>
-    <w:r>
-      <w:rPr>
-        <w:color w:val="595959"/>
-        <w:sz w:val="16"/>
-        <w:szCs w:val="16"/>
-      </w:rPr>
-      <w:fldChar w:fldCharType="end"/>
-    </w:r>
-    <w:r>
-      <w:rPr>
-        <w:color w:val="595959"/>
-        <w:sz w:val="16"/>
-        <w:szCs w:val="16"/>
-      </w:rPr>
-      <w:t xml:space="preserve"> de </w:t>
-    </w:r>
-    <w:r>
-      <w:rPr>
-        <w:color w:val="595959"/>
-        <w:sz w:val="16"/>
-        <w:szCs w:val="16"/>
-      </w:rPr>
-      <w:fldChar w:fldCharType="begin"/>
-    </w:r>
-    <w:r>
-      <w:rPr>
-        <w:color w:val="595959"/>
-        <w:sz w:val="16"/>
-        <w:szCs w:val="16"/>
-      </w:rPr>
-      <w:instrText>NUMPAGES</w:instrText>
-    </w:r>
-    <w:r>
-      <w:rPr>
-        <w:color w:val="595959"/>
-        <w:sz w:val="16"/>
-        <w:szCs w:val="16"/>
-      </w:rPr>
-      <w:fldChar w:fldCharType="separate"/>
-    </w:r>
-    <w:r>
-      <w:rPr>
-        <w:noProof/>
-        <w:color w:val="595959"/>
-        <w:sz w:val="16"/>
-        <w:szCs w:val="16"/>
-      </w:rPr>
-      <w:t>2</w:t>
-    </w:r>
-    <w:r>
-      <w:rPr>
-        <w:color w:val="595959"/>
-        <w:sz w:val="16"/>
-        <w:szCs w:val="16"/>
-      </w:rPr>
-      <w:fldChar w:fldCharType="end"/>
-    </w:r>
-  </w:p>
-</w:ftr>
-</file>
-
-<file path=word/footnotes.xml><?xml version="1.0" encoding="utf-8"?>
-<w:footnotes xmlns:wpc="http://schemas.microsoft.com/office/word/2010/wordprocessingCanvas" xmlns:cx="http://schemas.microsoft.com/office/drawing/2014/chartex" xmlns:cx1="http://schemas.microsoft.com/office/drawing/2015/9/8/chartex" xmlns:cx2="http://schemas.microsoft.com/office/drawing/2015/10/21/chartex" xmlns:cx3="http://schemas.microsoft.com/office/drawing/2016/5/9/chartex" xmlns:cx4="http://schemas.microsoft.com/office/drawing/2016/5/10/chartex" xmlns:cx5="http://schemas.microsoft.com/office/drawing/2016/5/11/chartex" xmlns:cx6="http://schemas.microsoft.com/office/drawing/2016/5/12/chartex" xmlns:cx7="http://schemas.microsoft.com/office/drawing/2016/5/13/chartex" xmlns:cx8="http://schemas.microsoft.com/office/drawing/2016/5/14/chartex" xmlns:mc="http://schemas.openxmlformats.org/markup-compatibility/2006" xmlns:aink="http://schemas.microsoft.com/office/drawing/2016/ink" xmlns:am3d="http://schemas.microsoft.com/office/drawing/2017/model3d" xmlns:o="urn:schemas-microsoft-com:office:office" xmlns:oel="http://schemas.microsoft.com/office/2019/extlst" xmlns:r="http://schemas.openxmlformats.org/officeDocument/2006/relationships" xmlns:m="http://schemas.openxmlformats.org/officeDocument/2006/math" xmlns:v="urn:schemas-microsoft-com:vml" xmlns:wp14="http://schemas.microsoft.com/office/word/2010/wordprocessingDrawing" xmlns:wp="http://schemas.openxmlformats.org/drawingml/2006/wordprocessingDrawing" xmlns:w10="urn:schemas-microsoft-com:office:word" xmlns:w="http://schemas.openxmlformats.org/wordprocessingml/2006/main" xmlns:w14="http://schemas.microsoft.com/office/word/2010/wordml" xmlns:w15="http://schemas.microsoft.com/office/word/2012/wordml" xmlns:w16cex="http://schemas.microsoft.com/office/word/2018/wordml/cex" xmlns:w16cid="http://schemas.microsoft.com/office/word/2016/wordml/cid" xmlns:w16="http://schemas.microsoft.com/office/word/2018/wordml" xmlns:w16du="http://schemas.microsoft.com/office/word/2023/wordml/word16du" xmlns:w16sdtdh="http://schemas.microsoft.com/office/word/2020/wordml/sdtdatahash" xmlns:w16sdtfl="http://schemas.microsoft.com/office/word/2024/wordml/sdtformatlock" xmlns:w16se="http://schemas.microsoft.com/office/word/2015/wordml/symex" xmlns:wpg="http://schemas.microsoft.com/office/word/2010/wordprocessingGroup" xmlns:wpi="http://schemas.microsoft.com/office/word/2010/wordprocessingInk" xmlns:wne="http://schemas.microsoft.com/office/word/2006/wordml" xmlns:wps="http://schemas.microsoft.com/office/word/2010/wordprocessingShape" mc:Ignorable="w14 w15 w16se w16cid w16 w16cex w16sdtdh w16sdtfl w16du wp14">
-  <w:footnote w:type="separator" w:id="-1">
-    <w:p>
-      <w:r>
-        <w:separator/>
-      </w:r>
-    </w:p>
-  </w:footnote>
-  <w:footnote w:type="continuationSeparator" w:id="0">
-    <w:p>
-      <w:r>
-        <w:continuationSeparator/>
-      </w:r>
-    </w:p>
-  </w:footnote>
-</w:footnotes>
-</file>
-
-<file path=word/header1.xml><?xml version="1.0" encoding="utf-8"?>
-<w:hdr xmlns:wpc="http://schemas.microsoft.com/office/word/2010/wordprocessingCanvas" xmlns:cx="http://schemas.microsoft.com/office/drawing/2014/chartex" xmlns:cx1="http://schemas.microsoft.com/office/drawing/2015/9/8/chartex" xmlns:cx2="http://schemas.microsoft.com/office/drawing/2015/10/21/chartex" xmlns:cx3="http://schemas.microsoft.com/office/drawing/2016/5/9/chartex" xmlns:cx4="http://schemas.microsoft.com/office/drawing/2016/5/10/chartex" xmlns:cx5="http://schemas.microsoft.com/office/drawing/2016/5/11/chartex" xmlns:cx6="http://schemas.microsoft.com/office/drawing/2016/5/12/chartex" xmlns:cx7="http://schemas.microsoft.com/office/drawing/2016/5/13/chartex" xmlns:cx8="http://schemas.microsoft.com/office/drawing/2016/5/14/chartex" xmlns:mc="http://schemas.openxmlformats.org/markup-compatibility/2006" xmlns:aink="http://schemas.microsoft.com/office/drawing/2016/ink" xmlns:am3d="http://schemas.microsoft.com/office/drawing/2017/model3d" xmlns:o="urn:schemas-microsoft-com:office:office" xmlns:oel="http://schemas.microsoft.com/office/2019/extlst" xmlns:r="http://schemas.openxmlformats.org/officeDocument/2006/relationships" xmlns:m="http://schemas.openxmlformats.org/officeDocument/2006/math" xmlns:v="urn:schemas-microsoft-com:vml" xmlns:wp14="http://schemas.microsoft.com/office/word/2010/wordprocessingDrawing" xmlns:wp="http://schemas.openxmlformats.org/drawingml/2006/wordprocessingDrawing" xmlns:w10="urn:schemas-microsoft-com:office:word" xmlns:w="http://schemas.openxmlformats.org/wordprocessingml/2006/main" xmlns:w14="http://schemas.microsoft.com/office/word/2010/wordml" xmlns:w15="http://schemas.microsoft.com/office/word/2012/wordml" xmlns:w16cex="http://schemas.microsoft.com/office/word/2018/wordml/cex" xmlns:w16cid="http://schemas.microsoft.com/office/word/2016/wordml/cid" xmlns:w16="http://schemas.microsoft.com/office/word/2018/wordml" xmlns:w16du="http://schemas.microsoft.com/office/word/2023/wordml/word16du" xmlns:w16sdtdh="http://schemas.microsoft.com/office/word/2020/wordml/sdtdatahash" xmlns:w16sdtfl="http://schemas.microsoft.com/office/word/2024/wordml/sdtformatlock" xmlns:w16se="http://schemas.microsoft.com/office/word/2015/wordml/symex" xmlns:wpg="http://schemas.microsoft.com/office/word/2010/wordprocessingGroup" xmlns:wpi="http://schemas.microsoft.com/office/word/2010/wordprocessingInk" xmlns:wne="http://schemas.microsoft.com/office/word/2006/wordml" xmlns:wps="http://schemas.microsoft.com/office/word/2010/wordprocessingShape" mc:Ignorable="w14 w15 w16se w16cid w16 w16cex w16sdtdh w16sdtfl w16du wp14">
-  <w:p>
-    <w:pPr>
-      <w:jc w:val="right"/>
-    </w:pPr>
-    <w:r>
-      <w:rPr>
-        <w:color w:val="595959"/>
-        <w:sz w:val="16"/>
-        <w:szCs w:val="16"/>
-      </w:rPr>
-      <w:t>GASTRA — Dados Processados</w:t>
-    </w:r>
-  </w:p>
-</w:hdr>
-</file>
-
 <file path=word/numbering.xml><?xml version="1.0" encoding="utf-8"?>
 <w:numbering xmlns:wpc="http://schemas.microsoft.com/office/word/2010/wordprocessingCanvas" xmlns:cx="http://schemas.microsoft.com/office/drawing/2014/chartex" xmlns:cx1="http://schemas.microsoft.com/office/drawing/2015/9/8/chartex" xmlns:cx2="http://schemas.microsoft.com/office/drawing/2015/10/21/chartex" xmlns:cx3="http://schemas.microsoft.com/office/drawing/2016/5/9/chartex" xmlns:cx4="http://schemas.microsoft.com/office/drawing/2016/5/10/chartex" xmlns:cx5="http://schemas.microsoft.com/office/drawing/2016/5/11/chartex" xmlns:cx6="http://schemas.microsoft.com/office/drawing/2016/5/12/chartex" xmlns:cx7="http://schemas.microsoft.com/office/drawing/2016/5/13/chartex" xmlns:cx8="http://schemas.microsoft.com/office/drawing/2016/5/14/chartex" xmlns:mc="http://schemas.openxmlformats.org/markup-compatibility/2006" xmlns:aink="http://schemas.microsoft.com/office/drawing/2016/ink" xmlns:am3d="http://schemas.microsoft.com/office/drawing/2017/model3d" xmlns:o="urn:schemas-microsoft-com:office:office" xmlns:oel="http://schemas.microsoft.com/office/2019/extlst" xmlns:r="http://schemas.openxmlformats.org/officeDocument/2006/relationships" xmlns:m="http://schemas.openxmlformats.org/officeDocument/2006/math" xmlns:v="urn:schemas-microsoft-com:vml" xmlns:wp14="http://schemas.microsoft.com/office/word/2010/wordprocessingDrawing" xmlns:wp="http://schemas.openxmlformats.org/drawingml/2006/wordprocessingDrawing" xmlns:w10="urn:schemas-microsoft-com:office:word" xmlns:w="http://schemas.openxmlformats.org/wordprocessingml/2006/main" xmlns:w14="http://schemas.microsoft.com/office/word/2010/wordml" xmlns:w15="http://schemas.microsoft.com/office/word/2012/wordml" xmlns:w16cex="http://schemas.microsoft.com/office/word/2018/wordml/cex" xmlns:w16cid="http://schemas.microsoft.com/office/word/2016/wordml/cid" xmlns:w16="http://schemas.microsoft.com/office/word/2018/wordml" xmlns:w16du="http://schemas.microsoft.com/office/word/2023/wordml/word16du" xmlns:w16sdtdh="http://schemas.microsoft.com/office/word/2020/wordml/sdtdatahash" xmlns:w16sdtfl="http://schemas.microsoft.com/office/word/2024/wordml/sdtformatlock" xmlns:w16se="http://schemas.microsoft.com/office/word/2015/wordml/symex" xmlns:wpg="http://schemas.microsoft.com/office/word/2010/wordprocessingGroup" xmlns:wpi="http://schemas.microsoft.com/office/word/2010/wordprocessingInk" xmlns:wne="http://schemas.microsoft.com/office/word/2006/wordml" xmlns:wps="http://schemas.microsoft.com/office/word/2010/wordprocessingShape" mc:Ignorable="w14 w15 w16se w16cid w16 w16cex w16sdtdh w16sdtfl w16du wp14">
   <w:abstractNum w:abstractNumId="0" w15:restartNumberingAfterBreak="0">
+    <w:nsid w:val="1AD9235F"/>
+    <w:multiLevelType w:val="hybridMultilevel"/>
+    <w:tmpl w:val="3E162BCA"/>
+    <w:lvl w:ilvl="0" w:tplc="04160001">
+      <w:start w:val="1"/>
+      <w:numFmt w:val="bullet"/>
+      <w:lvlText w:val=""/>
+      <w:lvlJc w:val="left"/>
+      <w:pPr>
+        <w:ind w:left="720" w:hanging="360"/>
+      </w:pPr>
+      <w:rPr>
+        <w:rFonts w:ascii="Symbol" w:hAnsi="Symbol" w:hint="default"/>
+      </w:rPr>
+    </w:lvl>
+    <w:lvl w:ilvl="1" w:tplc="04160003" w:tentative="1">
+      <w:start w:val="1"/>
+      <w:numFmt w:val="bullet"/>
+      <w:lvlText w:val="o"/>
+      <w:lvlJc w:val="left"/>
+      <w:pPr>
+        <w:ind w:left="1440" w:hanging="360"/>
+      </w:pPr>
+      <w:rPr>
+        <w:rFonts w:ascii="Courier New" w:hAnsi="Courier New" w:cs="Courier New" w:hint="default"/>
+      </w:rPr>
+    </w:lvl>
+    <w:lvl w:ilvl="2" w:tplc="04160005" w:tentative="1">
+      <w:start w:val="1"/>
+      <w:numFmt w:val="bullet"/>
+      <w:lvlText w:val=""/>
+      <w:lvlJc w:val="left"/>
+      <w:pPr>
+        <w:ind w:left="2160" w:hanging="360"/>
+      </w:pPr>
+      <w:rPr>
+        <w:rFonts w:ascii="Wingdings" w:hAnsi="Wingdings" w:hint="default"/>
+      </w:rPr>
+    </w:lvl>
+    <w:lvl w:ilvl="3" w:tplc="04160001" w:tentative="1">
+      <w:start w:val="1"/>
+      <w:numFmt w:val="bullet"/>
+      <w:lvlText w:val=""/>
+      <w:lvlJc w:val="left"/>
+      <w:pPr>
+        <w:ind w:left="2880" w:hanging="360"/>
+      </w:pPr>
+      <w:rPr>
+        <w:rFonts w:ascii="Symbol" w:hAnsi="Symbol" w:hint="default"/>
+      </w:rPr>
+    </w:lvl>
+    <w:lvl w:ilvl="4" w:tplc="04160003" w:tentative="1">
+      <w:start w:val="1"/>
+      <w:numFmt w:val="bullet"/>
+      <w:lvlText w:val="o"/>
+      <w:lvlJc w:val="left"/>
+      <w:pPr>
+        <w:ind w:left="3600" w:hanging="360"/>
+      </w:pPr>
+      <w:rPr>
+        <w:rFonts w:ascii="Courier New" w:hAnsi="Courier New" w:cs="Courier New" w:hint="default"/>
+      </w:rPr>
+    </w:lvl>
+    <w:lvl w:ilvl="5" w:tplc="04160005" w:tentative="1">
+      <w:start w:val="1"/>
+      <w:numFmt w:val="bullet"/>
+      <w:lvlText w:val=""/>
+      <w:lvlJc w:val="left"/>
+      <w:pPr>
+        <w:ind w:left="4320" w:hanging="360"/>
+      </w:pPr>
+      <w:rPr>
+        <w:rFonts w:ascii="Wingdings" w:hAnsi="Wingdings" w:hint="default"/>
+      </w:rPr>
+    </w:lvl>
+    <w:lvl w:ilvl="6" w:tplc="04160001" w:tentative="1">
+      <w:start w:val="1"/>
+      <w:numFmt w:val="bullet"/>
+      <w:lvlText w:val=""/>
+      <w:lvlJc w:val="left"/>
+      <w:pPr>
+        <w:ind w:left="5040" w:hanging="360"/>
+      </w:pPr>
+      <w:rPr>
+        <w:rFonts w:ascii="Symbol" w:hAnsi="Symbol" w:hint="default"/>
+      </w:rPr>
+    </w:lvl>
+    <w:lvl w:ilvl="7" w:tplc="04160003" w:tentative="1">
+      <w:start w:val="1"/>
+      <w:numFmt w:val="bullet"/>
+      <w:lvlText w:val="o"/>
+      <w:lvlJc w:val="left"/>
+      <w:pPr>
+        <w:ind w:left="5760" w:hanging="360"/>
+      </w:pPr>
+      <w:rPr>
+        <w:rFonts w:ascii="Courier New" w:hAnsi="Courier New" w:cs="Courier New" w:hint="default"/>
+      </w:rPr>
+    </w:lvl>
+    <w:lvl w:ilvl="8" w:tplc="04160005" w:tentative="1">
+      <w:start w:val="1"/>
+      <w:numFmt w:val="bullet"/>
+      <w:lvlText w:val=""/>
+      <w:lvlJc w:val="left"/>
+      <w:pPr>
+        <w:ind w:left="6480" w:hanging="360"/>
+      </w:pPr>
+      <w:rPr>
+        <w:rFonts w:ascii="Wingdings" w:hAnsi="Wingdings" w:hint="default"/>
+      </w:rPr>
+    </w:lvl>
+  </w:abstractNum>
+  <w:abstractNum w:abstractNumId="1" w15:restartNumberingAfterBreak="0">
+    <w:nsid w:val="350B1239"/>
+    <w:multiLevelType w:val="hybridMultilevel"/>
+    <w:tmpl w:val="9532134E"/>
+    <w:lvl w:ilvl="0" w:tplc="04160001">
+      <w:start w:val="1"/>
+      <w:numFmt w:val="bullet"/>
+      <w:lvlText w:val=""/>
+      <w:lvlJc w:val="left"/>
+      <w:pPr>
+        <w:ind w:left="720" w:hanging="360"/>
+      </w:pPr>
+      <w:rPr>
+        <w:rFonts w:ascii="Symbol" w:hAnsi="Symbol" w:hint="default"/>
+      </w:rPr>
+    </w:lvl>
+    <w:lvl w:ilvl="1" w:tplc="04160003" w:tentative="1">
+      <w:start w:val="1"/>
+      <w:numFmt w:val="bullet"/>
+      <w:lvlText w:val="o"/>
+      <w:lvlJc w:val="left"/>
+      <w:pPr>
+        <w:ind w:left="1440" w:hanging="360"/>
+      </w:pPr>
+      <w:rPr>
+        <w:rFonts w:ascii="Courier New" w:hAnsi="Courier New" w:cs="Courier New" w:hint="default"/>
+      </w:rPr>
+    </w:lvl>
+    <w:lvl w:ilvl="2" w:tplc="04160005" w:tentative="1">
+      <w:start w:val="1"/>
+      <w:numFmt w:val="bullet"/>
+      <w:lvlText w:val=""/>
+      <w:lvlJc w:val="left"/>
+      <w:pPr>
+        <w:ind w:left="2160" w:hanging="360"/>
+      </w:pPr>
+      <w:rPr>
+        <w:rFonts w:ascii="Wingdings" w:hAnsi="Wingdings" w:hint="default"/>
+      </w:rPr>
+    </w:lvl>
+    <w:lvl w:ilvl="3" w:tplc="04160001" w:tentative="1">
+      <w:start w:val="1"/>
+      <w:numFmt w:val="bullet"/>
+      <w:lvlText w:val=""/>
+      <w:lvlJc w:val="left"/>
+      <w:pPr>
+        <w:ind w:left="2880" w:hanging="360"/>
+      </w:pPr>
+      <w:rPr>
+        <w:rFonts w:ascii="Symbol" w:hAnsi="Symbol" w:hint="default"/>
+      </w:rPr>
+    </w:lvl>
+    <w:lvl w:ilvl="4" w:tplc="04160003" w:tentative="1">
+      <w:start w:val="1"/>
+      <w:numFmt w:val="bullet"/>
+      <w:lvlText w:val="o"/>
+      <w:lvlJc w:val="left"/>
+      <w:pPr>
+        <w:ind w:left="3600" w:hanging="360"/>
+      </w:pPr>
+      <w:rPr>
+        <w:rFonts w:ascii="Courier New" w:hAnsi="Courier New" w:cs="Courier New" w:hint="default"/>
+      </w:rPr>
+    </w:lvl>
+    <w:lvl w:ilvl="5" w:tplc="04160005" w:tentative="1">
+      <w:start w:val="1"/>
+      <w:numFmt w:val="bullet"/>
+      <w:lvlText w:val=""/>
+      <w:lvlJc w:val="left"/>
+      <w:pPr>
+        <w:ind w:left="4320" w:hanging="360"/>
+      </w:pPr>
+      <w:rPr>
+        <w:rFonts w:ascii="Wingdings" w:hAnsi="Wingdings" w:hint="default"/>
+      </w:rPr>
+    </w:lvl>
+    <w:lvl w:ilvl="6" w:tplc="04160001" w:tentative="1">
+      <w:start w:val="1"/>
+      <w:numFmt w:val="bullet"/>
+      <w:lvlText w:val=""/>
+      <w:lvlJc w:val="left"/>
+      <w:pPr>
+        <w:ind w:left="5040" w:hanging="360"/>
+      </w:pPr>
+      <w:rPr>
+        <w:rFonts w:ascii="Symbol" w:hAnsi="Symbol" w:hint="default"/>
+      </w:rPr>
+    </w:lvl>
+    <w:lvl w:ilvl="7" w:tplc="04160003" w:tentative="1">
+      <w:start w:val="1"/>
+      <w:numFmt w:val="bullet"/>
+      <w:lvlText w:val="o"/>
+      <w:lvlJc w:val="left"/>
+      <w:pPr>
+        <w:ind w:left="5760" w:hanging="360"/>
+      </w:pPr>
+      <w:rPr>
+        <w:rFonts w:ascii="Courier New" w:hAnsi="Courier New" w:cs="Courier New" w:hint="default"/>
+      </w:rPr>
+    </w:lvl>
+    <w:lvl w:ilvl="8" w:tplc="04160005" w:tentative="1">
+      <w:start w:val="1"/>
+      <w:numFmt w:val="bullet"/>
+      <w:lvlText w:val=""/>
+      <w:lvlJc w:val="left"/>
+      <w:pPr>
+        <w:ind w:left="6480" w:hanging="360"/>
+      </w:pPr>
+      <w:rPr>
+        <w:rFonts w:ascii="Wingdings" w:hAnsi="Wingdings" w:hint="default"/>
+      </w:rPr>
+    </w:lvl>
+  </w:abstractNum>
+  <w:abstractNum w:abstractNumId="2" w15:restartNumberingAfterBreak="0">
     <w:nsid w:val="5D292E96"/>
     <w:multiLevelType w:val="hybridMultilevel"/>
     <w:tmpl w:val="1D440316"/>
@@ -1788,10 +2952,16 @@
     </w:lvl>
   </w:abstractNum>
   <w:num w:numId="1" w16cid:durableId="198664058">
-    <w:abstractNumId w:val="0"/>
+    <w:abstractNumId w:val="2"/>
     <w:lvlOverride w:ilvl="0">
       <w:startOverride w:val="1"/>
     </w:lvlOverride>
+  </w:num>
+  <w:num w:numId="2" w16cid:durableId="1255242227">
+    <w:abstractNumId w:val="1"/>
+  </w:num>
+  <w:num w:numId="3" w16cid:durableId="1094083397">
+    <w:abstractNumId w:val="0"/>
   </w:num>
 </w:numbering>
 </file>
@@ -1801,13 +2971,19 @@
   <w:docDefaults>
     <w:rPrDefault>
       <w:rPr>
-        <w:rFonts w:ascii="Calibri" w:eastAsia="Calibri" w:hAnsi="Calibri" w:cs="Calibri"/>
-        <w:sz w:val="22"/>
-        <w:szCs w:val="22"/>
-        <w:lang w:val="pt-BR" w:eastAsia="pt-BR" w:bidi="ar-SA"/>
+        <w:rFonts w:asciiTheme="minorHAnsi" w:eastAsiaTheme="minorHAnsi" w:hAnsiTheme="minorHAnsi" w:cstheme="minorBidi"/>
+        <w:kern w:val="2"/>
+        <w:sz w:val="24"/>
+        <w:szCs w:val="24"/>
+        <w:lang w:val="pt-BR" w:eastAsia="en-US" w:bidi="ar-SA"/>
+        <w14:ligatures w14:val="standardContextual"/>
       </w:rPr>
     </w:rPrDefault>
-    <w:pPrDefault/>
+    <w:pPrDefault>
+      <w:pPr>
+        <w:spacing w:after="160" w:line="278" w:lineRule="auto"/>
+      </w:pPr>
+    </w:pPrDefault>
   </w:docDefaults>
   <w:latentStyles w:defLockedState="0" w:defUIPriority="99" w:defSemiHidden="0" w:defUnhideWhenUsed="0" w:defQFormat="0" w:count="376">
     <w:lsdException w:name="Normal" w:uiPriority="0" w:qFormat="1"/>
@@ -1989,7 +3165,7 @@
     <w:lsdException w:name="Medium Shading 2 Accent 1" w:uiPriority="64"/>
     <w:lsdException w:name="Medium List 1 Accent 1" w:uiPriority="65"/>
     <w:lsdException w:name="Revision" w:semiHidden="1"/>
-    <w:lsdException w:name="List Paragraph" w:uiPriority="34" w:qFormat="1"/>
+    <w:lsdException w:name="List Paragraph" w:uiPriority="0" w:qFormat="1"/>
     <w:lsdException w:name="Quote" w:uiPriority="29" w:qFormat="1"/>
     <w:lsdException w:name="Intense Quote" w:uiPriority="30" w:qFormat="1"/>
     <w:lsdException w:name="Medium List 2 Accent 1" w:uiPriority="66"/>
@@ -2190,94 +3366,214 @@
   <w:style w:type="paragraph" w:default="1" w:styleId="Normal">
     <w:name w:val="Normal"/>
     <w:qFormat/>
+    <w:rsid w:val="0054442A"/>
+    <w:pPr>
+      <w:spacing w:after="0" w:line="240" w:lineRule="auto"/>
+    </w:pPr>
+    <w:rPr>
+      <w:rFonts w:ascii="Times New Roman" w:eastAsia="Times New Roman" w:hAnsi="Times New Roman" w:cs="Times New Roman"/>
+      <w:kern w:val="0"/>
+      <w:sz w:val="20"/>
+      <w:szCs w:val="20"/>
+      <w:lang w:eastAsia="pt-BR"/>
+      <w14:ligatures w14:val="none"/>
+    </w:rPr>
   </w:style>
   <w:style w:type="paragraph" w:styleId="Ttulo1">
     <w:name w:val="heading 1"/>
+    <w:basedOn w:val="Normal"/>
+    <w:next w:val="Normal"/>
+    <w:link w:val="Ttulo1Char"/>
     <w:uiPriority w:val="9"/>
     <w:qFormat/>
+    <w:rsid w:val="0054442A"/>
     <w:pPr>
-      <w:spacing w:before="320" w:after="160"/>
+      <w:keepNext/>
+      <w:keepLines/>
+      <w:spacing w:before="360" w:after="80"/>
       <w:outlineLvl w:val="0"/>
     </w:pPr>
     <w:rPr>
-      <w:b/>
-      <w:bCs/>
-      <w:color w:val="1F3864"/>
-      <w:sz w:val="30"/>
-      <w:szCs w:val="30"/>
+      <w:rFonts w:asciiTheme="majorHAnsi" w:eastAsiaTheme="majorEastAsia" w:hAnsiTheme="majorHAnsi" w:cstheme="majorBidi"/>
+      <w:color w:val="0F4761" w:themeColor="accent1" w:themeShade="BF"/>
+      <w:sz w:val="40"/>
+      <w:szCs w:val="40"/>
     </w:rPr>
   </w:style>
   <w:style w:type="paragraph" w:styleId="Ttulo2">
     <w:name w:val="heading 2"/>
+    <w:basedOn w:val="Normal"/>
+    <w:next w:val="Normal"/>
+    <w:link w:val="Ttulo2Char"/>
     <w:uiPriority w:val="9"/>
+    <w:semiHidden/>
     <w:unhideWhenUsed/>
     <w:qFormat/>
+    <w:rsid w:val="0054442A"/>
     <w:pPr>
-      <w:spacing w:before="240" w:after="120"/>
+      <w:keepNext/>
+      <w:keepLines/>
+      <w:spacing w:before="160" w:after="80"/>
       <w:outlineLvl w:val="1"/>
     </w:pPr>
     <w:rPr>
-      <w:b/>
-      <w:bCs/>
-      <w:color w:val="3B6E8F"/>
-      <w:sz w:val="26"/>
-      <w:szCs w:val="26"/>
+      <w:rFonts w:asciiTheme="majorHAnsi" w:eastAsiaTheme="majorEastAsia" w:hAnsiTheme="majorHAnsi" w:cstheme="majorBidi"/>
+      <w:color w:val="0F4761" w:themeColor="accent1" w:themeShade="BF"/>
+      <w:sz w:val="32"/>
+      <w:szCs w:val="32"/>
     </w:rPr>
   </w:style>
   <w:style w:type="paragraph" w:styleId="Ttulo3">
     <w:name w:val="heading 3"/>
+    <w:basedOn w:val="Normal"/>
+    <w:next w:val="Normal"/>
+    <w:link w:val="Ttulo3Char"/>
     <w:uiPriority w:val="9"/>
     <w:semiHidden/>
     <w:unhideWhenUsed/>
     <w:qFormat/>
+    <w:rsid w:val="0054442A"/>
     <w:pPr>
+      <w:keepNext/>
+      <w:keepLines/>
+      <w:spacing w:before="160" w:after="80"/>
       <w:outlineLvl w:val="2"/>
     </w:pPr>
     <w:rPr>
-      <w:color w:val="1F4D78"/>
-      <w:sz w:val="24"/>
-      <w:szCs w:val="24"/>
+      <w:rFonts w:eastAsiaTheme="majorEastAsia" w:cstheme="majorBidi"/>
+      <w:color w:val="0F4761" w:themeColor="accent1" w:themeShade="BF"/>
+      <w:sz w:val="28"/>
+      <w:szCs w:val="28"/>
     </w:rPr>
   </w:style>
   <w:style w:type="paragraph" w:styleId="Ttulo4">
     <w:name w:val="heading 4"/>
+    <w:basedOn w:val="Normal"/>
+    <w:next w:val="Normal"/>
+    <w:link w:val="Ttulo4Char"/>
     <w:uiPriority w:val="9"/>
     <w:semiHidden/>
     <w:unhideWhenUsed/>
     <w:qFormat/>
+    <w:rsid w:val="0054442A"/>
     <w:pPr>
+      <w:keepNext/>
+      <w:keepLines/>
+      <w:spacing w:before="80" w:after="40"/>
       <w:outlineLvl w:val="3"/>
     </w:pPr>
     <w:rPr>
+      <w:rFonts w:eastAsiaTheme="majorEastAsia" w:cstheme="majorBidi"/>
       <w:i/>
       <w:iCs/>
-      <w:color w:val="2E74B5"/>
+      <w:color w:val="0F4761" w:themeColor="accent1" w:themeShade="BF"/>
     </w:rPr>
   </w:style>
   <w:style w:type="paragraph" w:styleId="Ttulo5">
     <w:name w:val="heading 5"/>
+    <w:basedOn w:val="Normal"/>
+    <w:next w:val="Normal"/>
+    <w:link w:val="Ttulo5Char"/>
     <w:uiPriority w:val="9"/>
     <w:semiHidden/>
     <w:unhideWhenUsed/>
     <w:qFormat/>
+    <w:rsid w:val="0054442A"/>
     <w:pPr>
+      <w:keepNext/>
+      <w:keepLines/>
+      <w:spacing w:before="80" w:after="40"/>
       <w:outlineLvl w:val="4"/>
     </w:pPr>
     <w:rPr>
-      <w:color w:val="2E74B5"/>
+      <w:rFonts w:eastAsiaTheme="majorEastAsia" w:cstheme="majorBidi"/>
+      <w:color w:val="0F4761" w:themeColor="accent1" w:themeShade="BF"/>
     </w:rPr>
   </w:style>
   <w:style w:type="paragraph" w:styleId="Ttulo6">
     <w:name w:val="heading 6"/>
+    <w:basedOn w:val="Normal"/>
+    <w:next w:val="Normal"/>
+    <w:link w:val="Ttulo6Char"/>
     <w:uiPriority w:val="9"/>
     <w:semiHidden/>
     <w:unhideWhenUsed/>
     <w:qFormat/>
+    <w:rsid w:val="0054442A"/>
     <w:pPr>
+      <w:keepNext/>
+      <w:keepLines/>
+      <w:spacing w:before="40"/>
       <w:outlineLvl w:val="5"/>
     </w:pPr>
     <w:rPr>
-      <w:color w:val="1F4D78"/>
+      <w:rFonts w:eastAsiaTheme="majorEastAsia" w:cstheme="majorBidi"/>
+      <w:i/>
+      <w:iCs/>
+      <w:color w:val="595959" w:themeColor="text1" w:themeTint="A6"/>
+    </w:rPr>
+  </w:style>
+  <w:style w:type="paragraph" w:styleId="Ttulo7">
+    <w:name w:val="heading 7"/>
+    <w:basedOn w:val="Normal"/>
+    <w:next w:val="Normal"/>
+    <w:link w:val="Ttulo7Char"/>
+    <w:uiPriority w:val="9"/>
+    <w:semiHidden/>
+    <w:unhideWhenUsed/>
+    <w:qFormat/>
+    <w:rsid w:val="0054442A"/>
+    <w:pPr>
+      <w:keepNext/>
+      <w:keepLines/>
+      <w:spacing w:before="40"/>
+      <w:outlineLvl w:val="6"/>
+    </w:pPr>
+    <w:rPr>
+      <w:rFonts w:eastAsiaTheme="majorEastAsia" w:cstheme="majorBidi"/>
+      <w:color w:val="595959" w:themeColor="text1" w:themeTint="A6"/>
+    </w:rPr>
+  </w:style>
+  <w:style w:type="paragraph" w:styleId="Ttulo8">
+    <w:name w:val="heading 8"/>
+    <w:basedOn w:val="Normal"/>
+    <w:next w:val="Normal"/>
+    <w:link w:val="Ttulo8Char"/>
+    <w:uiPriority w:val="9"/>
+    <w:semiHidden/>
+    <w:unhideWhenUsed/>
+    <w:qFormat/>
+    <w:rsid w:val="0054442A"/>
+    <w:pPr>
+      <w:keepNext/>
+      <w:keepLines/>
+      <w:outlineLvl w:val="7"/>
+    </w:pPr>
+    <w:rPr>
+      <w:rFonts w:eastAsiaTheme="majorEastAsia" w:cstheme="majorBidi"/>
+      <w:i/>
+      <w:iCs/>
+      <w:color w:val="272727" w:themeColor="text1" w:themeTint="D8"/>
+    </w:rPr>
+  </w:style>
+  <w:style w:type="paragraph" w:styleId="Ttulo9">
+    <w:name w:val="heading 9"/>
+    <w:basedOn w:val="Normal"/>
+    <w:next w:val="Normal"/>
+    <w:link w:val="Ttulo9Char"/>
+    <w:uiPriority w:val="9"/>
+    <w:semiHidden/>
+    <w:unhideWhenUsed/>
+    <w:qFormat/>
+    <w:rsid w:val="0054442A"/>
+    <w:pPr>
+      <w:keepNext/>
+      <w:keepLines/>
+      <w:outlineLvl w:val="8"/>
+    </w:pPr>
+    <w:rPr>
+      <w:rFonts w:eastAsiaTheme="majorEastAsia" w:cstheme="majorBidi"/>
+      <w:color w:val="272727" w:themeColor="text1" w:themeTint="D8"/>
     </w:rPr>
   </w:style>
   <w:style w:type="character" w:default="1" w:styleId="Fontepargpadro">
@@ -2307,96 +3603,293 @@
     <w:semiHidden/>
     <w:unhideWhenUsed/>
   </w:style>
+  <w:style w:type="character" w:customStyle="1" w:styleId="Ttulo1Char">
+    <w:name w:val="Título 1 Char"/>
+    <w:basedOn w:val="Fontepargpadro"/>
+    <w:link w:val="Ttulo1"/>
+    <w:uiPriority w:val="9"/>
+    <w:rsid w:val="0054442A"/>
+    <w:rPr>
+      <w:rFonts w:asciiTheme="majorHAnsi" w:eastAsiaTheme="majorEastAsia" w:hAnsiTheme="majorHAnsi" w:cstheme="majorBidi"/>
+      <w:color w:val="0F4761" w:themeColor="accent1" w:themeShade="BF"/>
+      <w:sz w:val="40"/>
+      <w:szCs w:val="40"/>
+    </w:rPr>
+  </w:style>
+  <w:style w:type="character" w:customStyle="1" w:styleId="Ttulo2Char">
+    <w:name w:val="Título 2 Char"/>
+    <w:basedOn w:val="Fontepargpadro"/>
+    <w:link w:val="Ttulo2"/>
+    <w:uiPriority w:val="9"/>
+    <w:semiHidden/>
+    <w:rsid w:val="0054442A"/>
+    <w:rPr>
+      <w:rFonts w:asciiTheme="majorHAnsi" w:eastAsiaTheme="majorEastAsia" w:hAnsiTheme="majorHAnsi" w:cstheme="majorBidi"/>
+      <w:color w:val="0F4761" w:themeColor="accent1" w:themeShade="BF"/>
+      <w:sz w:val="32"/>
+      <w:szCs w:val="32"/>
+    </w:rPr>
+  </w:style>
+  <w:style w:type="character" w:customStyle="1" w:styleId="Ttulo3Char">
+    <w:name w:val="Título 3 Char"/>
+    <w:basedOn w:val="Fontepargpadro"/>
+    <w:link w:val="Ttulo3"/>
+    <w:uiPriority w:val="9"/>
+    <w:semiHidden/>
+    <w:rsid w:val="0054442A"/>
+    <w:rPr>
+      <w:rFonts w:eastAsiaTheme="majorEastAsia" w:cstheme="majorBidi"/>
+      <w:color w:val="0F4761" w:themeColor="accent1" w:themeShade="BF"/>
+      <w:sz w:val="28"/>
+      <w:szCs w:val="28"/>
+    </w:rPr>
+  </w:style>
+  <w:style w:type="character" w:customStyle="1" w:styleId="Ttulo4Char">
+    <w:name w:val="Título 4 Char"/>
+    <w:basedOn w:val="Fontepargpadro"/>
+    <w:link w:val="Ttulo4"/>
+    <w:uiPriority w:val="9"/>
+    <w:semiHidden/>
+    <w:rsid w:val="0054442A"/>
+    <w:rPr>
+      <w:rFonts w:eastAsiaTheme="majorEastAsia" w:cstheme="majorBidi"/>
+      <w:i/>
+      <w:iCs/>
+      <w:color w:val="0F4761" w:themeColor="accent1" w:themeShade="BF"/>
+    </w:rPr>
+  </w:style>
+  <w:style w:type="character" w:customStyle="1" w:styleId="Ttulo5Char">
+    <w:name w:val="Título 5 Char"/>
+    <w:basedOn w:val="Fontepargpadro"/>
+    <w:link w:val="Ttulo5"/>
+    <w:uiPriority w:val="9"/>
+    <w:semiHidden/>
+    <w:rsid w:val="0054442A"/>
+    <w:rPr>
+      <w:rFonts w:eastAsiaTheme="majorEastAsia" w:cstheme="majorBidi"/>
+      <w:color w:val="0F4761" w:themeColor="accent1" w:themeShade="BF"/>
+    </w:rPr>
+  </w:style>
+  <w:style w:type="character" w:customStyle="1" w:styleId="Ttulo6Char">
+    <w:name w:val="Título 6 Char"/>
+    <w:basedOn w:val="Fontepargpadro"/>
+    <w:link w:val="Ttulo6"/>
+    <w:uiPriority w:val="9"/>
+    <w:semiHidden/>
+    <w:rsid w:val="0054442A"/>
+    <w:rPr>
+      <w:rFonts w:eastAsiaTheme="majorEastAsia" w:cstheme="majorBidi"/>
+      <w:i/>
+      <w:iCs/>
+      <w:color w:val="595959" w:themeColor="text1" w:themeTint="A6"/>
+    </w:rPr>
+  </w:style>
+  <w:style w:type="character" w:customStyle="1" w:styleId="Ttulo7Char">
+    <w:name w:val="Título 7 Char"/>
+    <w:basedOn w:val="Fontepargpadro"/>
+    <w:link w:val="Ttulo7"/>
+    <w:uiPriority w:val="9"/>
+    <w:semiHidden/>
+    <w:rsid w:val="0054442A"/>
+    <w:rPr>
+      <w:rFonts w:eastAsiaTheme="majorEastAsia" w:cstheme="majorBidi"/>
+      <w:color w:val="595959" w:themeColor="text1" w:themeTint="A6"/>
+    </w:rPr>
+  </w:style>
+  <w:style w:type="character" w:customStyle="1" w:styleId="Ttulo8Char">
+    <w:name w:val="Título 8 Char"/>
+    <w:basedOn w:val="Fontepargpadro"/>
+    <w:link w:val="Ttulo8"/>
+    <w:uiPriority w:val="9"/>
+    <w:semiHidden/>
+    <w:rsid w:val="0054442A"/>
+    <w:rPr>
+      <w:rFonts w:eastAsiaTheme="majorEastAsia" w:cstheme="majorBidi"/>
+      <w:i/>
+      <w:iCs/>
+      <w:color w:val="272727" w:themeColor="text1" w:themeTint="D8"/>
+    </w:rPr>
+  </w:style>
+  <w:style w:type="character" w:customStyle="1" w:styleId="Ttulo9Char">
+    <w:name w:val="Título 9 Char"/>
+    <w:basedOn w:val="Fontepargpadro"/>
+    <w:link w:val="Ttulo9"/>
+    <w:uiPriority w:val="9"/>
+    <w:semiHidden/>
+    <w:rsid w:val="0054442A"/>
+    <w:rPr>
+      <w:rFonts w:eastAsiaTheme="majorEastAsia" w:cstheme="majorBidi"/>
+      <w:color w:val="272727" w:themeColor="text1" w:themeTint="D8"/>
+    </w:rPr>
+  </w:style>
   <w:style w:type="paragraph" w:styleId="Ttulo">
     <w:name w:val="Title"/>
+    <w:basedOn w:val="Normal"/>
+    <w:next w:val="Normal"/>
+    <w:link w:val="TtuloChar"/>
     <w:uiPriority w:val="10"/>
     <w:qFormat/>
+    <w:rsid w:val="0054442A"/>
+    <w:pPr>
+      <w:spacing w:after="80"/>
+      <w:contextualSpacing/>
+    </w:pPr>
     <w:rPr>
+      <w:rFonts w:asciiTheme="majorHAnsi" w:eastAsiaTheme="majorEastAsia" w:hAnsiTheme="majorHAnsi" w:cstheme="majorBidi"/>
+      <w:spacing w:val="-10"/>
+      <w:kern w:val="28"/>
       <w:sz w:val="56"/>
       <w:szCs w:val="56"/>
     </w:rPr>
   </w:style>
-  <w:style w:type="paragraph" w:customStyle="1" w:styleId="Forte1">
-    <w:name w:val="Forte1"/>
+  <w:style w:type="character" w:customStyle="1" w:styleId="TtuloChar">
+    <w:name w:val="Título Char"/>
+    <w:basedOn w:val="Fontepargpadro"/>
+    <w:link w:val="Ttulo"/>
+    <w:uiPriority w:val="10"/>
+    <w:rsid w:val="0054442A"/>
+    <w:rPr>
+      <w:rFonts w:asciiTheme="majorHAnsi" w:eastAsiaTheme="majorEastAsia" w:hAnsiTheme="majorHAnsi" w:cstheme="majorBidi"/>
+      <w:spacing w:val="-10"/>
+      <w:kern w:val="28"/>
+      <w:sz w:val="56"/>
+      <w:szCs w:val="56"/>
+    </w:rPr>
+  </w:style>
+  <w:style w:type="paragraph" w:styleId="Subttulo">
+    <w:name w:val="Subtitle"/>
+    <w:basedOn w:val="Normal"/>
+    <w:next w:val="Normal"/>
+    <w:link w:val="SubttuloChar"/>
+    <w:uiPriority w:val="11"/>
     <w:qFormat/>
+    <w:rsid w:val="0054442A"/>
+    <w:pPr>
+      <w:numPr>
+        <w:ilvl w:val="1"/>
+      </w:numPr>
+    </w:pPr>
     <w:rPr>
-      <w:b/>
-      <w:bCs/>
+      <w:rFonts w:eastAsiaTheme="majorEastAsia" w:cstheme="majorBidi"/>
+      <w:color w:val="595959" w:themeColor="text1" w:themeTint="A6"/>
+      <w:spacing w:val="15"/>
+      <w:sz w:val="28"/>
+      <w:szCs w:val="28"/>
+    </w:rPr>
+  </w:style>
+  <w:style w:type="character" w:customStyle="1" w:styleId="SubttuloChar">
+    <w:name w:val="Subtítulo Char"/>
+    <w:basedOn w:val="Fontepargpadro"/>
+    <w:link w:val="Subttulo"/>
+    <w:uiPriority w:val="11"/>
+    <w:rsid w:val="0054442A"/>
+    <w:rPr>
+      <w:rFonts w:eastAsiaTheme="majorEastAsia" w:cstheme="majorBidi"/>
+      <w:color w:val="595959" w:themeColor="text1" w:themeTint="A6"/>
+      <w:spacing w:val="15"/>
+      <w:sz w:val="28"/>
+      <w:szCs w:val="28"/>
+    </w:rPr>
+  </w:style>
+  <w:style w:type="paragraph" w:styleId="Citao">
+    <w:name w:val="Quote"/>
+    <w:basedOn w:val="Normal"/>
+    <w:next w:val="Normal"/>
+    <w:link w:val="CitaoChar"/>
+    <w:uiPriority w:val="29"/>
+    <w:qFormat/>
+    <w:rsid w:val="0054442A"/>
+    <w:pPr>
+      <w:spacing w:before="160"/>
+      <w:jc w:val="center"/>
+    </w:pPr>
+    <w:rPr>
+      <w:i/>
+      <w:iCs/>
+      <w:color w:val="404040" w:themeColor="text1" w:themeTint="BF"/>
+    </w:rPr>
+  </w:style>
+  <w:style w:type="character" w:customStyle="1" w:styleId="CitaoChar">
+    <w:name w:val="Citação Char"/>
+    <w:basedOn w:val="Fontepargpadro"/>
+    <w:link w:val="Citao"/>
+    <w:uiPriority w:val="29"/>
+    <w:rsid w:val="0054442A"/>
+    <w:rPr>
+      <w:i/>
+      <w:iCs/>
+      <w:color w:val="404040" w:themeColor="text1" w:themeTint="BF"/>
     </w:rPr>
   </w:style>
   <w:style w:type="paragraph" w:styleId="PargrafodaLista">
     <w:name w:val="List Paragraph"/>
+    <w:basedOn w:val="Normal"/>
     <w:qFormat/>
+    <w:rsid w:val="0054442A"/>
+    <w:pPr>
+      <w:ind w:left="720"/>
+      <w:contextualSpacing/>
+    </w:pPr>
   </w:style>
-  <w:style w:type="character" w:styleId="Hyperlink">
-    <w:name w:val="Hyperlink"/>
-    <w:uiPriority w:val="99"/>
-    <w:unhideWhenUsed/>
+  <w:style w:type="character" w:styleId="nfaseIntensa">
+    <w:name w:val="Intense Emphasis"/>
+    <w:basedOn w:val="Fontepargpadro"/>
+    <w:uiPriority w:val="21"/>
+    <w:qFormat/>
+    <w:rsid w:val="0054442A"/>
     <w:rPr>
-      <w:color w:val="0563C1"/>
-      <w:u w:val="single"/>
+      <w:i/>
+      <w:iCs/>
+      <w:color w:val="0F4761" w:themeColor="accent1" w:themeShade="BF"/>
     </w:rPr>
   </w:style>
-  <w:style w:type="character" w:styleId="Refdenotaderodap">
-    <w:name w:val="footnote reference"/>
-    <w:uiPriority w:val="99"/>
-    <w:semiHidden/>
-    <w:unhideWhenUsed/>
+  <w:style w:type="paragraph" w:styleId="CitaoIntensa">
+    <w:name w:val="Intense Quote"/>
+    <w:basedOn w:val="Normal"/>
+    <w:next w:val="Normal"/>
+    <w:link w:val="CitaoIntensaChar"/>
+    <w:uiPriority w:val="30"/>
+    <w:qFormat/>
+    <w:rsid w:val="0054442A"/>
+    <w:pPr>
+      <w:pBdr>
+        <w:top w:val="single" w:sz="4" w:space="10" w:color="0F4761" w:themeColor="accent1" w:themeShade="BF"/>
+        <w:bottom w:val="single" w:sz="4" w:space="10" w:color="0F4761" w:themeColor="accent1" w:themeShade="BF"/>
+      </w:pBdr>
+      <w:spacing w:before="360" w:after="360"/>
+      <w:ind w:left="864" w:right="864"/>
+      <w:jc w:val="center"/>
+    </w:pPr>
     <w:rPr>
-      <w:vertAlign w:val="superscript"/>
+      <w:i/>
+      <w:iCs/>
+      <w:color w:val="0F4761" w:themeColor="accent1" w:themeShade="BF"/>
     </w:rPr>
   </w:style>
-  <w:style w:type="paragraph" w:styleId="Textodenotaderodap">
-    <w:name w:val="footnote text"/>
-    <w:link w:val="TextodenotaderodapChar"/>
-    <w:uiPriority w:val="99"/>
-    <w:semiHidden/>
-    <w:unhideWhenUsed/>
+  <w:style w:type="character" w:customStyle="1" w:styleId="CitaoIntensaChar">
+    <w:name w:val="Citação Intensa Char"/>
+    <w:basedOn w:val="Fontepargpadro"/>
+    <w:link w:val="CitaoIntensa"/>
+    <w:uiPriority w:val="30"/>
+    <w:rsid w:val="0054442A"/>
     <w:rPr>
-      <w:sz w:val="20"/>
-      <w:szCs w:val="20"/>
+      <w:i/>
+      <w:iCs/>
+      <w:color w:val="0F4761" w:themeColor="accent1" w:themeShade="BF"/>
     </w:rPr>
   </w:style>
-  <w:style w:type="character" w:customStyle="1" w:styleId="TextodenotaderodapChar">
-    <w:name w:val="Texto de nota de rodapé Char"/>
-    <w:link w:val="Textodenotaderodap"/>
-    <w:uiPriority w:val="99"/>
-    <w:semiHidden/>
-    <w:unhideWhenUsed/>
+  <w:style w:type="character" w:styleId="RefernciaIntensa">
+    <w:name w:val="Intense Reference"/>
+    <w:basedOn w:val="Fontepargpadro"/>
+    <w:uiPriority w:val="32"/>
+    <w:qFormat/>
+    <w:rsid w:val="0054442A"/>
     <w:rPr>
-      <w:sz w:val="20"/>
-      <w:szCs w:val="20"/>
-    </w:rPr>
-  </w:style>
-  <w:style w:type="character" w:styleId="Refdenotadefim">
-    <w:name w:val="endnote reference"/>
-    <w:uiPriority w:val="99"/>
-    <w:semiHidden/>
-    <w:unhideWhenUsed/>
-    <w:rPr>
-      <w:vertAlign w:val="superscript"/>
-    </w:rPr>
-  </w:style>
-  <w:style w:type="paragraph" w:styleId="Textodenotadefim">
-    <w:name w:val="endnote text"/>
-    <w:link w:val="TextodenotadefimChar"/>
-    <w:uiPriority w:val="99"/>
-    <w:semiHidden/>
-    <w:unhideWhenUsed/>
-    <w:rPr>
-      <w:sz w:val="20"/>
-      <w:szCs w:val="20"/>
-    </w:rPr>
-  </w:style>
-  <w:style w:type="character" w:customStyle="1" w:styleId="TextodenotadefimChar">
-    <w:name w:val="Texto de nota de fim Char"/>
-    <w:link w:val="Textodenotadefim"/>
-    <w:uiPriority w:val="99"/>
-    <w:semiHidden/>
-    <w:unhideWhenUsed/>
-    <w:rPr>
-      <w:sz w:val="20"/>
-      <w:szCs w:val="20"/>
+      <w:b/>
+      <w:bCs/>
+      <w:smallCaps/>
+      <w:color w:val="0F4761" w:themeColor="accent1" w:themeShade="BF"/>
+      <w:spacing w:val="5"/>
     </w:rPr>
   </w:style>
 </w:styles>
